--- a/report_hypothesis_1_combinations.docx
+++ b/report_hypothesis_1_combinations.docx
@@ -9,7 +9,7 @@
       <w:r>
         <w:rPr>
           <w:b/>
-          <w:color w:val="1F3864"/>
+          <w:color w:val="1F3A5F"/>
           <w:sz w:val="44"/>
         </w:rPr>
         <w:br/>
@@ -24,7 +24,7 @@
       </w:pPr>
       <w:r>
         <w:rPr>
-          <w:color w:val="1F3864"/>
+          <w:color w:val="4A4A4A"/>
           <w:sz w:val="32"/>
         </w:rPr>
         <w:t>Гипотеза 1: Значимые комбинации</w:t>
@@ -38,14 +38,13 @@
       </w:pPr>
       <w:r>
         <w:rPr>
-          <w:color w:val="666666"/>
-          <w:sz w:val="24"/>
+          <w:i/>
+          <w:sz w:val="28"/>
         </w:rPr>
         <w:br/>
         <w:br/>
+        <w:br/>
         <w:t>Проект ДМУКП</w:t>
-        <w:br/>
-        <w:t>Ноутбук: EDA/hypothesis_1_combinations.ipynb</w:t>
       </w:r>
     </w:p>
     <w:p>
@@ -272,19 +271,19 @@
     </w:p>
     <w:tbl>
       <w:tblPr>
-        <w:tblStyle w:val="LightGrid-Accent1"/>
+        <w:tblStyle w:val="TableGrid"/>
         <w:tblW w:type="auto" w:w="0"/>
         <w:jc w:val="center"/>
         <w:tblLook w:firstColumn="1" w:firstRow="1" w:lastColumn="0" w:lastRow="0" w:noHBand="0" w:noVBand="1" w:val="04A0"/>
       </w:tblPr>
       <w:tblGrid>
-        <w:gridCol w:w="4844"/>
-        <w:gridCol w:w="4844"/>
+        <w:gridCol w:w="4320"/>
+        <w:gridCol w:w="4320"/>
       </w:tblGrid>
       <w:tr>
         <w:tc>
           <w:tcPr>
-            <w:tcW w:type="dxa" w:w="4844"/>
+            <w:tcW w:type="dxa" w:w="4320"/>
           </w:tcPr>
           <w:p>
             <w:r>
@@ -297,7 +296,7 @@
         </w:tc>
         <w:tc>
           <w:tcPr>
-            <w:tcW w:type="dxa" w:w="4844"/>
+            <w:tcW w:type="dxa" w:w="4320"/>
           </w:tcPr>
           <w:p>
             <w:r>
@@ -312,7 +311,7 @@
       <w:tr>
         <w:tc>
           <w:tcPr>
-            <w:tcW w:type="dxa" w:w="4844"/>
+            <w:tcW w:type="dxa" w:w="4320"/>
           </w:tcPr>
           <w:p>
             <w:r>
@@ -322,7 +321,7 @@
         </w:tc>
         <w:tc>
           <w:tcPr>
-            <w:tcW w:type="dxa" w:w="4844"/>
+            <w:tcW w:type="dxa" w:w="4320"/>
           </w:tcPr>
           <w:p>
             <w:r>
@@ -334,7 +333,7 @@
       <w:tr>
         <w:tc>
           <w:tcPr>
-            <w:tcW w:type="dxa" w:w="4844"/>
+            <w:tcW w:type="dxa" w:w="4320"/>
           </w:tcPr>
           <w:p>
             <w:r>
@@ -344,7 +343,7 @@
         </w:tc>
         <w:tc>
           <w:tcPr>
-            <w:tcW w:type="dxa" w:w="4844"/>
+            <w:tcW w:type="dxa" w:w="4320"/>
           </w:tcPr>
           <w:p>
             <w:r>
@@ -356,7 +355,7 @@
       <w:tr>
         <w:tc>
           <w:tcPr>
-            <w:tcW w:type="dxa" w:w="4844"/>
+            <w:tcW w:type="dxa" w:w="4320"/>
           </w:tcPr>
           <w:p>
             <w:r>
@@ -366,7 +365,7 @@
         </w:tc>
         <w:tc>
           <w:tcPr>
-            <w:tcW w:type="dxa" w:w="4844"/>
+            <w:tcW w:type="dxa" w:w="4320"/>
           </w:tcPr>
           <w:p>
             <w:r>
@@ -378,7 +377,7 @@
       <w:tr>
         <w:tc>
           <w:tcPr>
-            <w:tcW w:type="dxa" w:w="4844"/>
+            <w:tcW w:type="dxa" w:w="4320"/>
           </w:tcPr>
           <w:p>
             <w:r>
@@ -388,7 +387,7 @@
         </w:tc>
         <w:tc>
           <w:tcPr>
-            <w:tcW w:type="dxa" w:w="4844"/>
+            <w:tcW w:type="dxa" w:w="4320"/>
           </w:tcPr>
           <w:p>
             <w:r>
@@ -431,20 +430,20 @@
     </w:p>
     <w:tbl>
       <w:tblPr>
-        <w:tblStyle w:val="LightGrid-Accent1"/>
+        <w:tblStyle w:val="TableGrid"/>
         <w:tblW w:type="auto" w:w="0"/>
         <w:jc w:val="center"/>
         <w:tblLook w:firstColumn="1" w:firstRow="1" w:lastColumn="0" w:lastRow="0" w:noHBand="0" w:noVBand="1" w:val="04A0"/>
       </w:tblPr>
       <w:tblGrid>
-        <w:gridCol w:w="3230"/>
-        <w:gridCol w:w="3230"/>
-        <w:gridCol w:w="3230"/>
+        <w:gridCol w:w="2880"/>
+        <w:gridCol w:w="2880"/>
+        <w:gridCol w:w="2880"/>
       </w:tblGrid>
       <w:tr>
         <w:tc>
           <w:tcPr>
-            <w:tcW w:type="dxa" w:w="3230"/>
+            <w:tcW w:type="dxa" w:w="2880"/>
           </w:tcPr>
           <w:p>
             <w:r>
@@ -456,7 +455,7 @@
         </w:tc>
         <w:tc>
           <w:tcPr>
-            <w:tcW w:type="dxa" w:w="3230"/>
+            <w:tcW w:type="dxa" w:w="2880"/>
           </w:tcPr>
           <w:p>
             <w:r>
@@ -469,7 +468,7 @@
         </w:tc>
         <w:tc>
           <w:tcPr>
-            <w:tcW w:type="dxa" w:w="3230"/>
+            <w:tcW w:type="dxa" w:w="2880"/>
           </w:tcPr>
           <w:p>
             <w:r>
@@ -484,7 +483,7 @@
       <w:tr>
         <w:tc>
           <w:tcPr>
-            <w:tcW w:type="dxa" w:w="3230"/>
+            <w:tcW w:type="dxa" w:w="2880"/>
           </w:tcPr>
           <w:p>
             <w:r>
@@ -494,7 +493,7 @@
         </w:tc>
         <w:tc>
           <w:tcPr>
-            <w:tcW w:type="dxa" w:w="3230"/>
+            <w:tcW w:type="dxa" w:w="2880"/>
           </w:tcPr>
           <w:p>
             <w:r>
@@ -504,7 +503,7 @@
         </w:tc>
         <w:tc>
           <w:tcPr>
-            <w:tcW w:type="dxa" w:w="3230"/>
+            <w:tcW w:type="dxa" w:w="2880"/>
           </w:tcPr>
           <w:p>
             <w:r>
@@ -516,7 +515,7 @@
       <w:tr>
         <w:tc>
           <w:tcPr>
-            <w:tcW w:type="dxa" w:w="3230"/>
+            <w:tcW w:type="dxa" w:w="2880"/>
           </w:tcPr>
           <w:p>
             <w:r>
@@ -526,7 +525,7 @@
         </w:tc>
         <w:tc>
           <w:tcPr>
-            <w:tcW w:type="dxa" w:w="3230"/>
+            <w:tcW w:type="dxa" w:w="2880"/>
           </w:tcPr>
           <w:p>
             <w:r>
@@ -536,7 +535,7 @@
         </w:tc>
         <w:tc>
           <w:tcPr>
-            <w:tcW w:type="dxa" w:w="3230"/>
+            <w:tcW w:type="dxa" w:w="2880"/>
           </w:tcPr>
           <w:p>
             <w:r>
@@ -829,19 +828,19 @@
     </w:p>
     <w:tbl>
       <w:tblPr>
-        <w:tblStyle w:val="LightGrid-Accent1"/>
+        <w:tblStyle w:val="TableGrid"/>
         <w:tblW w:type="auto" w:w="0"/>
         <w:jc w:val="center"/>
         <w:tblLook w:firstColumn="1" w:firstRow="1" w:lastColumn="0" w:lastRow="0" w:noHBand="0" w:noVBand="1" w:val="04A0"/>
       </w:tblPr>
       <w:tblGrid>
-        <w:gridCol w:w="4844"/>
-        <w:gridCol w:w="4844"/>
+        <w:gridCol w:w="4320"/>
+        <w:gridCol w:w="4320"/>
       </w:tblGrid>
       <w:tr>
         <w:tc>
           <w:tcPr>
-            <w:tcW w:type="dxa" w:w="4844"/>
+            <w:tcW w:type="dxa" w:w="4320"/>
           </w:tcPr>
           <w:p>
             <w:r>
@@ -851,7 +850,7 @@
         </w:tc>
         <w:tc>
           <w:tcPr>
-            <w:tcW w:type="dxa" w:w="4844"/>
+            <w:tcW w:type="dxa" w:w="4320"/>
           </w:tcPr>
           <w:p>
             <w:r>
@@ -863,7 +862,7 @@
       <w:tr>
         <w:tc>
           <w:tcPr>
-            <w:tcW w:type="dxa" w:w="4844"/>
+            <w:tcW w:type="dxa" w:w="4320"/>
           </w:tcPr>
           <w:p>
             <w:r>
@@ -873,7 +872,7 @@
         </w:tc>
         <w:tc>
           <w:tcPr>
-            <w:tcW w:type="dxa" w:w="4844"/>
+            <w:tcW w:type="dxa" w:w="4320"/>
           </w:tcPr>
           <w:p>
             <w:r>
@@ -885,7 +884,7 @@
       <w:tr>
         <w:tc>
           <w:tcPr>
-            <w:tcW w:type="dxa" w:w="4844"/>
+            <w:tcW w:type="dxa" w:w="4320"/>
           </w:tcPr>
           <w:p>
             <w:r>
@@ -895,7 +894,7 @@
         </w:tc>
         <w:tc>
           <w:tcPr>
-            <w:tcW w:type="dxa" w:w="4844"/>
+            <w:tcW w:type="dxa" w:w="4320"/>
           </w:tcPr>
           <w:p>
             <w:r>
@@ -907,7 +906,7 @@
       <w:tr>
         <w:tc>
           <w:tcPr>
-            <w:tcW w:type="dxa" w:w="4844"/>
+            <w:tcW w:type="dxa" w:w="4320"/>
           </w:tcPr>
           <w:p>
             <w:r>
@@ -917,7 +916,7 @@
         </w:tc>
         <w:tc>
           <w:tcPr>
-            <w:tcW w:type="dxa" w:w="4844"/>
+            <w:tcW w:type="dxa" w:w="4320"/>
           </w:tcPr>
           <w:p>
             <w:r>
@@ -943,32 +942,32 @@
     </w:p>
     <w:tbl>
       <w:tblPr>
-        <w:tblStyle w:val="LightGrid-Accent1"/>
+        <w:tblStyle w:val="TableGrid"/>
         <w:tblW w:type="auto" w:w="0"/>
         <w:jc w:val="center"/>
         <w:tblLook w:firstColumn="1" w:firstRow="1" w:lastColumn="0" w:lastRow="0" w:noHBand="0" w:noVBand="1" w:val="04A0"/>
       </w:tblPr>
       <w:tblGrid>
-        <w:gridCol w:w="1077"/>
-        <w:gridCol w:w="1077"/>
-        <w:gridCol w:w="1077"/>
-        <w:gridCol w:w="1077"/>
-        <w:gridCol w:w="1077"/>
-        <w:gridCol w:w="1077"/>
-        <w:gridCol w:w="1077"/>
-        <w:gridCol w:w="1077"/>
-        <w:gridCol w:w="1077"/>
+        <w:gridCol w:w="960"/>
+        <w:gridCol w:w="960"/>
+        <w:gridCol w:w="960"/>
+        <w:gridCol w:w="960"/>
+        <w:gridCol w:w="960"/>
+        <w:gridCol w:w="960"/>
+        <w:gridCol w:w="960"/>
+        <w:gridCol w:w="960"/>
+        <w:gridCol w:w="960"/>
       </w:tblGrid>
       <w:tr>
         <w:tc>
           <w:tcPr>
-            <w:tcW w:type="dxa" w:w="1077"/>
+            <w:tcW w:type="dxa" w:w="960"/>
           </w:tcPr>
           <w:p>
             <w:r>
               <w:rPr>
                 <w:b/>
-                <w:sz w:val="18"/>
+                <w:sz w:val="20"/>
               </w:rPr>
               <w:t>№</w:t>
             </w:r>
@@ -976,13 +975,13 @@
         </w:tc>
         <w:tc>
           <w:tcPr>
-            <w:tcW w:type="dxa" w:w="1077"/>
+            <w:tcW w:type="dxa" w:w="960"/>
           </w:tcPr>
           <w:p>
             <w:r>
               <w:rPr>
                 <w:b/>
-                <w:sz w:val="18"/>
+                <w:sz w:val="20"/>
               </w:rPr>
               <w:t>ФП</w:t>
             </w:r>
@@ -990,13 +989,13 @@
         </w:tc>
         <w:tc>
           <w:tcPr>
-            <w:tcW w:type="dxa" w:w="1077"/>
+            <w:tcW w:type="dxa" w:w="960"/>
           </w:tcPr>
           <w:p>
             <w:r>
               <w:rPr>
                 <w:b/>
-                <w:sz w:val="18"/>
+                <w:sz w:val="20"/>
               </w:rPr>
               <w:t>Компаний</w:t>
             </w:r>
@@ -1004,13 +1003,13 @@
         </w:tc>
         <w:tc>
           <w:tcPr>
-            <w:tcW w:type="dxa" w:w="1077"/>
+            <w:tcW w:type="dxa" w:w="960"/>
           </w:tcPr>
           <w:p>
             <w:r>
               <w:rPr>
                 <w:b/>
-                <w:sz w:val="18"/>
+                <w:sz w:val="20"/>
               </w:rPr>
               <w:t>Support</w:t>
             </w:r>
@@ -1018,13 +1017,13 @@
         </w:tc>
         <w:tc>
           <w:tcPr>
-            <w:tcW w:type="dxa" w:w="1077"/>
+            <w:tcW w:type="dxa" w:w="960"/>
           </w:tcPr>
           <w:p>
             <w:r>
               <w:rPr>
                 <w:b/>
-                <w:sz w:val="18"/>
+                <w:sz w:val="20"/>
               </w:rPr>
               <w:t>Дефолтов</w:t>
             </w:r>
@@ -1032,13 +1031,13 @@
         </w:tc>
         <w:tc>
           <w:tcPr>
-            <w:tcW w:type="dxa" w:w="1077"/>
+            <w:tcW w:type="dxa" w:w="960"/>
           </w:tcPr>
           <w:p>
             <w:r>
               <w:rPr>
                 <w:b/>
-                <w:sz w:val="18"/>
+                <w:sz w:val="20"/>
               </w:rPr>
               <w:t>Confidence</w:t>
             </w:r>
@@ -1046,13 +1045,13 @@
         </w:tc>
         <w:tc>
           <w:tcPr>
-            <w:tcW w:type="dxa" w:w="1077"/>
+            <w:tcW w:type="dxa" w:w="960"/>
           </w:tcPr>
           <w:p>
             <w:r>
               <w:rPr>
                 <w:b/>
-                <w:sz w:val="18"/>
+                <w:sz w:val="20"/>
               </w:rPr>
               <w:t>Lift</w:t>
             </w:r>
@@ -1060,13 +1059,13 @@
         </w:tc>
         <w:tc>
           <w:tcPr>
-            <w:tcW w:type="dxa" w:w="1077"/>
+            <w:tcW w:type="dxa" w:w="960"/>
           </w:tcPr>
           <w:p>
             <w:r>
               <w:rPr>
                 <w:b/>
-                <w:sz w:val="18"/>
+                <w:sz w:val="20"/>
               </w:rPr>
               <w:t>FDR</w:t>
             </w:r>
@@ -1074,13 +1073,13 @@
         </w:tc>
         <w:tc>
           <w:tcPr>
-            <w:tcW w:type="dxa" w:w="1077"/>
+            <w:tcW w:type="dxa" w:w="960"/>
           </w:tcPr>
           <w:p>
             <w:r>
               <w:rPr>
                 <w:b/>
-                <w:sz w:val="18"/>
+                <w:sz w:val="20"/>
               </w:rPr>
               <w:t>Значим?</w:t>
             </w:r>
@@ -1090,12 +1089,12 @@
       <w:tr>
         <w:tc>
           <w:tcPr>
-            <w:tcW w:type="dxa" w:w="1077"/>
-          </w:tcPr>
-          <w:p>
-            <w:r>
-              <w:rPr>
-                <w:sz w:val="18"/>
+            <w:tcW w:type="dxa" w:w="960"/>
+          </w:tcPr>
+          <w:p>
+            <w:r>
+              <w:rPr>
+                <w:sz w:val="20"/>
               </w:rPr>
               <w:t>1</w:t>
             </w:r>
@@ -1103,12 +1102,12 @@
         </w:tc>
         <w:tc>
           <w:tcPr>
-            <w:tcW w:type="dxa" w:w="1077"/>
-          </w:tcPr>
-          <w:p>
-            <w:r>
-              <w:rPr>
-                <w:sz w:val="18"/>
+            <w:tcW w:type="dxa" w:w="960"/>
+          </w:tcPr>
+          <w:p>
+            <w:r>
+              <w:rPr>
+                <w:sz w:val="20"/>
               </w:rPr>
               <w:t>15.1.3</w:t>
             </w:r>
@@ -1116,12 +1115,12 @@
         </w:tc>
         <w:tc>
           <w:tcPr>
-            <w:tcW w:type="dxa" w:w="1077"/>
-          </w:tcPr>
-          <w:p>
-            <w:r>
-              <w:rPr>
-                <w:sz w:val="18"/>
+            <w:tcW w:type="dxa" w:w="960"/>
+          </w:tcPr>
+          <w:p>
+            <w:r>
+              <w:rPr>
+                <w:sz w:val="20"/>
               </w:rPr>
               <w:t>19</w:t>
             </w:r>
@@ -1129,12 +1128,12 @@
         </w:tc>
         <w:tc>
           <w:tcPr>
-            <w:tcW w:type="dxa" w:w="1077"/>
-          </w:tcPr>
-          <w:p>
-            <w:r>
-              <w:rPr>
-                <w:sz w:val="18"/>
+            <w:tcW w:type="dxa" w:w="960"/>
+          </w:tcPr>
+          <w:p>
+            <w:r>
+              <w:rPr>
+                <w:sz w:val="20"/>
               </w:rPr>
               <w:t>0.0019</w:t>
             </w:r>
@@ -1142,12 +1141,12 @@
         </w:tc>
         <w:tc>
           <w:tcPr>
-            <w:tcW w:type="dxa" w:w="1077"/>
-          </w:tcPr>
-          <w:p>
-            <w:r>
-              <w:rPr>
-                <w:sz w:val="18"/>
+            <w:tcW w:type="dxa" w:w="960"/>
+          </w:tcPr>
+          <w:p>
+            <w:r>
+              <w:rPr>
+                <w:sz w:val="20"/>
               </w:rPr>
               <w:t>12</w:t>
             </w:r>
@@ -1155,12 +1154,12 @@
         </w:tc>
         <w:tc>
           <w:tcPr>
-            <w:tcW w:type="dxa" w:w="1077"/>
-          </w:tcPr>
-          <w:p>
-            <w:r>
-              <w:rPr>
-                <w:sz w:val="18"/>
+            <w:tcW w:type="dxa" w:w="960"/>
+          </w:tcPr>
+          <w:p>
+            <w:r>
+              <w:rPr>
+                <w:sz w:val="20"/>
               </w:rPr>
               <w:t>63.16%</w:t>
             </w:r>
@@ -1168,12 +1167,12 @@
         </w:tc>
         <w:tc>
           <w:tcPr>
-            <w:tcW w:type="dxa" w:w="1077"/>
-          </w:tcPr>
-          <w:p>
-            <w:r>
-              <w:rPr>
-                <w:sz w:val="18"/>
+            <w:tcW w:type="dxa" w:w="960"/>
+          </w:tcPr>
+          <w:p>
+            <w:r>
+              <w:rPr>
+                <w:sz w:val="20"/>
               </w:rPr>
               <w:t>32.11</w:t>
             </w:r>
@@ -1181,12 +1180,12 @@
         </w:tc>
         <w:tc>
           <w:tcPr>
-            <w:tcW w:type="dxa" w:w="1077"/>
-          </w:tcPr>
-          <w:p>
-            <w:r>
-              <w:rPr>
-                <w:sz w:val="18"/>
+            <w:tcW w:type="dxa" w:w="960"/>
+          </w:tcPr>
+          <w:p>
+            <w:r>
+              <w:rPr>
+                <w:sz w:val="20"/>
               </w:rPr>
               <w:t>2.67e-15</w:t>
             </w:r>
@@ -1194,12 +1193,12 @@
         </w:tc>
         <w:tc>
           <w:tcPr>
-            <w:tcW w:type="dxa" w:w="1077"/>
-          </w:tcPr>
-          <w:p>
-            <w:r>
-              <w:rPr>
-                <w:sz w:val="18"/>
+            <w:tcW w:type="dxa" w:w="960"/>
+          </w:tcPr>
+          <w:p>
+            <w:r>
+              <w:rPr>
+                <w:sz w:val="20"/>
               </w:rPr>
               <w:t>Да</w:t>
             </w:r>
@@ -1209,12 +1208,12 @@
       <w:tr>
         <w:tc>
           <w:tcPr>
-            <w:tcW w:type="dxa" w:w="1077"/>
-          </w:tcPr>
-          <w:p>
-            <w:r>
-              <w:rPr>
-                <w:sz w:val="18"/>
+            <w:tcW w:type="dxa" w:w="960"/>
+          </w:tcPr>
+          <w:p>
+            <w:r>
+              <w:rPr>
+                <w:sz w:val="20"/>
               </w:rPr>
               <w:t>2</w:t>
             </w:r>
@@ -1222,12 +1221,12 @@
         </w:tc>
         <w:tc>
           <w:tcPr>
-            <w:tcW w:type="dxa" w:w="1077"/>
-          </w:tcPr>
-          <w:p>
-            <w:r>
-              <w:rPr>
-                <w:sz w:val="18"/>
+            <w:tcW w:type="dxa" w:w="960"/>
+          </w:tcPr>
+          <w:p>
+            <w:r>
+              <w:rPr>
+                <w:sz w:val="20"/>
               </w:rPr>
               <w:t>41</w:t>
             </w:r>
@@ -1235,12 +1234,12 @@
         </w:tc>
         <w:tc>
           <w:tcPr>
-            <w:tcW w:type="dxa" w:w="1077"/>
-          </w:tcPr>
-          <w:p>
-            <w:r>
-              <w:rPr>
-                <w:sz w:val="18"/>
+            <w:tcW w:type="dxa" w:w="960"/>
+          </w:tcPr>
+          <w:p>
+            <w:r>
+              <w:rPr>
+                <w:sz w:val="20"/>
               </w:rPr>
               <w:t>10</w:t>
             </w:r>
@@ -1248,12 +1247,12 @@
         </w:tc>
         <w:tc>
           <w:tcPr>
-            <w:tcW w:type="dxa" w:w="1077"/>
-          </w:tcPr>
-          <w:p>
-            <w:r>
-              <w:rPr>
-                <w:sz w:val="18"/>
+            <w:tcW w:type="dxa" w:w="960"/>
+          </w:tcPr>
+          <w:p>
+            <w:r>
+              <w:rPr>
+                <w:sz w:val="20"/>
               </w:rPr>
               <w:t>0.0010</w:t>
             </w:r>
@@ -1261,12 +1260,12 @@
         </w:tc>
         <w:tc>
           <w:tcPr>
-            <w:tcW w:type="dxa" w:w="1077"/>
-          </w:tcPr>
-          <w:p>
-            <w:r>
-              <w:rPr>
-                <w:sz w:val="18"/>
+            <w:tcW w:type="dxa" w:w="960"/>
+          </w:tcPr>
+          <w:p>
+            <w:r>
+              <w:rPr>
+                <w:sz w:val="20"/>
               </w:rPr>
               <w:t>4</w:t>
             </w:r>
@@ -1274,12 +1273,12 @@
         </w:tc>
         <w:tc>
           <w:tcPr>
-            <w:tcW w:type="dxa" w:w="1077"/>
-          </w:tcPr>
-          <w:p>
-            <w:r>
-              <w:rPr>
-                <w:sz w:val="18"/>
+            <w:tcW w:type="dxa" w:w="960"/>
+          </w:tcPr>
+          <w:p>
+            <w:r>
+              <w:rPr>
+                <w:sz w:val="20"/>
               </w:rPr>
               <w:t>40.00%</w:t>
             </w:r>
@@ -1287,12 +1286,12 @@
         </w:tc>
         <w:tc>
           <w:tcPr>
-            <w:tcW w:type="dxa" w:w="1077"/>
-          </w:tcPr>
-          <w:p>
-            <w:r>
-              <w:rPr>
-                <w:sz w:val="18"/>
+            <w:tcW w:type="dxa" w:w="960"/>
+          </w:tcPr>
+          <w:p>
+            <w:r>
+              <w:rPr>
+                <w:sz w:val="20"/>
               </w:rPr>
               <w:t>20.34</w:t>
             </w:r>
@@ -1300,12 +1299,12 @@
         </w:tc>
         <w:tc>
           <w:tcPr>
-            <w:tcW w:type="dxa" w:w="1077"/>
-          </w:tcPr>
-          <w:p>
-            <w:r>
-              <w:rPr>
-                <w:sz w:val="18"/>
+            <w:tcW w:type="dxa" w:w="960"/>
+          </w:tcPr>
+          <w:p>
+            <w:r>
+              <w:rPr>
+                <w:sz w:val="20"/>
               </w:rPr>
               <w:t>2.41e-04</w:t>
             </w:r>
@@ -1313,12 +1312,12 @@
         </w:tc>
         <w:tc>
           <w:tcPr>
-            <w:tcW w:type="dxa" w:w="1077"/>
-          </w:tcPr>
-          <w:p>
-            <w:r>
-              <w:rPr>
-                <w:sz w:val="18"/>
+            <w:tcW w:type="dxa" w:w="960"/>
+          </w:tcPr>
+          <w:p>
+            <w:r>
+              <w:rPr>
+                <w:sz w:val="20"/>
               </w:rPr>
               <w:t>Да</w:t>
             </w:r>
@@ -1328,12 +1327,12 @@
       <w:tr>
         <w:tc>
           <w:tcPr>
-            <w:tcW w:type="dxa" w:w="1077"/>
-          </w:tcPr>
-          <w:p>
-            <w:r>
-              <w:rPr>
-                <w:sz w:val="18"/>
+            <w:tcW w:type="dxa" w:w="960"/>
+          </w:tcPr>
+          <w:p>
+            <w:r>
+              <w:rPr>
+                <w:sz w:val="20"/>
               </w:rPr>
               <w:t>3</w:t>
             </w:r>
@@ -1341,12 +1340,12 @@
         </w:tc>
         <w:tc>
           <w:tcPr>
-            <w:tcW w:type="dxa" w:w="1077"/>
-          </w:tcPr>
-          <w:p>
-            <w:r>
-              <w:rPr>
-                <w:sz w:val="18"/>
+            <w:tcW w:type="dxa" w:w="960"/>
+          </w:tcPr>
+          <w:p>
+            <w:r>
+              <w:rPr>
+                <w:sz w:val="20"/>
               </w:rPr>
               <w:t>44.1</w:t>
             </w:r>
@@ -1354,12 +1353,12 @@
         </w:tc>
         <w:tc>
           <w:tcPr>
-            <w:tcW w:type="dxa" w:w="1077"/>
-          </w:tcPr>
-          <w:p>
-            <w:r>
-              <w:rPr>
-                <w:sz w:val="18"/>
+            <w:tcW w:type="dxa" w:w="960"/>
+          </w:tcPr>
+          <w:p>
+            <w:r>
+              <w:rPr>
+                <w:sz w:val="20"/>
               </w:rPr>
               <w:t>8</w:t>
             </w:r>
@@ -1367,12 +1366,12 @@
         </w:tc>
         <w:tc>
           <w:tcPr>
-            <w:tcW w:type="dxa" w:w="1077"/>
-          </w:tcPr>
-          <w:p>
-            <w:r>
-              <w:rPr>
-                <w:sz w:val="18"/>
+            <w:tcW w:type="dxa" w:w="960"/>
+          </w:tcPr>
+          <w:p>
+            <w:r>
+              <w:rPr>
+                <w:sz w:val="20"/>
               </w:rPr>
               <w:t>0.0008</w:t>
             </w:r>
@@ -1380,12 +1379,12 @@
         </w:tc>
         <w:tc>
           <w:tcPr>
-            <w:tcW w:type="dxa" w:w="1077"/>
-          </w:tcPr>
-          <w:p>
-            <w:r>
-              <w:rPr>
-                <w:sz w:val="18"/>
+            <w:tcW w:type="dxa" w:w="960"/>
+          </w:tcPr>
+          <w:p>
+            <w:r>
+              <w:rPr>
+                <w:sz w:val="20"/>
               </w:rPr>
               <w:t>3</w:t>
             </w:r>
@@ -1393,12 +1392,12 @@
         </w:tc>
         <w:tc>
           <w:tcPr>
-            <w:tcW w:type="dxa" w:w="1077"/>
-          </w:tcPr>
-          <w:p>
-            <w:r>
-              <w:rPr>
-                <w:sz w:val="18"/>
+            <w:tcW w:type="dxa" w:w="960"/>
+          </w:tcPr>
+          <w:p>
+            <w:r>
+              <w:rPr>
+                <w:sz w:val="20"/>
               </w:rPr>
               <w:t>37.50%</w:t>
             </w:r>
@@ -1406,12 +1405,12 @@
         </w:tc>
         <w:tc>
           <w:tcPr>
-            <w:tcW w:type="dxa" w:w="1077"/>
-          </w:tcPr>
-          <w:p>
-            <w:r>
-              <w:rPr>
-                <w:sz w:val="18"/>
+            <w:tcW w:type="dxa" w:w="960"/>
+          </w:tcPr>
+          <w:p>
+            <w:r>
+              <w:rPr>
+                <w:sz w:val="20"/>
               </w:rPr>
               <w:t>19.06</w:t>
             </w:r>
@@ -1419,12 +1418,12 @@
         </w:tc>
         <w:tc>
           <w:tcPr>
-            <w:tcW w:type="dxa" w:w="1077"/>
-          </w:tcPr>
-          <w:p>
-            <w:r>
-              <w:rPr>
-                <w:sz w:val="18"/>
+            <w:tcW w:type="dxa" w:w="960"/>
+          </w:tcPr>
+          <w:p>
+            <w:r>
+              <w:rPr>
+                <w:sz w:val="20"/>
               </w:rPr>
               <w:t>2.51e-03</w:t>
             </w:r>
@@ -1432,12 +1431,12 @@
         </w:tc>
         <w:tc>
           <w:tcPr>
-            <w:tcW w:type="dxa" w:w="1077"/>
-          </w:tcPr>
-          <w:p>
-            <w:r>
-              <w:rPr>
-                <w:sz w:val="18"/>
+            <w:tcW w:type="dxa" w:w="960"/>
+          </w:tcPr>
+          <w:p>
+            <w:r>
+              <w:rPr>
+                <w:sz w:val="20"/>
               </w:rPr>
               <w:t>Да</w:t>
             </w:r>
@@ -1447,12 +1446,12 @@
       <w:tr>
         <w:tc>
           <w:tcPr>
-            <w:tcW w:type="dxa" w:w="1077"/>
-          </w:tcPr>
-          <w:p>
-            <w:r>
-              <w:rPr>
-                <w:sz w:val="18"/>
+            <w:tcW w:type="dxa" w:w="960"/>
+          </w:tcPr>
+          <w:p>
+            <w:r>
+              <w:rPr>
+                <w:sz w:val="20"/>
               </w:rPr>
               <w:t>4</w:t>
             </w:r>
@@ -1460,12 +1459,12 @@
         </w:tc>
         <w:tc>
           <w:tcPr>
-            <w:tcW w:type="dxa" w:w="1077"/>
-          </w:tcPr>
-          <w:p>
-            <w:r>
-              <w:rPr>
-                <w:sz w:val="18"/>
+            <w:tcW w:type="dxa" w:w="960"/>
+          </w:tcPr>
+          <w:p>
+            <w:r>
+              <w:rPr>
+                <w:sz w:val="20"/>
               </w:rPr>
               <w:t>29.13.11</w:t>
             </w:r>
@@ -1473,12 +1472,12 @@
         </w:tc>
         <w:tc>
           <w:tcPr>
-            <w:tcW w:type="dxa" w:w="1077"/>
-          </w:tcPr>
-          <w:p>
-            <w:r>
-              <w:rPr>
-                <w:sz w:val="18"/>
+            <w:tcW w:type="dxa" w:w="960"/>
+          </w:tcPr>
+          <w:p>
+            <w:r>
+              <w:rPr>
+                <w:sz w:val="20"/>
               </w:rPr>
               <w:t>6</w:t>
             </w:r>
@@ -1486,12 +1485,12 @@
         </w:tc>
         <w:tc>
           <w:tcPr>
-            <w:tcW w:type="dxa" w:w="1077"/>
-          </w:tcPr>
-          <w:p>
-            <w:r>
-              <w:rPr>
-                <w:sz w:val="18"/>
+            <w:tcW w:type="dxa" w:w="960"/>
+          </w:tcPr>
+          <w:p>
+            <w:r>
+              <w:rPr>
+                <w:sz w:val="20"/>
               </w:rPr>
               <w:t>0.0006</w:t>
             </w:r>
@@ -1499,12 +1498,12 @@
         </w:tc>
         <w:tc>
           <w:tcPr>
-            <w:tcW w:type="dxa" w:w="1077"/>
-          </w:tcPr>
-          <w:p>
-            <w:r>
-              <w:rPr>
-                <w:sz w:val="18"/>
+            <w:tcW w:type="dxa" w:w="960"/>
+          </w:tcPr>
+          <w:p>
+            <w:r>
+              <w:rPr>
+                <w:sz w:val="20"/>
               </w:rPr>
               <w:t>2</w:t>
             </w:r>
@@ -1512,12 +1511,12 @@
         </w:tc>
         <w:tc>
           <w:tcPr>
-            <w:tcW w:type="dxa" w:w="1077"/>
-          </w:tcPr>
-          <w:p>
-            <w:r>
-              <w:rPr>
-                <w:sz w:val="18"/>
+            <w:tcW w:type="dxa" w:w="960"/>
+          </w:tcPr>
+          <w:p>
+            <w:r>
+              <w:rPr>
+                <w:sz w:val="20"/>
               </w:rPr>
               <w:t>33.33%</w:t>
             </w:r>
@@ -1525,12 +1524,12 @@
         </w:tc>
         <w:tc>
           <w:tcPr>
-            <w:tcW w:type="dxa" w:w="1077"/>
-          </w:tcPr>
-          <w:p>
-            <w:r>
-              <w:rPr>
-                <w:sz w:val="18"/>
+            <w:tcW w:type="dxa" w:w="960"/>
+          </w:tcPr>
+          <w:p>
+            <w:r>
+              <w:rPr>
+                <w:sz w:val="20"/>
               </w:rPr>
               <w:t>16.95</w:t>
             </w:r>
@@ -1538,12 +1537,12 @@
         </w:tc>
         <w:tc>
           <w:tcPr>
-            <w:tcW w:type="dxa" w:w="1077"/>
-          </w:tcPr>
-          <w:p>
-            <w:r>
-              <w:rPr>
-                <w:sz w:val="18"/>
+            <w:tcW w:type="dxa" w:w="960"/>
+          </w:tcPr>
+          <w:p>
+            <w:r>
+              <w:rPr>
+                <w:sz w:val="20"/>
               </w:rPr>
               <w:t>2.73e-02</w:t>
             </w:r>
@@ -1551,12 +1550,12 @@
         </w:tc>
         <w:tc>
           <w:tcPr>
-            <w:tcW w:type="dxa" w:w="1077"/>
-          </w:tcPr>
-          <w:p>
-            <w:r>
-              <w:rPr>
-                <w:sz w:val="18"/>
+            <w:tcW w:type="dxa" w:w="960"/>
+          </w:tcPr>
+          <w:p>
+            <w:r>
+              <w:rPr>
+                <w:sz w:val="20"/>
               </w:rPr>
               <w:t>Да</w:t>
             </w:r>
@@ -1566,12 +1565,12 @@
       <w:tr>
         <w:tc>
           <w:tcPr>
-            <w:tcW w:type="dxa" w:w="1077"/>
-          </w:tcPr>
-          <w:p>
-            <w:r>
-              <w:rPr>
-                <w:sz w:val="18"/>
+            <w:tcW w:type="dxa" w:w="960"/>
+          </w:tcPr>
+          <w:p>
+            <w:r>
+              <w:rPr>
+                <w:sz w:val="20"/>
               </w:rPr>
               <w:t>5</w:t>
             </w:r>
@@ -1579,12 +1578,12 @@
         </w:tc>
         <w:tc>
           <w:tcPr>
-            <w:tcW w:type="dxa" w:w="1077"/>
-          </w:tcPr>
-          <w:p>
-            <w:r>
-              <w:rPr>
-                <w:sz w:val="18"/>
+            <w:tcW w:type="dxa" w:w="960"/>
+          </w:tcPr>
+          <w:p>
+            <w:r>
+              <w:rPr>
+                <w:sz w:val="20"/>
               </w:rPr>
               <w:t>29.1.3</w:t>
             </w:r>
@@ -1592,12 +1591,12 @@
         </w:tc>
         <w:tc>
           <w:tcPr>
-            <w:tcW w:type="dxa" w:w="1077"/>
-          </w:tcPr>
-          <w:p>
-            <w:r>
-              <w:rPr>
-                <w:sz w:val="18"/>
+            <w:tcW w:type="dxa" w:w="960"/>
+          </w:tcPr>
+          <w:p>
+            <w:r>
+              <w:rPr>
+                <w:sz w:val="20"/>
               </w:rPr>
               <w:t>6</w:t>
             </w:r>
@@ -1605,12 +1604,12 @@
         </w:tc>
         <w:tc>
           <w:tcPr>
-            <w:tcW w:type="dxa" w:w="1077"/>
-          </w:tcPr>
-          <w:p>
-            <w:r>
-              <w:rPr>
-                <w:sz w:val="18"/>
+            <w:tcW w:type="dxa" w:w="960"/>
+          </w:tcPr>
+          <w:p>
+            <w:r>
+              <w:rPr>
+                <w:sz w:val="20"/>
               </w:rPr>
               <w:t>0.0006</w:t>
             </w:r>
@@ -1618,12 +1617,12 @@
         </w:tc>
         <w:tc>
           <w:tcPr>
-            <w:tcW w:type="dxa" w:w="1077"/>
-          </w:tcPr>
-          <w:p>
-            <w:r>
-              <w:rPr>
-                <w:sz w:val="18"/>
+            <w:tcW w:type="dxa" w:w="960"/>
+          </w:tcPr>
+          <w:p>
+            <w:r>
+              <w:rPr>
+                <w:sz w:val="20"/>
               </w:rPr>
               <w:t>2</w:t>
             </w:r>
@@ -1631,12 +1630,12 @@
         </w:tc>
         <w:tc>
           <w:tcPr>
-            <w:tcW w:type="dxa" w:w="1077"/>
-          </w:tcPr>
-          <w:p>
-            <w:r>
-              <w:rPr>
-                <w:sz w:val="18"/>
+            <w:tcW w:type="dxa" w:w="960"/>
+          </w:tcPr>
+          <w:p>
+            <w:r>
+              <w:rPr>
+                <w:sz w:val="20"/>
               </w:rPr>
               <w:t>33.33%</w:t>
             </w:r>
@@ -1644,12 +1643,12 @@
         </w:tc>
         <w:tc>
           <w:tcPr>
-            <w:tcW w:type="dxa" w:w="1077"/>
-          </w:tcPr>
-          <w:p>
-            <w:r>
-              <w:rPr>
-                <w:sz w:val="18"/>
+            <w:tcW w:type="dxa" w:w="960"/>
+          </w:tcPr>
+          <w:p>
+            <w:r>
+              <w:rPr>
+                <w:sz w:val="20"/>
               </w:rPr>
               <w:t>16.95</w:t>
             </w:r>
@@ -1657,12 +1656,12 @@
         </w:tc>
         <w:tc>
           <w:tcPr>
-            <w:tcW w:type="dxa" w:w="1077"/>
-          </w:tcPr>
-          <w:p>
-            <w:r>
-              <w:rPr>
-                <w:sz w:val="18"/>
+            <w:tcW w:type="dxa" w:w="960"/>
+          </w:tcPr>
+          <w:p>
+            <w:r>
+              <w:rPr>
+                <w:sz w:val="20"/>
               </w:rPr>
               <w:t>2.73e-02</w:t>
             </w:r>
@@ -1670,12 +1669,12 @@
         </w:tc>
         <w:tc>
           <w:tcPr>
-            <w:tcW w:type="dxa" w:w="1077"/>
-          </w:tcPr>
-          <w:p>
-            <w:r>
-              <w:rPr>
-                <w:sz w:val="18"/>
+            <w:tcW w:type="dxa" w:w="960"/>
+          </w:tcPr>
+          <w:p>
+            <w:r>
+              <w:rPr>
+                <w:sz w:val="20"/>
               </w:rPr>
               <w:t>Да</w:t>
             </w:r>
@@ -1685,12 +1684,12 @@
       <w:tr>
         <w:tc>
           <w:tcPr>
-            <w:tcW w:type="dxa" w:w="1077"/>
-          </w:tcPr>
-          <w:p>
-            <w:r>
-              <w:rPr>
-                <w:sz w:val="18"/>
+            <w:tcW w:type="dxa" w:w="960"/>
+          </w:tcPr>
+          <w:p>
+            <w:r>
+              <w:rPr>
+                <w:sz w:val="20"/>
               </w:rPr>
               <w:t>6</w:t>
             </w:r>
@@ -1698,12 +1697,12 @@
         </w:tc>
         <w:tc>
           <w:tcPr>
-            <w:tcW w:type="dxa" w:w="1077"/>
-          </w:tcPr>
-          <w:p>
-            <w:r>
-              <w:rPr>
-                <w:sz w:val="18"/>
+            <w:tcW w:type="dxa" w:w="960"/>
+          </w:tcPr>
+          <w:p>
+            <w:r>
+              <w:rPr>
+                <w:sz w:val="20"/>
               </w:rPr>
               <w:t>15.1.1У</w:t>
             </w:r>
@@ -1711,12 +1710,12 @@
         </w:tc>
         <w:tc>
           <w:tcPr>
-            <w:tcW w:type="dxa" w:w="1077"/>
-          </w:tcPr>
-          <w:p>
-            <w:r>
-              <w:rPr>
-                <w:sz w:val="18"/>
+            <w:tcW w:type="dxa" w:w="960"/>
+          </w:tcPr>
+          <w:p>
+            <w:r>
+              <w:rPr>
+                <w:sz w:val="20"/>
               </w:rPr>
               <w:t>6</w:t>
             </w:r>
@@ -1724,12 +1723,12 @@
         </w:tc>
         <w:tc>
           <w:tcPr>
-            <w:tcW w:type="dxa" w:w="1077"/>
-          </w:tcPr>
-          <w:p>
-            <w:r>
-              <w:rPr>
-                <w:sz w:val="18"/>
+            <w:tcW w:type="dxa" w:w="960"/>
+          </w:tcPr>
+          <w:p>
+            <w:r>
+              <w:rPr>
+                <w:sz w:val="20"/>
               </w:rPr>
               <w:t>0.0006</w:t>
             </w:r>
@@ -1737,12 +1736,12 @@
         </w:tc>
         <w:tc>
           <w:tcPr>
-            <w:tcW w:type="dxa" w:w="1077"/>
-          </w:tcPr>
-          <w:p>
-            <w:r>
-              <w:rPr>
-                <w:sz w:val="18"/>
+            <w:tcW w:type="dxa" w:w="960"/>
+          </w:tcPr>
+          <w:p>
+            <w:r>
+              <w:rPr>
+                <w:sz w:val="20"/>
               </w:rPr>
               <w:t>2</w:t>
             </w:r>
@@ -1750,12 +1749,12 @@
         </w:tc>
         <w:tc>
           <w:tcPr>
-            <w:tcW w:type="dxa" w:w="1077"/>
-          </w:tcPr>
-          <w:p>
-            <w:r>
-              <w:rPr>
-                <w:sz w:val="18"/>
+            <w:tcW w:type="dxa" w:w="960"/>
+          </w:tcPr>
+          <w:p>
+            <w:r>
+              <w:rPr>
+                <w:sz w:val="20"/>
               </w:rPr>
               <w:t>33.33%</w:t>
             </w:r>
@@ -1763,12 +1762,12 @@
         </w:tc>
         <w:tc>
           <w:tcPr>
-            <w:tcW w:type="dxa" w:w="1077"/>
-          </w:tcPr>
-          <w:p>
-            <w:r>
-              <w:rPr>
-                <w:sz w:val="18"/>
+            <w:tcW w:type="dxa" w:w="960"/>
+          </w:tcPr>
+          <w:p>
+            <w:r>
+              <w:rPr>
+                <w:sz w:val="20"/>
               </w:rPr>
               <w:t>16.95</w:t>
             </w:r>
@@ -1776,12 +1775,12 @@
         </w:tc>
         <w:tc>
           <w:tcPr>
-            <w:tcW w:type="dxa" w:w="1077"/>
-          </w:tcPr>
-          <w:p>
-            <w:r>
-              <w:rPr>
-                <w:sz w:val="18"/>
+            <w:tcW w:type="dxa" w:w="960"/>
+          </w:tcPr>
+          <w:p>
+            <w:r>
+              <w:rPr>
+                <w:sz w:val="20"/>
               </w:rPr>
               <w:t>2.73e-02</w:t>
             </w:r>
@@ -1789,12 +1788,12 @@
         </w:tc>
         <w:tc>
           <w:tcPr>
-            <w:tcW w:type="dxa" w:w="1077"/>
-          </w:tcPr>
-          <w:p>
-            <w:r>
-              <w:rPr>
-                <w:sz w:val="18"/>
+            <w:tcW w:type="dxa" w:w="960"/>
+          </w:tcPr>
+          <w:p>
+            <w:r>
+              <w:rPr>
+                <w:sz w:val="20"/>
               </w:rPr>
               <w:t>Да</w:t>
             </w:r>
@@ -1804,12 +1803,12 @@
       <w:tr>
         <w:tc>
           <w:tcPr>
-            <w:tcW w:type="dxa" w:w="1077"/>
-          </w:tcPr>
-          <w:p>
-            <w:r>
-              <w:rPr>
-                <w:sz w:val="18"/>
+            <w:tcW w:type="dxa" w:w="960"/>
+          </w:tcPr>
+          <w:p>
+            <w:r>
+              <w:rPr>
+                <w:sz w:val="20"/>
               </w:rPr>
               <w:t>7</w:t>
             </w:r>
@@ -1817,12 +1816,12 @@
         </w:tc>
         <w:tc>
           <w:tcPr>
-            <w:tcW w:type="dxa" w:w="1077"/>
-          </w:tcPr>
-          <w:p>
-            <w:r>
-              <w:rPr>
-                <w:sz w:val="18"/>
+            <w:tcW w:type="dxa" w:w="960"/>
+          </w:tcPr>
+          <w:p>
+            <w:r>
+              <w:rPr>
+                <w:sz w:val="20"/>
               </w:rPr>
               <w:t>14.2</w:t>
             </w:r>
@@ -1830,12 +1829,12 @@
         </w:tc>
         <w:tc>
           <w:tcPr>
-            <w:tcW w:type="dxa" w:w="1077"/>
-          </w:tcPr>
-          <w:p>
-            <w:r>
-              <w:rPr>
-                <w:sz w:val="18"/>
+            <w:tcW w:type="dxa" w:w="960"/>
+          </w:tcPr>
+          <w:p>
+            <w:r>
+              <w:rPr>
+                <w:sz w:val="20"/>
               </w:rPr>
               <w:t>10</w:t>
             </w:r>
@@ -1843,12 +1842,12 @@
         </w:tc>
         <w:tc>
           <w:tcPr>
-            <w:tcW w:type="dxa" w:w="1077"/>
-          </w:tcPr>
-          <w:p>
-            <w:r>
-              <w:rPr>
-                <w:sz w:val="18"/>
+            <w:tcW w:type="dxa" w:w="960"/>
+          </w:tcPr>
+          <w:p>
+            <w:r>
+              <w:rPr>
+                <w:sz w:val="20"/>
               </w:rPr>
               <w:t>0.0010</w:t>
             </w:r>
@@ -1856,12 +1855,12 @@
         </w:tc>
         <w:tc>
           <w:tcPr>
-            <w:tcW w:type="dxa" w:w="1077"/>
-          </w:tcPr>
-          <w:p>
-            <w:r>
-              <w:rPr>
-                <w:sz w:val="18"/>
+            <w:tcW w:type="dxa" w:w="960"/>
+          </w:tcPr>
+          <w:p>
+            <w:r>
+              <w:rPr>
+                <w:sz w:val="20"/>
               </w:rPr>
               <w:t>3</w:t>
             </w:r>
@@ -1869,12 +1868,12 @@
         </w:tc>
         <w:tc>
           <w:tcPr>
-            <w:tcW w:type="dxa" w:w="1077"/>
-          </w:tcPr>
-          <w:p>
-            <w:r>
-              <w:rPr>
-                <w:sz w:val="18"/>
+            <w:tcW w:type="dxa" w:w="960"/>
+          </w:tcPr>
+          <w:p>
+            <w:r>
+              <w:rPr>
+                <w:sz w:val="20"/>
               </w:rPr>
               <w:t>30.00%</w:t>
             </w:r>
@@ -1882,12 +1881,12 @@
         </w:tc>
         <w:tc>
           <w:tcPr>
-            <w:tcW w:type="dxa" w:w="1077"/>
-          </w:tcPr>
-          <w:p>
-            <w:r>
-              <w:rPr>
-                <w:sz w:val="18"/>
+            <w:tcW w:type="dxa" w:w="960"/>
+          </w:tcPr>
+          <w:p>
+            <w:r>
+              <w:rPr>
+                <w:sz w:val="20"/>
               </w:rPr>
               <w:t>15.25</w:t>
             </w:r>
@@ -1895,12 +1894,12 @@
         </w:tc>
         <w:tc>
           <w:tcPr>
-            <w:tcW w:type="dxa" w:w="1077"/>
-          </w:tcPr>
-          <w:p>
-            <w:r>
-              <w:rPr>
-                <w:sz w:val="18"/>
+            <w:tcW w:type="dxa" w:w="960"/>
+          </w:tcPr>
+          <w:p>
+            <w:r>
+              <w:rPr>
+                <w:sz w:val="20"/>
               </w:rPr>
               <w:t>5.05e-03</w:t>
             </w:r>
@@ -1908,12 +1907,12 @@
         </w:tc>
         <w:tc>
           <w:tcPr>
-            <w:tcW w:type="dxa" w:w="1077"/>
-          </w:tcPr>
-          <w:p>
-            <w:r>
-              <w:rPr>
-                <w:sz w:val="18"/>
+            <w:tcW w:type="dxa" w:w="960"/>
+          </w:tcPr>
+          <w:p>
+            <w:r>
+              <w:rPr>
+                <w:sz w:val="20"/>
               </w:rPr>
               <w:t>Да</w:t>
             </w:r>
@@ -1923,12 +1922,12 @@
       <w:tr>
         <w:tc>
           <w:tcPr>
-            <w:tcW w:type="dxa" w:w="1077"/>
-          </w:tcPr>
-          <w:p>
-            <w:r>
-              <w:rPr>
-                <w:sz w:val="18"/>
+            <w:tcW w:type="dxa" w:w="960"/>
+          </w:tcPr>
+          <w:p>
+            <w:r>
+              <w:rPr>
+                <w:sz w:val="20"/>
               </w:rPr>
               <w:t>8</w:t>
             </w:r>
@@ -1936,12 +1935,12 @@
         </w:tc>
         <w:tc>
           <w:tcPr>
-            <w:tcW w:type="dxa" w:w="1077"/>
-          </w:tcPr>
-          <w:p>
-            <w:r>
-              <w:rPr>
-                <w:sz w:val="18"/>
+            <w:tcW w:type="dxa" w:w="960"/>
+          </w:tcPr>
+          <w:p>
+            <w:r>
+              <w:rPr>
+                <w:sz w:val="20"/>
               </w:rPr>
               <w:t>22.2</w:t>
             </w:r>
@@ -1949,12 +1948,12 @@
         </w:tc>
         <w:tc>
           <w:tcPr>
-            <w:tcW w:type="dxa" w:w="1077"/>
-          </w:tcPr>
-          <w:p>
-            <w:r>
-              <w:rPr>
-                <w:sz w:val="18"/>
+            <w:tcW w:type="dxa" w:w="960"/>
+          </w:tcPr>
+          <w:p>
+            <w:r>
+              <w:rPr>
+                <w:sz w:val="20"/>
               </w:rPr>
               <w:t>57</w:t>
             </w:r>
@@ -1962,12 +1961,12 @@
         </w:tc>
         <w:tc>
           <w:tcPr>
-            <w:tcW w:type="dxa" w:w="1077"/>
-          </w:tcPr>
-          <w:p>
-            <w:r>
-              <w:rPr>
-                <w:sz w:val="18"/>
+            <w:tcW w:type="dxa" w:w="960"/>
+          </w:tcPr>
+          <w:p>
+            <w:r>
+              <w:rPr>
+                <w:sz w:val="20"/>
               </w:rPr>
               <w:t>0.0056</w:t>
             </w:r>
@@ -1975,12 +1974,12 @@
         </w:tc>
         <w:tc>
           <w:tcPr>
-            <w:tcW w:type="dxa" w:w="1077"/>
-          </w:tcPr>
-          <w:p>
-            <w:r>
-              <w:rPr>
-                <w:sz w:val="18"/>
+            <w:tcW w:type="dxa" w:w="960"/>
+          </w:tcPr>
+          <w:p>
+            <w:r>
+              <w:rPr>
+                <w:sz w:val="20"/>
               </w:rPr>
               <w:t>17</w:t>
             </w:r>
@@ -1988,12 +1987,12 @@
         </w:tc>
         <w:tc>
           <w:tcPr>
-            <w:tcW w:type="dxa" w:w="1077"/>
-          </w:tcPr>
-          <w:p>
-            <w:r>
-              <w:rPr>
-                <w:sz w:val="18"/>
+            <w:tcW w:type="dxa" w:w="960"/>
+          </w:tcPr>
+          <w:p>
+            <w:r>
+              <w:rPr>
+                <w:sz w:val="20"/>
               </w:rPr>
               <w:t>29.82%</w:t>
             </w:r>
@@ -2001,12 +2000,12 @@
         </w:tc>
         <w:tc>
           <w:tcPr>
-            <w:tcW w:type="dxa" w:w="1077"/>
-          </w:tcPr>
-          <w:p>
-            <w:r>
-              <w:rPr>
-                <w:sz w:val="18"/>
+            <w:tcW w:type="dxa" w:w="960"/>
+          </w:tcPr>
+          <w:p>
+            <w:r>
+              <w:rPr>
+                <w:sz w:val="20"/>
               </w:rPr>
               <w:t>15.16</w:t>
             </w:r>
@@ -2014,12 +2013,12 @@
         </w:tc>
         <w:tc>
           <w:tcPr>
-            <w:tcW w:type="dxa" w:w="1077"/>
-          </w:tcPr>
-          <w:p>
-            <w:r>
-              <w:rPr>
-                <w:sz w:val="18"/>
+            <w:tcW w:type="dxa" w:w="960"/>
+          </w:tcPr>
+          <w:p>
+            <w:r>
+              <w:rPr>
+                <w:sz w:val="20"/>
               </w:rPr>
               <w:t>7.70e-15</w:t>
             </w:r>
@@ -2027,12 +2026,12 @@
         </w:tc>
         <w:tc>
           <w:tcPr>
-            <w:tcW w:type="dxa" w:w="1077"/>
-          </w:tcPr>
-          <w:p>
-            <w:r>
-              <w:rPr>
-                <w:sz w:val="18"/>
+            <w:tcW w:type="dxa" w:w="960"/>
+          </w:tcPr>
+          <w:p>
+            <w:r>
+              <w:rPr>
+                <w:sz w:val="20"/>
               </w:rPr>
               <w:t>Да</w:t>
             </w:r>
@@ -2042,12 +2041,12 @@
       <w:tr>
         <w:tc>
           <w:tcPr>
-            <w:tcW w:type="dxa" w:w="1077"/>
-          </w:tcPr>
-          <w:p>
-            <w:r>
-              <w:rPr>
-                <w:sz w:val="18"/>
+            <w:tcW w:type="dxa" w:w="960"/>
+          </w:tcPr>
+          <w:p>
+            <w:r>
+              <w:rPr>
+                <w:sz w:val="20"/>
               </w:rPr>
               <w:t>9</w:t>
             </w:r>
@@ -2055,12 +2054,12 @@
         </w:tc>
         <w:tc>
           <w:tcPr>
-            <w:tcW w:type="dxa" w:w="1077"/>
-          </w:tcPr>
-          <w:p>
-            <w:r>
-              <w:rPr>
-                <w:sz w:val="18"/>
+            <w:tcW w:type="dxa" w:w="960"/>
+          </w:tcPr>
+          <w:p>
+            <w:r>
+              <w:rPr>
+                <w:sz w:val="20"/>
               </w:rPr>
               <w:t>14.1.3</w:t>
             </w:r>
@@ -2068,12 +2067,12 @@
         </w:tc>
         <w:tc>
           <w:tcPr>
-            <w:tcW w:type="dxa" w:w="1077"/>
-          </w:tcPr>
-          <w:p>
-            <w:r>
-              <w:rPr>
-                <w:sz w:val="18"/>
+            <w:tcW w:type="dxa" w:w="960"/>
+          </w:tcPr>
+          <w:p>
+            <w:r>
+              <w:rPr>
+                <w:sz w:val="20"/>
               </w:rPr>
               <w:t>7</w:t>
             </w:r>
@@ -2081,12 +2080,12 @@
         </w:tc>
         <w:tc>
           <w:tcPr>
-            <w:tcW w:type="dxa" w:w="1077"/>
-          </w:tcPr>
-          <w:p>
-            <w:r>
-              <w:rPr>
-                <w:sz w:val="18"/>
+            <w:tcW w:type="dxa" w:w="960"/>
+          </w:tcPr>
+          <w:p>
+            <w:r>
+              <w:rPr>
+                <w:sz w:val="20"/>
               </w:rPr>
               <w:t>0.0007</w:t>
             </w:r>
@@ -2094,12 +2093,12 @@
         </w:tc>
         <w:tc>
           <w:tcPr>
-            <w:tcW w:type="dxa" w:w="1077"/>
-          </w:tcPr>
-          <w:p>
-            <w:r>
-              <w:rPr>
-                <w:sz w:val="18"/>
+            <w:tcW w:type="dxa" w:w="960"/>
+          </w:tcPr>
+          <w:p>
+            <w:r>
+              <w:rPr>
+                <w:sz w:val="20"/>
               </w:rPr>
               <w:t>2</w:t>
             </w:r>
@@ -2107,12 +2106,12 @@
         </w:tc>
         <w:tc>
           <w:tcPr>
-            <w:tcW w:type="dxa" w:w="1077"/>
-          </w:tcPr>
-          <w:p>
-            <w:r>
-              <w:rPr>
-                <w:sz w:val="18"/>
+            <w:tcW w:type="dxa" w:w="960"/>
+          </w:tcPr>
+          <w:p>
+            <w:r>
+              <w:rPr>
+                <w:sz w:val="20"/>
               </w:rPr>
               <w:t>28.57%</w:t>
             </w:r>
@@ -2120,12 +2119,12 @@
         </w:tc>
         <w:tc>
           <w:tcPr>
-            <w:tcW w:type="dxa" w:w="1077"/>
-          </w:tcPr>
-          <w:p>
-            <w:r>
-              <w:rPr>
-                <w:sz w:val="18"/>
+            <w:tcW w:type="dxa" w:w="960"/>
+          </w:tcPr>
+          <w:p>
+            <w:r>
+              <w:rPr>
+                <w:sz w:val="20"/>
               </w:rPr>
               <w:t>14.53</w:t>
             </w:r>
@@ -2133,12 +2132,12 @@
         </w:tc>
         <w:tc>
           <w:tcPr>
-            <w:tcW w:type="dxa" w:w="1077"/>
-          </w:tcPr>
-          <w:p>
-            <w:r>
-              <w:rPr>
-                <w:sz w:val="18"/>
+            <w:tcW w:type="dxa" w:w="960"/>
+          </w:tcPr>
+          <w:p>
+            <w:r>
+              <w:rPr>
+                <w:sz w:val="20"/>
               </w:rPr>
               <w:t>3.59e-02</w:t>
             </w:r>
@@ -2146,12 +2145,12 @@
         </w:tc>
         <w:tc>
           <w:tcPr>
-            <w:tcW w:type="dxa" w:w="1077"/>
-          </w:tcPr>
-          <w:p>
-            <w:r>
-              <w:rPr>
-                <w:sz w:val="18"/>
+            <w:tcW w:type="dxa" w:w="960"/>
+          </w:tcPr>
+          <w:p>
+            <w:r>
+              <w:rPr>
+                <w:sz w:val="20"/>
               </w:rPr>
               <w:t>Да</w:t>
             </w:r>
@@ -2161,12 +2160,12 @@
       <w:tr>
         <w:tc>
           <w:tcPr>
-            <w:tcW w:type="dxa" w:w="1077"/>
-          </w:tcPr>
-          <w:p>
-            <w:r>
-              <w:rPr>
-                <w:sz w:val="18"/>
+            <w:tcW w:type="dxa" w:w="960"/>
+          </w:tcPr>
+          <w:p>
+            <w:r>
+              <w:rPr>
+                <w:sz w:val="20"/>
               </w:rPr>
               <w:t>10</w:t>
             </w:r>
@@ -2174,12 +2173,12 @@
         </w:tc>
         <w:tc>
           <w:tcPr>
-            <w:tcW w:type="dxa" w:w="1077"/>
-          </w:tcPr>
-          <w:p>
-            <w:r>
-              <w:rPr>
-                <w:sz w:val="18"/>
+            <w:tcW w:type="dxa" w:w="960"/>
+          </w:tcPr>
+          <w:p>
+            <w:r>
+              <w:rPr>
+                <w:sz w:val="20"/>
               </w:rPr>
               <w:t>52.0</w:t>
             </w:r>
@@ -2187,12 +2186,12 @@
         </w:tc>
         <w:tc>
           <w:tcPr>
-            <w:tcW w:type="dxa" w:w="1077"/>
-          </w:tcPr>
-          <w:p>
-            <w:r>
-              <w:rPr>
-                <w:sz w:val="18"/>
+            <w:tcW w:type="dxa" w:w="960"/>
+          </w:tcPr>
+          <w:p>
+            <w:r>
+              <w:rPr>
+                <w:sz w:val="20"/>
               </w:rPr>
               <w:t>18</w:t>
             </w:r>
@@ -2200,12 +2199,12 @@
         </w:tc>
         <w:tc>
           <w:tcPr>
-            <w:tcW w:type="dxa" w:w="1077"/>
-          </w:tcPr>
-          <w:p>
-            <w:r>
-              <w:rPr>
-                <w:sz w:val="18"/>
+            <w:tcW w:type="dxa" w:w="960"/>
+          </w:tcPr>
+          <w:p>
+            <w:r>
+              <w:rPr>
+                <w:sz w:val="20"/>
               </w:rPr>
               <w:t>0.0018</w:t>
             </w:r>
@@ -2213,12 +2212,12 @@
         </w:tc>
         <w:tc>
           <w:tcPr>
-            <w:tcW w:type="dxa" w:w="1077"/>
-          </w:tcPr>
-          <w:p>
-            <w:r>
-              <w:rPr>
-                <w:sz w:val="18"/>
+            <w:tcW w:type="dxa" w:w="960"/>
+          </w:tcPr>
+          <w:p>
+            <w:r>
+              <w:rPr>
+                <w:sz w:val="20"/>
               </w:rPr>
               <w:t>5</w:t>
             </w:r>
@@ -2226,12 +2225,12 @@
         </w:tc>
         <w:tc>
           <w:tcPr>
-            <w:tcW w:type="dxa" w:w="1077"/>
-          </w:tcPr>
-          <w:p>
-            <w:r>
-              <w:rPr>
-                <w:sz w:val="18"/>
+            <w:tcW w:type="dxa" w:w="960"/>
+          </w:tcPr>
+          <w:p>
+            <w:r>
+              <w:rPr>
+                <w:sz w:val="20"/>
               </w:rPr>
               <w:t>27.78%</w:t>
             </w:r>
@@ -2239,12 +2238,12 @@
         </w:tc>
         <w:tc>
           <w:tcPr>
-            <w:tcW w:type="dxa" w:w="1077"/>
-          </w:tcPr>
-          <w:p>
-            <w:r>
-              <w:rPr>
-                <w:sz w:val="18"/>
+            <w:tcW w:type="dxa" w:w="960"/>
+          </w:tcPr>
+          <w:p>
+            <w:r>
+              <w:rPr>
+                <w:sz w:val="20"/>
               </w:rPr>
               <w:t>14.12</w:t>
             </w:r>
@@ -2252,12 +2251,12 @@
         </w:tc>
         <w:tc>
           <w:tcPr>
-            <w:tcW w:type="dxa" w:w="1077"/>
-          </w:tcPr>
-          <w:p>
-            <w:r>
-              <w:rPr>
-                <w:sz w:val="18"/>
+            <w:tcW w:type="dxa" w:w="960"/>
+          </w:tcPr>
+          <w:p>
+            <w:r>
+              <w:rPr>
+                <w:sz w:val="20"/>
               </w:rPr>
               <w:t>1.76e-04</w:t>
             </w:r>
@@ -2265,12 +2264,12 @@
         </w:tc>
         <w:tc>
           <w:tcPr>
-            <w:tcW w:type="dxa" w:w="1077"/>
-          </w:tcPr>
-          <w:p>
-            <w:r>
-              <w:rPr>
-                <w:sz w:val="18"/>
+            <w:tcW w:type="dxa" w:w="960"/>
+          </w:tcPr>
+          <w:p>
+            <w:r>
+              <w:rPr>
+                <w:sz w:val="20"/>
               </w:rPr>
               <w:t>Да</w:t>
             </w:r>
@@ -2280,12 +2279,12 @@
       <w:tr>
         <w:tc>
           <w:tcPr>
-            <w:tcW w:type="dxa" w:w="1077"/>
-          </w:tcPr>
-          <w:p>
-            <w:r>
-              <w:rPr>
-                <w:sz w:val="18"/>
+            <w:tcW w:type="dxa" w:w="960"/>
+          </w:tcPr>
+          <w:p>
+            <w:r>
+              <w:rPr>
+                <w:sz w:val="20"/>
               </w:rPr>
               <w:t>11</w:t>
             </w:r>
@@ -2293,12 +2292,12 @@
         </w:tc>
         <w:tc>
           <w:tcPr>
-            <w:tcW w:type="dxa" w:w="1077"/>
-          </w:tcPr>
-          <w:p>
-            <w:r>
-              <w:rPr>
-                <w:sz w:val="18"/>
+            <w:tcW w:type="dxa" w:w="960"/>
+          </w:tcPr>
+          <w:p>
+            <w:r>
+              <w:rPr>
+                <w:sz w:val="20"/>
               </w:rPr>
               <w:t>50.1</w:t>
             </w:r>
@@ -2306,12 +2305,12 @@
         </w:tc>
         <w:tc>
           <w:tcPr>
-            <w:tcW w:type="dxa" w:w="1077"/>
-          </w:tcPr>
-          <w:p>
-            <w:r>
-              <w:rPr>
-                <w:sz w:val="18"/>
+            <w:tcW w:type="dxa" w:w="960"/>
+          </w:tcPr>
+          <w:p>
+            <w:r>
+              <w:rPr>
+                <w:sz w:val="20"/>
               </w:rPr>
               <w:t>22</w:t>
             </w:r>
@@ -2319,12 +2318,12 @@
         </w:tc>
         <w:tc>
           <w:tcPr>
-            <w:tcW w:type="dxa" w:w="1077"/>
-          </w:tcPr>
-          <w:p>
-            <w:r>
-              <w:rPr>
-                <w:sz w:val="18"/>
+            <w:tcW w:type="dxa" w:w="960"/>
+          </w:tcPr>
+          <w:p>
+            <w:r>
+              <w:rPr>
+                <w:sz w:val="20"/>
               </w:rPr>
               <w:t>0.0022</w:t>
             </w:r>
@@ -2332,12 +2331,12 @@
         </w:tc>
         <w:tc>
           <w:tcPr>
-            <w:tcW w:type="dxa" w:w="1077"/>
-          </w:tcPr>
-          <w:p>
-            <w:r>
-              <w:rPr>
-                <w:sz w:val="18"/>
+            <w:tcW w:type="dxa" w:w="960"/>
+          </w:tcPr>
+          <w:p>
+            <w:r>
+              <w:rPr>
+                <w:sz w:val="20"/>
               </w:rPr>
               <w:t>6</w:t>
             </w:r>
@@ -2345,12 +2344,12 @@
         </w:tc>
         <w:tc>
           <w:tcPr>
-            <w:tcW w:type="dxa" w:w="1077"/>
-          </w:tcPr>
-          <w:p>
-            <w:r>
-              <w:rPr>
-                <w:sz w:val="18"/>
+            <w:tcW w:type="dxa" w:w="960"/>
+          </w:tcPr>
+          <w:p>
+            <w:r>
+              <w:rPr>
+                <w:sz w:val="20"/>
               </w:rPr>
               <w:t>27.27%</w:t>
             </w:r>
@@ -2358,12 +2357,12 @@
         </w:tc>
         <w:tc>
           <w:tcPr>
-            <w:tcW w:type="dxa" w:w="1077"/>
-          </w:tcPr>
-          <w:p>
-            <w:r>
-              <w:rPr>
-                <w:sz w:val="18"/>
+            <w:tcW w:type="dxa" w:w="960"/>
+          </w:tcPr>
+          <w:p>
+            <w:r>
+              <w:rPr>
+                <w:sz w:val="20"/>
               </w:rPr>
               <w:t>13.87</w:t>
             </w:r>
@@ -2371,12 +2370,12 @@
         </w:tc>
         <w:tc>
           <w:tcPr>
-            <w:tcW w:type="dxa" w:w="1077"/>
-          </w:tcPr>
-          <w:p>
-            <w:r>
-              <w:rPr>
-                <w:sz w:val="18"/>
+            <w:tcW w:type="dxa" w:w="960"/>
+          </w:tcPr>
+          <w:p>
+            <w:r>
+              <w:rPr>
+                <w:sz w:val="20"/>
               </w:rPr>
               <w:t>3.07e-05</w:t>
             </w:r>
@@ -2384,12 +2383,12 @@
         </w:tc>
         <w:tc>
           <w:tcPr>
-            <w:tcW w:type="dxa" w:w="1077"/>
-          </w:tcPr>
-          <w:p>
-            <w:r>
-              <w:rPr>
-                <w:sz w:val="18"/>
+            <w:tcW w:type="dxa" w:w="960"/>
+          </w:tcPr>
+          <w:p>
+            <w:r>
+              <w:rPr>
+                <w:sz w:val="20"/>
               </w:rPr>
               <w:t>Да</w:t>
             </w:r>
@@ -2399,12 +2398,12 @@
       <w:tr>
         <w:tc>
           <w:tcPr>
-            <w:tcW w:type="dxa" w:w="1077"/>
-          </w:tcPr>
-          <w:p>
-            <w:r>
-              <w:rPr>
-                <w:sz w:val="18"/>
+            <w:tcW w:type="dxa" w:w="960"/>
+          </w:tcPr>
+          <w:p>
+            <w:r>
+              <w:rPr>
+                <w:sz w:val="20"/>
               </w:rPr>
               <w:t>12</w:t>
             </w:r>
@@ -2412,12 +2411,12 @@
         </w:tc>
         <w:tc>
           <w:tcPr>
-            <w:tcW w:type="dxa" w:w="1077"/>
-          </w:tcPr>
-          <w:p>
-            <w:r>
-              <w:rPr>
-                <w:sz w:val="18"/>
+            <w:tcW w:type="dxa" w:w="960"/>
+          </w:tcPr>
+          <w:p>
+            <w:r>
+              <w:rPr>
+                <w:sz w:val="20"/>
               </w:rPr>
               <w:t>29.5.</w:t>
             </w:r>
@@ -2425,12 +2424,12 @@
         </w:tc>
         <w:tc>
           <w:tcPr>
-            <w:tcW w:type="dxa" w:w="1077"/>
-          </w:tcPr>
-          <w:p>
-            <w:r>
-              <w:rPr>
-                <w:sz w:val="18"/>
+            <w:tcW w:type="dxa" w:w="960"/>
+          </w:tcPr>
+          <w:p>
+            <w:r>
+              <w:rPr>
+                <w:sz w:val="20"/>
               </w:rPr>
               <w:t>8</w:t>
             </w:r>
@@ -2438,12 +2437,12 @@
         </w:tc>
         <w:tc>
           <w:tcPr>
-            <w:tcW w:type="dxa" w:w="1077"/>
-          </w:tcPr>
-          <w:p>
-            <w:r>
-              <w:rPr>
-                <w:sz w:val="18"/>
+            <w:tcW w:type="dxa" w:w="960"/>
+          </w:tcPr>
+          <w:p>
+            <w:r>
+              <w:rPr>
+                <w:sz w:val="20"/>
               </w:rPr>
               <w:t>0.0008</w:t>
             </w:r>
@@ -2451,12 +2450,12 @@
         </w:tc>
         <w:tc>
           <w:tcPr>
-            <w:tcW w:type="dxa" w:w="1077"/>
-          </w:tcPr>
-          <w:p>
-            <w:r>
-              <w:rPr>
-                <w:sz w:val="18"/>
+            <w:tcW w:type="dxa" w:w="960"/>
+          </w:tcPr>
+          <w:p>
+            <w:r>
+              <w:rPr>
+                <w:sz w:val="20"/>
               </w:rPr>
               <w:t>2</w:t>
             </w:r>
@@ -2464,12 +2463,12 @@
         </w:tc>
         <w:tc>
           <w:tcPr>
-            <w:tcW w:type="dxa" w:w="1077"/>
-          </w:tcPr>
-          <w:p>
-            <w:r>
-              <w:rPr>
-                <w:sz w:val="18"/>
+            <w:tcW w:type="dxa" w:w="960"/>
+          </w:tcPr>
+          <w:p>
+            <w:r>
+              <w:rPr>
+                <w:sz w:val="20"/>
               </w:rPr>
               <w:t>25.00%</w:t>
             </w:r>
@@ -2477,12 +2476,12 @@
         </w:tc>
         <w:tc>
           <w:tcPr>
-            <w:tcW w:type="dxa" w:w="1077"/>
-          </w:tcPr>
-          <w:p>
-            <w:r>
-              <w:rPr>
-                <w:sz w:val="18"/>
+            <w:tcW w:type="dxa" w:w="960"/>
+          </w:tcPr>
+          <w:p>
+            <w:r>
+              <w:rPr>
+                <w:sz w:val="20"/>
               </w:rPr>
               <w:t>12.71</w:t>
             </w:r>
@@ -2490,12 +2489,12 @@
         </w:tc>
         <w:tc>
           <w:tcPr>
-            <w:tcW w:type="dxa" w:w="1077"/>
-          </w:tcPr>
-          <w:p>
-            <w:r>
-              <w:rPr>
-                <w:sz w:val="18"/>
+            <w:tcW w:type="dxa" w:w="960"/>
+          </w:tcPr>
+          <w:p>
+            <w:r>
+              <w:rPr>
+                <w:sz w:val="20"/>
               </w:rPr>
               <w:t>4.61e-02</w:t>
             </w:r>
@@ -2503,12 +2502,12 @@
         </w:tc>
         <w:tc>
           <w:tcPr>
-            <w:tcW w:type="dxa" w:w="1077"/>
-          </w:tcPr>
-          <w:p>
-            <w:r>
-              <w:rPr>
-                <w:sz w:val="18"/>
+            <w:tcW w:type="dxa" w:w="960"/>
+          </w:tcPr>
+          <w:p>
+            <w:r>
+              <w:rPr>
+                <w:sz w:val="20"/>
               </w:rPr>
               <w:t>Да</w:t>
             </w:r>
@@ -2518,12 +2517,12 @@
       <w:tr>
         <w:tc>
           <w:tcPr>
-            <w:tcW w:type="dxa" w:w="1077"/>
-          </w:tcPr>
-          <w:p>
-            <w:r>
-              <w:rPr>
-                <w:sz w:val="18"/>
+            <w:tcW w:type="dxa" w:w="960"/>
+          </w:tcPr>
+          <w:p>
+            <w:r>
+              <w:rPr>
+                <w:sz w:val="20"/>
               </w:rPr>
               <w:t>13</w:t>
             </w:r>
@@ -2531,12 +2530,12 @@
         </w:tc>
         <w:tc>
           <w:tcPr>
-            <w:tcW w:type="dxa" w:w="1077"/>
-          </w:tcPr>
-          <w:p>
-            <w:r>
-              <w:rPr>
-                <w:sz w:val="18"/>
+            <w:tcW w:type="dxa" w:w="960"/>
+          </w:tcPr>
+          <w:p>
+            <w:r>
+              <w:rPr>
+                <w:sz w:val="20"/>
               </w:rPr>
               <w:t>14.4.1У</w:t>
             </w:r>
@@ -2544,12 +2543,12 @@
         </w:tc>
         <w:tc>
           <w:tcPr>
-            <w:tcW w:type="dxa" w:w="1077"/>
-          </w:tcPr>
-          <w:p>
-            <w:r>
-              <w:rPr>
-                <w:sz w:val="18"/>
+            <w:tcW w:type="dxa" w:w="960"/>
+          </w:tcPr>
+          <w:p>
+            <w:r>
+              <w:rPr>
+                <w:sz w:val="20"/>
               </w:rPr>
               <w:t>16</w:t>
             </w:r>
@@ -2557,12 +2556,12 @@
         </w:tc>
         <w:tc>
           <w:tcPr>
-            <w:tcW w:type="dxa" w:w="1077"/>
-          </w:tcPr>
-          <w:p>
-            <w:r>
-              <w:rPr>
-                <w:sz w:val="18"/>
+            <w:tcW w:type="dxa" w:w="960"/>
+          </w:tcPr>
+          <w:p>
+            <w:r>
+              <w:rPr>
+                <w:sz w:val="20"/>
               </w:rPr>
               <w:t>0.0016</w:t>
             </w:r>
@@ -2570,12 +2569,12 @@
         </w:tc>
         <w:tc>
           <w:tcPr>
-            <w:tcW w:type="dxa" w:w="1077"/>
-          </w:tcPr>
-          <w:p>
-            <w:r>
-              <w:rPr>
-                <w:sz w:val="18"/>
+            <w:tcW w:type="dxa" w:w="960"/>
+          </w:tcPr>
+          <w:p>
+            <w:r>
+              <w:rPr>
+                <w:sz w:val="20"/>
               </w:rPr>
               <w:t>4</w:t>
             </w:r>
@@ -2583,12 +2582,12 @@
         </w:tc>
         <w:tc>
           <w:tcPr>
-            <w:tcW w:type="dxa" w:w="1077"/>
-          </w:tcPr>
-          <w:p>
-            <w:r>
-              <w:rPr>
-                <w:sz w:val="18"/>
+            <w:tcW w:type="dxa" w:w="960"/>
+          </w:tcPr>
+          <w:p>
+            <w:r>
+              <w:rPr>
+                <w:sz w:val="20"/>
               </w:rPr>
               <w:t>25.00%</w:t>
             </w:r>
@@ -2596,12 +2595,12 @@
         </w:tc>
         <w:tc>
           <w:tcPr>
-            <w:tcW w:type="dxa" w:w="1077"/>
-          </w:tcPr>
-          <w:p>
-            <w:r>
-              <w:rPr>
-                <w:sz w:val="18"/>
+            <w:tcW w:type="dxa" w:w="960"/>
+          </w:tcPr>
+          <w:p>
+            <w:r>
+              <w:rPr>
+                <w:sz w:val="20"/>
               </w:rPr>
               <w:t>12.71</w:t>
             </w:r>
@@ -2609,12 +2608,12 @@
         </w:tc>
         <w:tc>
           <w:tcPr>
-            <w:tcW w:type="dxa" w:w="1077"/>
-          </w:tcPr>
-          <w:p>
-            <w:r>
-              <w:rPr>
-                <w:sz w:val="18"/>
+            <w:tcW w:type="dxa" w:w="960"/>
+          </w:tcPr>
+          <w:p>
+            <w:r>
+              <w:rPr>
+                <w:sz w:val="20"/>
               </w:rPr>
               <w:t>1.51e-03</w:t>
             </w:r>
@@ -2622,12 +2621,12 @@
         </w:tc>
         <w:tc>
           <w:tcPr>
-            <w:tcW w:type="dxa" w:w="1077"/>
-          </w:tcPr>
-          <w:p>
-            <w:r>
-              <w:rPr>
-                <w:sz w:val="18"/>
+            <w:tcW w:type="dxa" w:w="960"/>
+          </w:tcPr>
+          <w:p>
+            <w:r>
+              <w:rPr>
+                <w:sz w:val="20"/>
               </w:rPr>
               <w:t>Да</w:t>
             </w:r>
@@ -2637,12 +2636,12 @@
       <w:tr>
         <w:tc>
           <w:tcPr>
-            <w:tcW w:type="dxa" w:w="1077"/>
-          </w:tcPr>
-          <w:p>
-            <w:r>
-              <w:rPr>
-                <w:sz w:val="18"/>
+            <w:tcW w:type="dxa" w:w="960"/>
+          </w:tcPr>
+          <w:p>
+            <w:r>
+              <w:rPr>
+                <w:sz w:val="20"/>
               </w:rPr>
               <w:t>14</w:t>
             </w:r>
@@ -2650,12 +2649,12 @@
         </w:tc>
         <w:tc>
           <w:tcPr>
-            <w:tcW w:type="dxa" w:w="1077"/>
-          </w:tcPr>
-          <w:p>
-            <w:r>
-              <w:rPr>
-                <w:sz w:val="18"/>
+            <w:tcW w:type="dxa" w:w="960"/>
+          </w:tcPr>
+          <w:p>
+            <w:r>
+              <w:rPr>
+                <w:sz w:val="20"/>
               </w:rPr>
               <w:t>41.1.1</w:t>
             </w:r>
@@ -2663,12 +2662,12 @@
         </w:tc>
         <w:tc>
           <w:tcPr>
-            <w:tcW w:type="dxa" w:w="1077"/>
-          </w:tcPr>
-          <w:p>
-            <w:r>
-              <w:rPr>
-                <w:sz w:val="18"/>
+            <w:tcW w:type="dxa" w:w="960"/>
+          </w:tcPr>
+          <w:p>
+            <w:r>
+              <w:rPr>
+                <w:sz w:val="20"/>
               </w:rPr>
               <w:t>21</w:t>
             </w:r>
@@ -2676,12 +2675,12 @@
         </w:tc>
         <w:tc>
           <w:tcPr>
-            <w:tcW w:type="dxa" w:w="1077"/>
-          </w:tcPr>
-          <w:p>
-            <w:r>
-              <w:rPr>
-                <w:sz w:val="18"/>
+            <w:tcW w:type="dxa" w:w="960"/>
+          </w:tcPr>
+          <w:p>
+            <w:r>
+              <w:rPr>
+                <w:sz w:val="20"/>
               </w:rPr>
               <w:t>0.0021</w:t>
             </w:r>
@@ -2689,12 +2688,12 @@
         </w:tc>
         <w:tc>
           <w:tcPr>
-            <w:tcW w:type="dxa" w:w="1077"/>
-          </w:tcPr>
-          <w:p>
-            <w:r>
-              <w:rPr>
-                <w:sz w:val="18"/>
+            <w:tcW w:type="dxa" w:w="960"/>
+          </w:tcPr>
+          <w:p>
+            <w:r>
+              <w:rPr>
+                <w:sz w:val="20"/>
               </w:rPr>
               <w:t>5</w:t>
             </w:r>
@@ -2702,12 +2701,12 @@
         </w:tc>
         <w:tc>
           <w:tcPr>
-            <w:tcW w:type="dxa" w:w="1077"/>
-          </w:tcPr>
-          <w:p>
-            <w:r>
-              <w:rPr>
-                <w:sz w:val="18"/>
+            <w:tcW w:type="dxa" w:w="960"/>
+          </w:tcPr>
+          <w:p>
+            <w:r>
+              <w:rPr>
+                <w:sz w:val="20"/>
               </w:rPr>
               <w:t>23.81%</w:t>
             </w:r>
@@ -2715,12 +2714,12 @@
         </w:tc>
         <w:tc>
           <w:tcPr>
-            <w:tcW w:type="dxa" w:w="1077"/>
-          </w:tcPr>
-          <w:p>
-            <w:r>
-              <w:rPr>
-                <w:sz w:val="18"/>
+            <w:tcW w:type="dxa" w:w="960"/>
+          </w:tcPr>
+          <w:p>
+            <w:r>
+              <w:rPr>
+                <w:sz w:val="20"/>
               </w:rPr>
               <w:t>12.10</w:t>
             </w:r>
@@ -2728,12 +2727,12 @@
         </w:tc>
         <w:tc>
           <w:tcPr>
-            <w:tcW w:type="dxa" w:w="1077"/>
-          </w:tcPr>
-          <w:p>
-            <w:r>
-              <w:rPr>
-                <w:sz w:val="18"/>
+            <w:tcW w:type="dxa" w:w="960"/>
+          </w:tcPr>
+          <w:p>
+            <w:r>
+              <w:rPr>
+                <w:sz w:val="20"/>
               </w:rPr>
               <w:t>3.51e-04</w:t>
             </w:r>
@@ -2741,12 +2740,12 @@
         </w:tc>
         <w:tc>
           <w:tcPr>
-            <w:tcW w:type="dxa" w:w="1077"/>
-          </w:tcPr>
-          <w:p>
-            <w:r>
-              <w:rPr>
-                <w:sz w:val="18"/>
+            <w:tcW w:type="dxa" w:w="960"/>
+          </w:tcPr>
+          <w:p>
+            <w:r>
+              <w:rPr>
+                <w:sz w:val="20"/>
               </w:rPr>
               <w:t>Да</w:t>
             </w:r>
@@ -2756,12 +2755,12 @@
       <w:tr>
         <w:tc>
           <w:tcPr>
-            <w:tcW w:type="dxa" w:w="1077"/>
-          </w:tcPr>
-          <w:p>
-            <w:r>
-              <w:rPr>
-                <w:sz w:val="18"/>
+            <w:tcW w:type="dxa" w:w="960"/>
+          </w:tcPr>
+          <w:p>
+            <w:r>
+              <w:rPr>
+                <w:sz w:val="20"/>
               </w:rPr>
               <w:t>15</w:t>
             </w:r>
@@ -2769,12 +2768,12 @@
         </w:tc>
         <w:tc>
           <w:tcPr>
-            <w:tcW w:type="dxa" w:w="1077"/>
-          </w:tcPr>
-          <w:p>
-            <w:r>
-              <w:rPr>
-                <w:sz w:val="18"/>
+            <w:tcW w:type="dxa" w:w="960"/>
+          </w:tcPr>
+          <w:p>
+            <w:r>
+              <w:rPr>
+                <w:sz w:val="20"/>
               </w:rPr>
               <w:t>37</w:t>
             </w:r>
@@ -2782,12 +2781,12 @@
         </w:tc>
         <w:tc>
           <w:tcPr>
-            <w:tcW w:type="dxa" w:w="1077"/>
-          </w:tcPr>
-          <w:p>
-            <w:r>
-              <w:rPr>
-                <w:sz w:val="18"/>
+            <w:tcW w:type="dxa" w:w="960"/>
+          </w:tcPr>
+          <w:p>
+            <w:r>
+              <w:rPr>
+                <w:sz w:val="20"/>
               </w:rPr>
               <w:t>92</w:t>
             </w:r>
@@ -2795,12 +2794,12 @@
         </w:tc>
         <w:tc>
           <w:tcPr>
-            <w:tcW w:type="dxa" w:w="1077"/>
-          </w:tcPr>
-          <w:p>
-            <w:r>
-              <w:rPr>
-                <w:sz w:val="18"/>
+            <w:tcW w:type="dxa" w:w="960"/>
+          </w:tcPr>
+          <w:p>
+            <w:r>
+              <w:rPr>
+                <w:sz w:val="20"/>
               </w:rPr>
               <w:t>0.0091</w:t>
             </w:r>
@@ -2808,12 +2807,12 @@
         </w:tc>
         <w:tc>
           <w:tcPr>
-            <w:tcW w:type="dxa" w:w="1077"/>
-          </w:tcPr>
-          <w:p>
-            <w:r>
-              <w:rPr>
-                <w:sz w:val="18"/>
+            <w:tcW w:type="dxa" w:w="960"/>
+          </w:tcPr>
+          <w:p>
+            <w:r>
+              <w:rPr>
+                <w:sz w:val="20"/>
               </w:rPr>
               <w:t>21</w:t>
             </w:r>
@@ -2821,12 +2820,12 @@
         </w:tc>
         <w:tc>
           <w:tcPr>
-            <w:tcW w:type="dxa" w:w="1077"/>
-          </w:tcPr>
-          <w:p>
-            <w:r>
-              <w:rPr>
-                <w:sz w:val="18"/>
+            <w:tcW w:type="dxa" w:w="960"/>
+          </w:tcPr>
+          <w:p>
+            <w:r>
+              <w:rPr>
+                <w:sz w:val="20"/>
               </w:rPr>
               <w:t>22.83%</w:t>
             </w:r>
@@ -2834,12 +2833,12 @@
         </w:tc>
         <w:tc>
           <w:tcPr>
-            <w:tcW w:type="dxa" w:w="1077"/>
-          </w:tcPr>
-          <w:p>
-            <w:r>
-              <w:rPr>
-                <w:sz w:val="18"/>
+            <w:tcW w:type="dxa" w:w="960"/>
+          </w:tcPr>
+          <w:p>
+            <w:r>
+              <w:rPr>
+                <w:sz w:val="20"/>
               </w:rPr>
               <w:t>11.60</w:t>
             </w:r>
@@ -2847,12 +2846,12 @@
         </w:tc>
         <w:tc>
           <w:tcPr>
-            <w:tcW w:type="dxa" w:w="1077"/>
-          </w:tcPr>
-          <w:p>
-            <w:r>
-              <w:rPr>
-                <w:sz w:val="18"/>
+            <w:tcW w:type="dxa" w:w="960"/>
+          </w:tcPr>
+          <w:p>
+            <w:r>
+              <w:rPr>
+                <w:sz w:val="20"/>
               </w:rPr>
               <w:t>1.31e-15</w:t>
             </w:r>
@@ -2860,12 +2859,12 @@
         </w:tc>
         <w:tc>
           <w:tcPr>
-            <w:tcW w:type="dxa" w:w="1077"/>
-          </w:tcPr>
-          <w:p>
-            <w:r>
-              <w:rPr>
-                <w:sz w:val="18"/>
+            <w:tcW w:type="dxa" w:w="960"/>
+          </w:tcPr>
+          <w:p>
+            <w:r>
+              <w:rPr>
+                <w:sz w:val="20"/>
               </w:rPr>
               <w:t>Да</w:t>
             </w:r>
@@ -2875,12 +2874,12 @@
       <w:tr>
         <w:tc>
           <w:tcPr>
-            <w:tcW w:type="dxa" w:w="1077"/>
-          </w:tcPr>
-          <w:p>
-            <w:r>
-              <w:rPr>
-                <w:sz w:val="18"/>
+            <w:tcW w:type="dxa" w:w="960"/>
+          </w:tcPr>
+          <w:p>
+            <w:r>
+              <w:rPr>
+                <w:sz w:val="20"/>
               </w:rPr>
               <w:t>16</w:t>
             </w:r>
@@ -2888,12 +2887,12 @@
         </w:tc>
         <w:tc>
           <w:tcPr>
-            <w:tcW w:type="dxa" w:w="1077"/>
-          </w:tcPr>
-          <w:p>
-            <w:r>
-              <w:rPr>
-                <w:sz w:val="18"/>
+            <w:tcW w:type="dxa" w:w="960"/>
+          </w:tcPr>
+          <w:p>
+            <w:r>
+              <w:rPr>
+                <w:sz w:val="20"/>
               </w:rPr>
               <w:t>15.2</w:t>
             </w:r>
@@ -2901,12 +2900,12 @@
         </w:tc>
         <w:tc>
           <w:tcPr>
-            <w:tcW w:type="dxa" w:w="1077"/>
-          </w:tcPr>
-          <w:p>
-            <w:r>
-              <w:rPr>
-                <w:sz w:val="18"/>
+            <w:tcW w:type="dxa" w:w="960"/>
+          </w:tcPr>
+          <w:p>
+            <w:r>
+              <w:rPr>
+                <w:sz w:val="20"/>
               </w:rPr>
               <w:t>159</w:t>
             </w:r>
@@ -2914,12 +2913,12 @@
         </w:tc>
         <w:tc>
           <w:tcPr>
-            <w:tcW w:type="dxa" w:w="1077"/>
-          </w:tcPr>
-          <w:p>
-            <w:r>
-              <w:rPr>
-                <w:sz w:val="18"/>
+            <w:tcW w:type="dxa" w:w="960"/>
+          </w:tcPr>
+          <w:p>
+            <w:r>
+              <w:rPr>
+                <w:sz w:val="20"/>
               </w:rPr>
               <w:t>0.0157</w:t>
             </w:r>
@@ -2927,12 +2926,12 @@
         </w:tc>
         <w:tc>
           <w:tcPr>
-            <w:tcW w:type="dxa" w:w="1077"/>
-          </w:tcPr>
-          <w:p>
-            <w:r>
-              <w:rPr>
-                <w:sz w:val="18"/>
+            <w:tcW w:type="dxa" w:w="960"/>
+          </w:tcPr>
+          <w:p>
+            <w:r>
+              <w:rPr>
+                <w:sz w:val="20"/>
               </w:rPr>
               <w:t>34</w:t>
             </w:r>
@@ -2940,12 +2939,12 @@
         </w:tc>
         <w:tc>
           <w:tcPr>
-            <w:tcW w:type="dxa" w:w="1077"/>
-          </w:tcPr>
-          <w:p>
-            <w:r>
-              <w:rPr>
-                <w:sz w:val="18"/>
+            <w:tcW w:type="dxa" w:w="960"/>
+          </w:tcPr>
+          <w:p>
+            <w:r>
+              <w:rPr>
+                <w:sz w:val="20"/>
               </w:rPr>
               <w:t>21.38%</w:t>
             </w:r>
@@ -2953,12 +2952,12 @@
         </w:tc>
         <w:tc>
           <w:tcPr>
-            <w:tcW w:type="dxa" w:w="1077"/>
-          </w:tcPr>
-          <w:p>
-            <w:r>
-              <w:rPr>
-                <w:sz w:val="18"/>
+            <w:tcW w:type="dxa" w:w="960"/>
+          </w:tcPr>
+          <w:p>
+            <w:r>
+              <w:rPr>
+                <w:sz w:val="20"/>
               </w:rPr>
               <w:t>10.87</w:t>
             </w:r>
@@ -2966,12 +2965,12 @@
         </w:tc>
         <w:tc>
           <w:tcPr>
-            <w:tcW w:type="dxa" w:w="1077"/>
-          </w:tcPr>
-          <w:p>
-            <w:r>
-              <w:rPr>
-                <w:sz w:val="18"/>
+            <w:tcW w:type="dxa" w:w="960"/>
+          </w:tcPr>
+          <w:p>
+            <w:r>
+              <w:rPr>
+                <w:sz w:val="20"/>
               </w:rPr>
               <w:t>2.43e-24</w:t>
             </w:r>
@@ -2979,12 +2978,12 @@
         </w:tc>
         <w:tc>
           <w:tcPr>
-            <w:tcW w:type="dxa" w:w="1077"/>
-          </w:tcPr>
-          <w:p>
-            <w:r>
-              <w:rPr>
-                <w:sz w:val="18"/>
+            <w:tcW w:type="dxa" w:w="960"/>
+          </w:tcPr>
+          <w:p>
+            <w:r>
+              <w:rPr>
+                <w:sz w:val="20"/>
               </w:rPr>
               <w:t>Да</w:t>
             </w:r>
@@ -2994,13 +2993,13 @@
       <w:tr>
         <w:tc>
           <w:tcPr>
-            <w:tcW w:type="dxa" w:w="1077"/>
+            <w:tcW w:type="dxa" w:w="960"/>
           </w:tcPr>
           <w:p>
             <w:r>
               <w:rPr>
                 <w:color w:val="999999"/>
-                <w:sz w:val="18"/>
+                <w:sz w:val="20"/>
               </w:rPr>
               <w:t>17</w:t>
             </w:r>
@@ -3008,13 +3007,13 @@
         </w:tc>
         <w:tc>
           <w:tcPr>
-            <w:tcW w:type="dxa" w:w="1077"/>
+            <w:tcW w:type="dxa" w:w="960"/>
           </w:tcPr>
           <w:p>
             <w:r>
               <w:rPr>
                 <w:color w:val="999999"/>
-                <w:sz w:val="18"/>
+                <w:sz w:val="20"/>
               </w:rPr>
               <w:t>14.1.2</w:t>
             </w:r>
@@ -3022,13 +3021,13 @@
         </w:tc>
         <w:tc>
           <w:tcPr>
-            <w:tcW w:type="dxa" w:w="1077"/>
+            <w:tcW w:type="dxa" w:w="960"/>
           </w:tcPr>
           <w:p>
             <w:r>
               <w:rPr>
                 <w:color w:val="999999"/>
-                <w:sz w:val="18"/>
+                <w:sz w:val="20"/>
               </w:rPr>
               <w:t>5</w:t>
             </w:r>
@@ -3036,13 +3035,13 @@
         </w:tc>
         <w:tc>
           <w:tcPr>
-            <w:tcW w:type="dxa" w:w="1077"/>
+            <w:tcW w:type="dxa" w:w="960"/>
           </w:tcPr>
           <w:p>
             <w:r>
               <w:rPr>
                 <w:color w:val="999999"/>
-                <w:sz w:val="18"/>
+                <w:sz w:val="20"/>
               </w:rPr>
               <w:t>0.0005</w:t>
             </w:r>
@@ -3050,13 +3049,13 @@
         </w:tc>
         <w:tc>
           <w:tcPr>
-            <w:tcW w:type="dxa" w:w="1077"/>
+            <w:tcW w:type="dxa" w:w="960"/>
           </w:tcPr>
           <w:p>
             <w:r>
               <w:rPr>
                 <w:color w:val="999999"/>
-                <w:sz w:val="18"/>
+                <w:sz w:val="20"/>
               </w:rPr>
               <w:t>1</w:t>
             </w:r>
@@ -3064,13 +3063,13 @@
         </w:tc>
         <w:tc>
           <w:tcPr>
-            <w:tcW w:type="dxa" w:w="1077"/>
+            <w:tcW w:type="dxa" w:w="960"/>
           </w:tcPr>
           <w:p>
             <w:r>
               <w:rPr>
                 <w:color w:val="999999"/>
-                <w:sz w:val="18"/>
+                <w:sz w:val="20"/>
               </w:rPr>
               <w:t>20.00%</w:t>
             </w:r>
@@ -3078,13 +3077,13 @@
         </w:tc>
         <w:tc>
           <w:tcPr>
-            <w:tcW w:type="dxa" w:w="1077"/>
+            <w:tcW w:type="dxa" w:w="960"/>
           </w:tcPr>
           <w:p>
             <w:r>
               <w:rPr>
                 <w:color w:val="999999"/>
-                <w:sz w:val="18"/>
+                <w:sz w:val="20"/>
               </w:rPr>
               <w:t>10.17</w:t>
             </w:r>
@@ -3092,13 +3091,13 @@
         </w:tc>
         <w:tc>
           <w:tcPr>
-            <w:tcW w:type="dxa" w:w="1077"/>
+            <w:tcW w:type="dxa" w:w="960"/>
           </w:tcPr>
           <w:p>
             <w:r>
               <w:rPr>
                 <w:color w:val="999999"/>
-                <w:sz w:val="18"/>
+                <w:sz w:val="20"/>
               </w:rPr>
               <w:t>2.90e-01</w:t>
             </w:r>
@@ -3106,13 +3105,13 @@
         </w:tc>
         <w:tc>
           <w:tcPr>
-            <w:tcW w:type="dxa" w:w="1077"/>
+            <w:tcW w:type="dxa" w:w="960"/>
           </w:tcPr>
           <w:p>
             <w:r>
               <w:rPr>
                 <w:color w:val="999999"/>
-                <w:sz w:val="18"/>
+                <w:sz w:val="20"/>
               </w:rPr>
               <w:t>Нет</w:t>
             </w:r>
@@ -3122,13 +3121,13 @@
       <w:tr>
         <w:tc>
           <w:tcPr>
-            <w:tcW w:type="dxa" w:w="1077"/>
+            <w:tcW w:type="dxa" w:w="960"/>
           </w:tcPr>
           <w:p>
             <w:r>
               <w:rPr>
                 <w:color w:val="999999"/>
-                <w:sz w:val="18"/>
+                <w:sz w:val="20"/>
               </w:rPr>
               <w:t>18</w:t>
             </w:r>
@@ -3136,13 +3135,13 @@
         </w:tc>
         <w:tc>
           <w:tcPr>
-            <w:tcW w:type="dxa" w:w="1077"/>
+            <w:tcW w:type="dxa" w:w="960"/>
           </w:tcPr>
           <w:p>
             <w:r>
               <w:rPr>
                 <w:color w:val="999999"/>
-                <w:sz w:val="18"/>
+                <w:sz w:val="20"/>
               </w:rPr>
               <w:t>25</w:t>
             </w:r>
@@ -3150,13 +3149,13 @@
         </w:tc>
         <w:tc>
           <w:tcPr>
-            <w:tcW w:type="dxa" w:w="1077"/>
+            <w:tcW w:type="dxa" w:w="960"/>
           </w:tcPr>
           <w:p>
             <w:r>
               <w:rPr>
                 <w:color w:val="999999"/>
-                <w:sz w:val="18"/>
+                <w:sz w:val="20"/>
               </w:rPr>
               <w:t>5</w:t>
             </w:r>
@@ -3164,13 +3163,13 @@
         </w:tc>
         <w:tc>
           <w:tcPr>
-            <w:tcW w:type="dxa" w:w="1077"/>
+            <w:tcW w:type="dxa" w:w="960"/>
           </w:tcPr>
           <w:p>
             <w:r>
               <w:rPr>
                 <w:color w:val="999999"/>
-                <w:sz w:val="18"/>
+                <w:sz w:val="20"/>
               </w:rPr>
               <w:t>0.0005</w:t>
             </w:r>
@@ -3178,13 +3177,13 @@
         </w:tc>
         <w:tc>
           <w:tcPr>
-            <w:tcW w:type="dxa" w:w="1077"/>
+            <w:tcW w:type="dxa" w:w="960"/>
           </w:tcPr>
           <w:p>
             <w:r>
               <w:rPr>
                 <w:color w:val="999999"/>
-                <w:sz w:val="18"/>
+                <w:sz w:val="20"/>
               </w:rPr>
               <w:t>1</w:t>
             </w:r>
@@ -3192,13 +3191,13 @@
         </w:tc>
         <w:tc>
           <w:tcPr>
-            <w:tcW w:type="dxa" w:w="1077"/>
+            <w:tcW w:type="dxa" w:w="960"/>
           </w:tcPr>
           <w:p>
             <w:r>
               <w:rPr>
                 <w:color w:val="999999"/>
-                <w:sz w:val="18"/>
+                <w:sz w:val="20"/>
               </w:rPr>
               <w:t>20.00%</w:t>
             </w:r>
@@ -3206,13 +3205,13 @@
         </w:tc>
         <w:tc>
           <w:tcPr>
-            <w:tcW w:type="dxa" w:w="1077"/>
+            <w:tcW w:type="dxa" w:w="960"/>
           </w:tcPr>
           <w:p>
             <w:r>
               <w:rPr>
                 <w:color w:val="999999"/>
-                <w:sz w:val="18"/>
+                <w:sz w:val="20"/>
               </w:rPr>
               <w:t>10.17</w:t>
             </w:r>
@@ -3220,13 +3219,13 @@
         </w:tc>
         <w:tc>
           <w:tcPr>
-            <w:tcW w:type="dxa" w:w="1077"/>
+            <w:tcW w:type="dxa" w:w="960"/>
           </w:tcPr>
           <w:p>
             <w:r>
               <w:rPr>
                 <w:color w:val="999999"/>
-                <w:sz w:val="18"/>
+                <w:sz w:val="20"/>
               </w:rPr>
               <w:t>2.90e-01</w:t>
             </w:r>
@@ -3234,13 +3233,13 @@
         </w:tc>
         <w:tc>
           <w:tcPr>
-            <w:tcW w:type="dxa" w:w="1077"/>
+            <w:tcW w:type="dxa" w:w="960"/>
           </w:tcPr>
           <w:p>
             <w:r>
               <w:rPr>
                 <w:color w:val="999999"/>
-                <w:sz w:val="18"/>
+                <w:sz w:val="20"/>
               </w:rPr>
               <w:t>Нет</w:t>
             </w:r>
@@ -3250,13 +3249,13 @@
       <w:tr>
         <w:tc>
           <w:tcPr>
-            <w:tcW w:type="dxa" w:w="1077"/>
+            <w:tcW w:type="dxa" w:w="960"/>
           </w:tcPr>
           <w:p>
             <w:r>
               <w:rPr>
                 <w:color w:val="999999"/>
-                <w:sz w:val="18"/>
+                <w:sz w:val="20"/>
               </w:rPr>
               <w:t>19</w:t>
             </w:r>
@@ -3264,13 +3263,13 @@
         </w:tc>
         <w:tc>
           <w:tcPr>
-            <w:tcW w:type="dxa" w:w="1077"/>
+            <w:tcW w:type="dxa" w:w="960"/>
           </w:tcPr>
           <w:p>
             <w:r>
               <w:rPr>
                 <w:color w:val="999999"/>
-                <w:sz w:val="18"/>
+                <w:sz w:val="20"/>
               </w:rPr>
               <w:t>16.4.1У</w:t>
             </w:r>
@@ -3278,13 +3277,13 @@
         </w:tc>
         <w:tc>
           <w:tcPr>
-            <w:tcW w:type="dxa" w:w="1077"/>
+            <w:tcW w:type="dxa" w:w="960"/>
           </w:tcPr>
           <w:p>
             <w:r>
               <w:rPr>
                 <w:color w:val="999999"/>
-                <w:sz w:val="18"/>
+                <w:sz w:val="20"/>
               </w:rPr>
               <w:t>5</w:t>
             </w:r>
@@ -3292,13 +3291,13 @@
         </w:tc>
         <w:tc>
           <w:tcPr>
-            <w:tcW w:type="dxa" w:w="1077"/>
+            <w:tcW w:type="dxa" w:w="960"/>
           </w:tcPr>
           <w:p>
             <w:r>
               <w:rPr>
                 <w:color w:val="999999"/>
-                <w:sz w:val="18"/>
+                <w:sz w:val="20"/>
               </w:rPr>
               <w:t>0.0005</w:t>
             </w:r>
@@ -3306,13 +3305,13 @@
         </w:tc>
         <w:tc>
           <w:tcPr>
-            <w:tcW w:type="dxa" w:w="1077"/>
+            <w:tcW w:type="dxa" w:w="960"/>
           </w:tcPr>
           <w:p>
             <w:r>
               <w:rPr>
                 <w:color w:val="999999"/>
-                <w:sz w:val="18"/>
+                <w:sz w:val="20"/>
               </w:rPr>
               <w:t>1</w:t>
             </w:r>
@@ -3320,13 +3319,13 @@
         </w:tc>
         <w:tc>
           <w:tcPr>
-            <w:tcW w:type="dxa" w:w="1077"/>
+            <w:tcW w:type="dxa" w:w="960"/>
           </w:tcPr>
           <w:p>
             <w:r>
               <w:rPr>
                 <w:color w:val="999999"/>
-                <w:sz w:val="18"/>
+                <w:sz w:val="20"/>
               </w:rPr>
               <w:t>20.00%</w:t>
             </w:r>
@@ -3334,13 +3333,13 @@
         </w:tc>
         <w:tc>
           <w:tcPr>
-            <w:tcW w:type="dxa" w:w="1077"/>
+            <w:tcW w:type="dxa" w:w="960"/>
           </w:tcPr>
           <w:p>
             <w:r>
               <w:rPr>
                 <w:color w:val="999999"/>
-                <w:sz w:val="18"/>
+                <w:sz w:val="20"/>
               </w:rPr>
               <w:t>10.17</w:t>
             </w:r>
@@ -3348,13 +3347,13 @@
         </w:tc>
         <w:tc>
           <w:tcPr>
-            <w:tcW w:type="dxa" w:w="1077"/>
+            <w:tcW w:type="dxa" w:w="960"/>
           </w:tcPr>
           <w:p>
             <w:r>
               <w:rPr>
                 <w:color w:val="999999"/>
-                <w:sz w:val="18"/>
+                <w:sz w:val="20"/>
               </w:rPr>
               <w:t>2.90e-01</w:t>
             </w:r>
@@ -3362,13 +3361,13 @@
         </w:tc>
         <w:tc>
           <w:tcPr>
-            <w:tcW w:type="dxa" w:w="1077"/>
+            <w:tcW w:type="dxa" w:w="960"/>
           </w:tcPr>
           <w:p>
             <w:r>
               <w:rPr>
                 <w:color w:val="999999"/>
-                <w:sz w:val="18"/>
+                <w:sz w:val="20"/>
               </w:rPr>
               <w:t>Нет</w:t>
             </w:r>
@@ -3378,12 +3377,12 @@
       <w:tr>
         <w:tc>
           <w:tcPr>
-            <w:tcW w:type="dxa" w:w="1077"/>
-          </w:tcPr>
-          <w:p>
-            <w:r>
-              <w:rPr>
-                <w:sz w:val="18"/>
+            <w:tcW w:type="dxa" w:w="960"/>
+          </w:tcPr>
+          <w:p>
+            <w:r>
+              <w:rPr>
+                <w:sz w:val="20"/>
               </w:rPr>
               <w:t>20</w:t>
             </w:r>
@@ -3391,12 +3390,12 @@
         </w:tc>
         <w:tc>
           <w:tcPr>
-            <w:tcW w:type="dxa" w:w="1077"/>
-          </w:tcPr>
-          <w:p>
-            <w:r>
-              <w:rPr>
-                <w:sz w:val="18"/>
+            <w:tcW w:type="dxa" w:w="960"/>
+          </w:tcPr>
+          <w:p>
+            <w:r>
+              <w:rPr>
+                <w:sz w:val="20"/>
               </w:rPr>
               <w:t>13</w:t>
             </w:r>
@@ -3404,12 +3403,12 @@
         </w:tc>
         <w:tc>
           <w:tcPr>
-            <w:tcW w:type="dxa" w:w="1077"/>
-          </w:tcPr>
-          <w:p>
-            <w:r>
-              <w:rPr>
-                <w:sz w:val="18"/>
+            <w:tcW w:type="dxa" w:w="960"/>
+          </w:tcPr>
+          <w:p>
+            <w:r>
+              <w:rPr>
+                <w:sz w:val="20"/>
               </w:rPr>
               <w:t>373</w:t>
             </w:r>
@@ -3417,12 +3416,12 @@
         </w:tc>
         <w:tc>
           <w:tcPr>
-            <w:tcW w:type="dxa" w:w="1077"/>
-          </w:tcPr>
-          <w:p>
-            <w:r>
-              <w:rPr>
-                <w:sz w:val="18"/>
+            <w:tcW w:type="dxa" w:w="960"/>
+          </w:tcPr>
+          <w:p>
+            <w:r>
+              <w:rPr>
+                <w:sz w:val="20"/>
               </w:rPr>
               <w:t>0.0369</w:t>
             </w:r>
@@ -3430,12 +3429,12 @@
         </w:tc>
         <w:tc>
           <w:tcPr>
-            <w:tcW w:type="dxa" w:w="1077"/>
-          </w:tcPr>
-          <w:p>
-            <w:r>
-              <w:rPr>
-                <w:sz w:val="18"/>
+            <w:tcW w:type="dxa" w:w="960"/>
+          </w:tcPr>
+          <w:p>
+            <w:r>
+              <w:rPr>
+                <w:sz w:val="20"/>
               </w:rPr>
               <w:t>73</w:t>
             </w:r>
@@ -3443,12 +3442,12 @@
         </w:tc>
         <w:tc>
           <w:tcPr>
-            <w:tcW w:type="dxa" w:w="1077"/>
-          </w:tcPr>
-          <w:p>
-            <w:r>
-              <w:rPr>
-                <w:sz w:val="18"/>
+            <w:tcW w:type="dxa" w:w="960"/>
+          </w:tcPr>
+          <w:p>
+            <w:r>
+              <w:rPr>
+                <w:sz w:val="20"/>
               </w:rPr>
               <w:t>19.57%</w:t>
             </w:r>
@@ -3456,12 +3455,12 @@
         </w:tc>
         <w:tc>
           <w:tcPr>
-            <w:tcW w:type="dxa" w:w="1077"/>
-          </w:tcPr>
-          <w:p>
-            <w:r>
-              <w:rPr>
-                <w:sz w:val="18"/>
+            <w:tcW w:type="dxa" w:w="960"/>
+          </w:tcPr>
+          <w:p>
+            <w:r>
+              <w:rPr>
+                <w:sz w:val="20"/>
               </w:rPr>
               <w:t>9.95</w:t>
             </w:r>
@@ -3469,12 +3468,12 @@
         </w:tc>
         <w:tc>
           <w:tcPr>
-            <w:tcW w:type="dxa" w:w="1077"/>
-          </w:tcPr>
-          <w:p>
-            <w:r>
-              <w:rPr>
-                <w:sz w:val="18"/>
+            <w:tcW w:type="dxa" w:w="960"/>
+          </w:tcPr>
+          <w:p>
+            <w:r>
+              <w:rPr>
+                <w:sz w:val="20"/>
               </w:rPr>
               <w:t>2.64e-52</w:t>
             </w:r>
@@ -3482,12 +3481,12 @@
         </w:tc>
         <w:tc>
           <w:tcPr>
-            <w:tcW w:type="dxa" w:w="1077"/>
-          </w:tcPr>
-          <w:p>
-            <w:r>
-              <w:rPr>
-                <w:sz w:val="18"/>
+            <w:tcW w:type="dxa" w:w="960"/>
+          </w:tcPr>
+          <w:p>
+            <w:r>
+              <w:rPr>
+                <w:sz w:val="20"/>
               </w:rPr>
               <w:t>Да</w:t>
             </w:r>
@@ -3559,19 +3558,19 @@
     </w:p>
     <w:tbl>
       <w:tblPr>
-        <w:tblStyle w:val="LightGrid-Accent1"/>
+        <w:tblStyle w:val="TableGrid"/>
         <w:tblW w:type="auto" w:w="0"/>
         <w:jc w:val="center"/>
         <w:tblLook w:firstColumn="1" w:firstRow="1" w:lastColumn="0" w:lastRow="0" w:noHBand="0" w:noVBand="1" w:val="04A0"/>
       </w:tblPr>
       <w:tblGrid>
-        <w:gridCol w:w="4844"/>
-        <w:gridCol w:w="4844"/>
+        <w:gridCol w:w="4320"/>
+        <w:gridCol w:w="4320"/>
       </w:tblGrid>
       <w:tr>
         <w:tc>
           <w:tcPr>
-            <w:tcW w:type="dxa" w:w="4844"/>
+            <w:tcW w:type="dxa" w:w="4320"/>
           </w:tcPr>
           <w:p>
             <w:r>
@@ -3581,7 +3580,7 @@
         </w:tc>
         <w:tc>
           <w:tcPr>
-            <w:tcW w:type="dxa" w:w="4844"/>
+            <w:tcW w:type="dxa" w:w="4320"/>
           </w:tcPr>
           <w:p>
             <w:r>
@@ -3593,7 +3592,7 @@
       <w:tr>
         <w:tc>
           <w:tcPr>
-            <w:tcW w:type="dxa" w:w="4844"/>
+            <w:tcW w:type="dxa" w:w="4320"/>
           </w:tcPr>
           <w:p>
             <w:r>
@@ -3603,7 +3602,7 @@
         </w:tc>
         <w:tc>
           <w:tcPr>
-            <w:tcW w:type="dxa" w:w="4844"/>
+            <w:tcW w:type="dxa" w:w="4320"/>
           </w:tcPr>
           <w:p>
             <w:r>
@@ -3615,7 +3614,7 @@
       <w:tr>
         <w:tc>
           <w:tcPr>
-            <w:tcW w:type="dxa" w:w="4844"/>
+            <w:tcW w:type="dxa" w:w="4320"/>
           </w:tcPr>
           <w:p>
             <w:r>
@@ -3625,7 +3624,7 @@
         </w:tc>
         <w:tc>
           <w:tcPr>
-            <w:tcW w:type="dxa" w:w="4844"/>
+            <w:tcW w:type="dxa" w:w="4320"/>
           </w:tcPr>
           <w:p>
             <w:r>
@@ -3637,7 +3636,7 @@
       <w:tr>
         <w:tc>
           <w:tcPr>
-            <w:tcW w:type="dxa" w:w="4844"/>
+            <w:tcW w:type="dxa" w:w="4320"/>
           </w:tcPr>
           <w:p>
             <w:r>
@@ -3647,7 +3646,7 @@
         </w:tc>
         <w:tc>
           <w:tcPr>
-            <w:tcW w:type="dxa" w:w="4844"/>
+            <w:tcW w:type="dxa" w:w="4320"/>
           </w:tcPr>
           <w:p>
             <w:r>
@@ -3673,31 +3672,31 @@
     </w:p>
     <w:tbl>
       <w:tblPr>
-        <w:tblStyle w:val="LightGrid-Accent1"/>
+        <w:tblStyle w:val="TableGrid"/>
         <w:tblW w:type="auto" w:w="0"/>
         <w:jc w:val="center"/>
         <w:tblLook w:firstColumn="1" w:firstRow="1" w:lastColumn="0" w:lastRow="0" w:noHBand="0" w:noVBand="1" w:val="04A0"/>
       </w:tblPr>
       <w:tblGrid>
-        <w:gridCol w:w="1211"/>
-        <w:gridCol w:w="1211"/>
-        <w:gridCol w:w="1211"/>
-        <w:gridCol w:w="1211"/>
-        <w:gridCol w:w="1211"/>
-        <w:gridCol w:w="1211"/>
-        <w:gridCol w:w="1211"/>
-        <w:gridCol w:w="1211"/>
+        <w:gridCol w:w="1080"/>
+        <w:gridCol w:w="1080"/>
+        <w:gridCol w:w="1080"/>
+        <w:gridCol w:w="1080"/>
+        <w:gridCol w:w="1080"/>
+        <w:gridCol w:w="1080"/>
+        <w:gridCol w:w="1080"/>
+        <w:gridCol w:w="1080"/>
       </w:tblGrid>
       <w:tr>
         <w:tc>
           <w:tcPr>
-            <w:tcW w:type="dxa" w:w="1211"/>
+            <w:tcW w:type="dxa" w:w="1080"/>
           </w:tcPr>
           <w:p>
             <w:r>
               <w:rPr>
                 <w:b/>
-                <w:sz w:val="18"/>
+                <w:sz w:val="20"/>
               </w:rPr>
               <w:t>№</w:t>
             </w:r>
@@ -3705,13 +3704,13 @@
         </w:tc>
         <w:tc>
           <w:tcPr>
-            <w:tcW w:type="dxa" w:w="1211"/>
+            <w:tcW w:type="dxa" w:w="1080"/>
           </w:tcPr>
           <w:p>
             <w:r>
               <w:rPr>
                 <w:b/>
-                <w:sz w:val="18"/>
+                <w:sz w:val="20"/>
               </w:rPr>
               <w:t>ФП_1</w:t>
             </w:r>
@@ -3719,13 +3718,13 @@
         </w:tc>
         <w:tc>
           <w:tcPr>
-            <w:tcW w:type="dxa" w:w="1211"/>
+            <w:tcW w:type="dxa" w:w="1080"/>
           </w:tcPr>
           <w:p>
             <w:r>
               <w:rPr>
                 <w:b/>
-                <w:sz w:val="18"/>
+                <w:sz w:val="20"/>
               </w:rPr>
               <w:t>ФП_2</w:t>
             </w:r>
@@ -3733,13 +3732,13 @@
         </w:tc>
         <w:tc>
           <w:tcPr>
-            <w:tcW w:type="dxa" w:w="1211"/>
+            <w:tcW w:type="dxa" w:w="1080"/>
           </w:tcPr>
           <w:p>
             <w:r>
               <w:rPr>
                 <w:b/>
-                <w:sz w:val="18"/>
+                <w:sz w:val="20"/>
               </w:rPr>
               <w:t>Компаний</w:t>
             </w:r>
@@ -3747,13 +3746,13 @@
         </w:tc>
         <w:tc>
           <w:tcPr>
-            <w:tcW w:type="dxa" w:w="1211"/>
+            <w:tcW w:type="dxa" w:w="1080"/>
           </w:tcPr>
           <w:p>
             <w:r>
               <w:rPr>
                 <w:b/>
-                <w:sz w:val="18"/>
+                <w:sz w:val="20"/>
               </w:rPr>
               <w:t>Support</w:t>
             </w:r>
@@ -3761,13 +3760,13 @@
         </w:tc>
         <w:tc>
           <w:tcPr>
-            <w:tcW w:type="dxa" w:w="1211"/>
+            <w:tcW w:type="dxa" w:w="1080"/>
           </w:tcPr>
           <w:p>
             <w:r>
               <w:rPr>
                 <w:b/>
-                <w:sz w:val="18"/>
+                <w:sz w:val="20"/>
               </w:rPr>
               <w:t>Дефолтов</w:t>
             </w:r>
@@ -3775,13 +3774,13 @@
         </w:tc>
         <w:tc>
           <w:tcPr>
-            <w:tcW w:type="dxa" w:w="1211"/>
+            <w:tcW w:type="dxa" w:w="1080"/>
           </w:tcPr>
           <w:p>
             <w:r>
               <w:rPr>
                 <w:b/>
-                <w:sz w:val="18"/>
+                <w:sz w:val="20"/>
               </w:rPr>
               <w:t>Confidence</w:t>
             </w:r>
@@ -3789,13 +3788,13 @@
         </w:tc>
         <w:tc>
           <w:tcPr>
-            <w:tcW w:type="dxa" w:w="1211"/>
+            <w:tcW w:type="dxa" w:w="1080"/>
           </w:tcPr>
           <w:p>
             <w:r>
               <w:rPr>
                 <w:b/>
-                <w:sz w:val="18"/>
+                <w:sz w:val="20"/>
               </w:rPr>
               <w:t>Lift</w:t>
             </w:r>
@@ -3805,12 +3804,12 @@
       <w:tr>
         <w:tc>
           <w:tcPr>
-            <w:tcW w:type="dxa" w:w="1211"/>
-          </w:tcPr>
-          <w:p>
-            <w:r>
-              <w:rPr>
-                <w:sz w:val="18"/>
+            <w:tcW w:type="dxa" w:w="1080"/>
+          </w:tcPr>
+          <w:p>
+            <w:r>
+              <w:rPr>
+                <w:sz w:val="20"/>
               </w:rPr>
               <w:t>1</w:t>
             </w:r>
@@ -3818,12 +3817,12 @@
         </w:tc>
         <w:tc>
           <w:tcPr>
-            <w:tcW w:type="dxa" w:w="1211"/>
-          </w:tcPr>
-          <w:p>
-            <w:r>
-              <w:rPr>
-                <w:sz w:val="18"/>
+            <w:tcW w:type="dxa" w:w="1080"/>
+          </w:tcPr>
+          <w:p>
+            <w:r>
+              <w:rPr>
+                <w:sz w:val="20"/>
               </w:rPr>
               <w:t>13</w:t>
             </w:r>
@@ -3831,12 +3830,12 @@
         </w:tc>
         <w:tc>
           <w:tcPr>
-            <w:tcW w:type="dxa" w:w="1211"/>
-          </w:tcPr>
-          <w:p>
-            <w:r>
-              <w:rPr>
-                <w:sz w:val="18"/>
+            <w:tcW w:type="dxa" w:w="1080"/>
+          </w:tcPr>
+          <w:p>
+            <w:r>
+              <w:rPr>
+                <w:sz w:val="20"/>
               </w:rPr>
               <w:t>15.2</w:t>
             </w:r>
@@ -3844,12 +3843,12 @@
         </w:tc>
         <w:tc>
           <w:tcPr>
-            <w:tcW w:type="dxa" w:w="1211"/>
-          </w:tcPr>
-          <w:p>
-            <w:r>
-              <w:rPr>
-                <w:sz w:val="18"/>
+            <w:tcW w:type="dxa" w:w="1080"/>
+          </w:tcPr>
+          <w:p>
+            <w:r>
+              <w:rPr>
+                <w:sz w:val="20"/>
               </w:rPr>
               <w:t>26</w:t>
             </w:r>
@@ -3857,12 +3856,12 @@
         </w:tc>
         <w:tc>
           <w:tcPr>
-            <w:tcW w:type="dxa" w:w="1211"/>
-          </w:tcPr>
-          <w:p>
-            <w:r>
-              <w:rPr>
-                <w:sz w:val="18"/>
+            <w:tcW w:type="dxa" w:w="1080"/>
+          </w:tcPr>
+          <w:p>
+            <w:r>
+              <w:rPr>
+                <w:sz w:val="20"/>
               </w:rPr>
               <w:t>0.0026</w:t>
             </w:r>
@@ -3870,12 +3869,12 @@
         </w:tc>
         <w:tc>
           <w:tcPr>
-            <w:tcW w:type="dxa" w:w="1211"/>
-          </w:tcPr>
-          <w:p>
-            <w:r>
-              <w:rPr>
-                <w:sz w:val="18"/>
+            <w:tcW w:type="dxa" w:w="1080"/>
+          </w:tcPr>
+          <w:p>
+            <w:r>
+              <w:rPr>
+                <w:sz w:val="20"/>
               </w:rPr>
               <w:t>21</w:t>
             </w:r>
@@ -3883,12 +3882,12 @@
         </w:tc>
         <w:tc>
           <w:tcPr>
-            <w:tcW w:type="dxa" w:w="1211"/>
-          </w:tcPr>
-          <w:p>
-            <w:r>
-              <w:rPr>
-                <w:sz w:val="18"/>
+            <w:tcW w:type="dxa" w:w="1080"/>
+          </w:tcPr>
+          <w:p>
+            <w:r>
+              <w:rPr>
+                <w:sz w:val="20"/>
               </w:rPr>
               <w:t>80.77%</w:t>
             </w:r>
@@ -3896,12 +3895,12 @@
         </w:tc>
         <w:tc>
           <w:tcPr>
-            <w:tcW w:type="dxa" w:w="1211"/>
-          </w:tcPr>
-          <w:p>
-            <w:r>
-              <w:rPr>
-                <w:sz w:val="18"/>
+            <w:tcW w:type="dxa" w:w="1080"/>
+          </w:tcPr>
+          <w:p>
+            <w:r>
+              <w:rPr>
+                <w:sz w:val="20"/>
               </w:rPr>
               <w:t>41.06</w:t>
             </w:r>
@@ -3911,12 +3910,12 @@
       <w:tr>
         <w:tc>
           <w:tcPr>
-            <w:tcW w:type="dxa" w:w="1211"/>
-          </w:tcPr>
-          <w:p>
-            <w:r>
-              <w:rPr>
-                <w:sz w:val="18"/>
+            <w:tcW w:type="dxa" w:w="1080"/>
+          </w:tcPr>
+          <w:p>
+            <w:r>
+              <w:rPr>
+                <w:sz w:val="20"/>
               </w:rPr>
               <w:t>2</w:t>
             </w:r>
@@ -3924,12 +3923,12 @@
         </w:tc>
         <w:tc>
           <w:tcPr>
-            <w:tcW w:type="dxa" w:w="1211"/>
-          </w:tcPr>
-          <w:p>
-            <w:r>
-              <w:rPr>
-                <w:sz w:val="18"/>
+            <w:tcW w:type="dxa" w:w="1080"/>
+          </w:tcPr>
+          <w:p>
+            <w:r>
+              <w:rPr>
+                <w:sz w:val="20"/>
               </w:rPr>
               <w:t>13</w:t>
             </w:r>
@@ -3937,12 +3936,12 @@
         </w:tc>
         <w:tc>
           <w:tcPr>
-            <w:tcW w:type="dxa" w:w="1211"/>
-          </w:tcPr>
-          <w:p>
-            <w:r>
-              <w:rPr>
-                <w:sz w:val="18"/>
+            <w:tcW w:type="dxa" w:w="1080"/>
+          </w:tcPr>
+          <w:p>
+            <w:r>
+              <w:rPr>
+                <w:sz w:val="20"/>
               </w:rPr>
               <w:t>15.1.2</w:t>
             </w:r>
@@ -3950,12 +3949,12 @@
         </w:tc>
         <w:tc>
           <w:tcPr>
-            <w:tcW w:type="dxa" w:w="1211"/>
-          </w:tcPr>
-          <w:p>
-            <w:r>
-              <w:rPr>
-                <w:sz w:val="18"/>
+            <w:tcW w:type="dxa" w:w="1080"/>
+          </w:tcPr>
+          <w:p>
+            <w:r>
+              <w:rPr>
+                <w:sz w:val="20"/>
               </w:rPr>
               <w:t>44</w:t>
             </w:r>
@@ -3963,12 +3962,12 @@
         </w:tc>
         <w:tc>
           <w:tcPr>
-            <w:tcW w:type="dxa" w:w="1211"/>
-          </w:tcPr>
-          <w:p>
-            <w:r>
-              <w:rPr>
-                <w:sz w:val="18"/>
+            <w:tcW w:type="dxa" w:w="1080"/>
+          </w:tcPr>
+          <w:p>
+            <w:r>
+              <w:rPr>
+                <w:sz w:val="20"/>
               </w:rPr>
               <w:t>0.0043</w:t>
             </w:r>
@@ -3976,12 +3975,12 @@
         </w:tc>
         <w:tc>
           <w:tcPr>
-            <w:tcW w:type="dxa" w:w="1211"/>
-          </w:tcPr>
-          <w:p>
-            <w:r>
-              <w:rPr>
-                <w:sz w:val="18"/>
+            <w:tcW w:type="dxa" w:w="1080"/>
+          </w:tcPr>
+          <w:p>
+            <w:r>
+              <w:rPr>
+                <w:sz w:val="20"/>
               </w:rPr>
               <w:t>27</w:t>
             </w:r>
@@ -3989,12 +3988,12 @@
         </w:tc>
         <w:tc>
           <w:tcPr>
-            <w:tcW w:type="dxa" w:w="1211"/>
-          </w:tcPr>
-          <w:p>
-            <w:r>
-              <w:rPr>
-                <w:sz w:val="18"/>
+            <w:tcW w:type="dxa" w:w="1080"/>
+          </w:tcPr>
+          <w:p>
+            <w:r>
+              <w:rPr>
+                <w:sz w:val="20"/>
               </w:rPr>
               <w:t>61.36%</w:t>
             </w:r>
@@ -4002,12 +4001,12 @@
         </w:tc>
         <w:tc>
           <w:tcPr>
-            <w:tcW w:type="dxa" w:w="1211"/>
-          </w:tcPr>
-          <w:p>
-            <w:r>
-              <w:rPr>
-                <w:sz w:val="18"/>
+            <w:tcW w:type="dxa" w:w="1080"/>
+          </w:tcPr>
+          <w:p>
+            <w:r>
+              <w:rPr>
+                <w:sz w:val="20"/>
               </w:rPr>
               <w:t>31.20</w:t>
             </w:r>
@@ -4017,12 +4016,12 @@
       <w:tr>
         <w:tc>
           <w:tcPr>
-            <w:tcW w:type="dxa" w:w="1211"/>
-          </w:tcPr>
-          <w:p>
-            <w:r>
-              <w:rPr>
-                <w:sz w:val="18"/>
+            <w:tcW w:type="dxa" w:w="1080"/>
+          </w:tcPr>
+          <w:p>
+            <w:r>
+              <w:rPr>
+                <w:sz w:val="20"/>
               </w:rPr>
               <w:t>3</w:t>
             </w:r>
@@ -4030,12 +4029,12 @@
         </w:tc>
         <w:tc>
           <w:tcPr>
-            <w:tcW w:type="dxa" w:w="1211"/>
-          </w:tcPr>
-          <w:p>
-            <w:r>
-              <w:rPr>
-                <w:sz w:val="18"/>
+            <w:tcW w:type="dxa" w:w="1080"/>
+          </w:tcPr>
+          <w:p>
+            <w:r>
+              <w:rPr>
+                <w:sz w:val="20"/>
               </w:rPr>
               <w:t>15.1.2</w:t>
             </w:r>
@@ -4043,12 +4042,12 @@
         </w:tc>
         <w:tc>
           <w:tcPr>
-            <w:tcW w:type="dxa" w:w="1211"/>
-          </w:tcPr>
-          <w:p>
-            <w:r>
-              <w:rPr>
-                <w:sz w:val="18"/>
+            <w:tcW w:type="dxa" w:w="1080"/>
+          </w:tcPr>
+          <w:p>
+            <w:r>
+              <w:rPr>
+                <w:sz w:val="20"/>
               </w:rPr>
               <w:t>26</w:t>
             </w:r>
@@ -4056,12 +4055,12 @@
         </w:tc>
         <w:tc>
           <w:tcPr>
-            <w:tcW w:type="dxa" w:w="1211"/>
-          </w:tcPr>
-          <w:p>
-            <w:r>
-              <w:rPr>
-                <w:sz w:val="18"/>
+            <w:tcW w:type="dxa" w:w="1080"/>
+          </w:tcPr>
+          <w:p>
+            <w:r>
+              <w:rPr>
+                <w:sz w:val="20"/>
               </w:rPr>
               <w:t>15</w:t>
             </w:r>
@@ -4069,12 +4068,12 @@
         </w:tc>
         <w:tc>
           <w:tcPr>
-            <w:tcW w:type="dxa" w:w="1211"/>
-          </w:tcPr>
-          <w:p>
-            <w:r>
-              <w:rPr>
-                <w:sz w:val="18"/>
+            <w:tcW w:type="dxa" w:w="1080"/>
+          </w:tcPr>
+          <w:p>
+            <w:r>
+              <w:rPr>
+                <w:sz w:val="20"/>
               </w:rPr>
               <w:t>0.0015</w:t>
             </w:r>
@@ -4082,12 +4081,12 @@
         </w:tc>
         <w:tc>
           <w:tcPr>
-            <w:tcW w:type="dxa" w:w="1211"/>
-          </w:tcPr>
-          <w:p>
-            <w:r>
-              <w:rPr>
-                <w:sz w:val="18"/>
+            <w:tcW w:type="dxa" w:w="1080"/>
+          </w:tcPr>
+          <w:p>
+            <w:r>
+              <w:rPr>
+                <w:sz w:val="20"/>
               </w:rPr>
               <w:t>9</w:t>
             </w:r>
@@ -4095,12 +4094,12 @@
         </w:tc>
         <w:tc>
           <w:tcPr>
-            <w:tcW w:type="dxa" w:w="1211"/>
-          </w:tcPr>
-          <w:p>
-            <w:r>
-              <w:rPr>
-                <w:sz w:val="18"/>
+            <w:tcW w:type="dxa" w:w="1080"/>
+          </w:tcPr>
+          <w:p>
+            <w:r>
+              <w:rPr>
+                <w:sz w:val="20"/>
               </w:rPr>
               <w:t>60.00%</w:t>
             </w:r>
@@ -4108,12 +4107,12 @@
         </w:tc>
         <w:tc>
           <w:tcPr>
-            <w:tcW w:type="dxa" w:w="1211"/>
-          </w:tcPr>
-          <w:p>
-            <w:r>
-              <w:rPr>
-                <w:sz w:val="18"/>
+            <w:tcW w:type="dxa" w:w="1080"/>
+          </w:tcPr>
+          <w:p>
+            <w:r>
+              <w:rPr>
+                <w:sz w:val="20"/>
               </w:rPr>
               <w:t>30.50</w:t>
             </w:r>
@@ -4123,12 +4122,12 @@
       <w:tr>
         <w:tc>
           <w:tcPr>
-            <w:tcW w:type="dxa" w:w="1211"/>
-          </w:tcPr>
-          <w:p>
-            <w:r>
-              <w:rPr>
-                <w:sz w:val="18"/>
+            <w:tcW w:type="dxa" w:w="1080"/>
+          </w:tcPr>
+          <w:p>
+            <w:r>
+              <w:rPr>
+                <w:sz w:val="20"/>
               </w:rPr>
               <w:t>4</w:t>
             </w:r>
@@ -4136,12 +4135,12 @@
         </w:tc>
         <w:tc>
           <w:tcPr>
-            <w:tcW w:type="dxa" w:w="1211"/>
-          </w:tcPr>
-          <w:p>
-            <w:r>
-              <w:rPr>
-                <w:sz w:val="18"/>
+            <w:tcW w:type="dxa" w:w="1080"/>
+          </w:tcPr>
+          <w:p>
+            <w:r>
+              <w:rPr>
+                <w:sz w:val="20"/>
               </w:rPr>
               <w:t>15.1</w:t>
             </w:r>
@@ -4149,12 +4148,12 @@
         </w:tc>
         <w:tc>
           <w:tcPr>
-            <w:tcW w:type="dxa" w:w="1211"/>
-          </w:tcPr>
-          <w:p>
-            <w:r>
-              <w:rPr>
-                <w:sz w:val="18"/>
+            <w:tcW w:type="dxa" w:w="1080"/>
+          </w:tcPr>
+          <w:p>
+            <w:r>
+              <w:rPr>
+                <w:sz w:val="20"/>
               </w:rPr>
               <w:t>15.1.2</w:t>
             </w:r>
@@ -4162,12 +4161,12 @@
         </w:tc>
         <w:tc>
           <w:tcPr>
-            <w:tcW w:type="dxa" w:w="1211"/>
-          </w:tcPr>
-          <w:p>
-            <w:r>
-              <w:rPr>
-                <w:sz w:val="18"/>
+            <w:tcW w:type="dxa" w:w="1080"/>
+          </w:tcPr>
+          <w:p>
+            <w:r>
+              <w:rPr>
+                <w:sz w:val="20"/>
               </w:rPr>
               <w:t>11</w:t>
             </w:r>
@@ -4175,12 +4174,12 @@
         </w:tc>
         <w:tc>
           <w:tcPr>
-            <w:tcW w:type="dxa" w:w="1211"/>
-          </w:tcPr>
-          <w:p>
-            <w:r>
-              <w:rPr>
-                <w:sz w:val="18"/>
+            <w:tcW w:type="dxa" w:w="1080"/>
+          </w:tcPr>
+          <w:p>
+            <w:r>
+              <w:rPr>
+                <w:sz w:val="20"/>
               </w:rPr>
               <w:t>0.0011</w:t>
             </w:r>
@@ -4188,12 +4187,12 @@
         </w:tc>
         <w:tc>
           <w:tcPr>
-            <w:tcW w:type="dxa" w:w="1211"/>
-          </w:tcPr>
-          <w:p>
-            <w:r>
-              <w:rPr>
-                <w:sz w:val="18"/>
+            <w:tcW w:type="dxa" w:w="1080"/>
+          </w:tcPr>
+          <w:p>
+            <w:r>
+              <w:rPr>
+                <w:sz w:val="20"/>
               </w:rPr>
               <w:t>6</w:t>
             </w:r>
@@ -4201,12 +4200,12 @@
         </w:tc>
         <w:tc>
           <w:tcPr>
-            <w:tcW w:type="dxa" w:w="1211"/>
-          </w:tcPr>
-          <w:p>
-            <w:r>
-              <w:rPr>
-                <w:sz w:val="18"/>
+            <w:tcW w:type="dxa" w:w="1080"/>
+          </w:tcPr>
+          <w:p>
+            <w:r>
+              <w:rPr>
+                <w:sz w:val="20"/>
               </w:rPr>
               <w:t>54.55%</w:t>
             </w:r>
@@ -4214,12 +4213,12 @@
         </w:tc>
         <w:tc>
           <w:tcPr>
-            <w:tcW w:type="dxa" w:w="1211"/>
-          </w:tcPr>
-          <w:p>
-            <w:r>
-              <w:rPr>
-                <w:sz w:val="18"/>
+            <w:tcW w:type="dxa" w:w="1080"/>
+          </w:tcPr>
+          <w:p>
+            <w:r>
+              <w:rPr>
+                <w:sz w:val="20"/>
               </w:rPr>
               <w:t>27.73</w:t>
             </w:r>
@@ -4229,12 +4228,12 @@
       <w:tr>
         <w:tc>
           <w:tcPr>
-            <w:tcW w:type="dxa" w:w="1211"/>
-          </w:tcPr>
-          <w:p>
-            <w:r>
-              <w:rPr>
-                <w:sz w:val="18"/>
+            <w:tcW w:type="dxa" w:w="1080"/>
+          </w:tcPr>
+          <w:p>
+            <w:r>
+              <w:rPr>
+                <w:sz w:val="20"/>
               </w:rPr>
               <w:t>5</w:t>
             </w:r>
@@ -4242,12 +4241,12 @@
         </w:tc>
         <w:tc>
           <w:tcPr>
-            <w:tcW w:type="dxa" w:w="1211"/>
-          </w:tcPr>
-          <w:p>
-            <w:r>
-              <w:rPr>
-                <w:sz w:val="18"/>
+            <w:tcW w:type="dxa" w:w="1080"/>
+          </w:tcPr>
+          <w:p>
+            <w:r>
+              <w:rPr>
+                <w:sz w:val="20"/>
               </w:rPr>
               <w:t>15.1.1</w:t>
             </w:r>
@@ -4255,12 +4254,12 @@
         </w:tc>
         <w:tc>
           <w:tcPr>
-            <w:tcW w:type="dxa" w:w="1211"/>
-          </w:tcPr>
-          <w:p>
-            <w:r>
-              <w:rPr>
-                <w:sz w:val="18"/>
+            <w:tcW w:type="dxa" w:w="1080"/>
+          </w:tcPr>
+          <w:p>
+            <w:r>
+              <w:rPr>
+                <w:sz w:val="20"/>
               </w:rPr>
               <w:t>15.1.2</w:t>
             </w:r>
@@ -4268,12 +4267,12 @@
         </w:tc>
         <w:tc>
           <w:tcPr>
-            <w:tcW w:type="dxa" w:w="1211"/>
-          </w:tcPr>
-          <w:p>
-            <w:r>
-              <w:rPr>
-                <w:sz w:val="18"/>
+            <w:tcW w:type="dxa" w:w="1080"/>
+          </w:tcPr>
+          <w:p>
+            <w:r>
+              <w:rPr>
+                <w:sz w:val="20"/>
               </w:rPr>
               <w:t>24</w:t>
             </w:r>
@@ -4281,12 +4280,12 @@
         </w:tc>
         <w:tc>
           <w:tcPr>
-            <w:tcW w:type="dxa" w:w="1211"/>
-          </w:tcPr>
-          <w:p>
-            <w:r>
-              <w:rPr>
-                <w:sz w:val="18"/>
+            <w:tcW w:type="dxa" w:w="1080"/>
+          </w:tcPr>
+          <w:p>
+            <w:r>
+              <w:rPr>
+                <w:sz w:val="20"/>
               </w:rPr>
               <w:t>0.0024</w:t>
             </w:r>
@@ -4294,12 +4293,12 @@
         </w:tc>
         <w:tc>
           <w:tcPr>
-            <w:tcW w:type="dxa" w:w="1211"/>
-          </w:tcPr>
-          <w:p>
-            <w:r>
-              <w:rPr>
-                <w:sz w:val="18"/>
+            <w:tcW w:type="dxa" w:w="1080"/>
+          </w:tcPr>
+          <w:p>
+            <w:r>
+              <w:rPr>
+                <w:sz w:val="20"/>
               </w:rPr>
               <w:t>13</w:t>
             </w:r>
@@ -4307,12 +4306,12 @@
         </w:tc>
         <w:tc>
           <w:tcPr>
-            <w:tcW w:type="dxa" w:w="1211"/>
-          </w:tcPr>
-          <w:p>
-            <w:r>
-              <w:rPr>
-                <w:sz w:val="18"/>
+            <w:tcW w:type="dxa" w:w="1080"/>
+          </w:tcPr>
+          <w:p>
+            <w:r>
+              <w:rPr>
+                <w:sz w:val="20"/>
               </w:rPr>
               <w:t>54.17%</w:t>
             </w:r>
@@ -4320,12 +4319,12 @@
         </w:tc>
         <w:tc>
           <w:tcPr>
-            <w:tcW w:type="dxa" w:w="1211"/>
-          </w:tcPr>
-          <w:p>
-            <w:r>
-              <w:rPr>
-                <w:sz w:val="18"/>
+            <w:tcW w:type="dxa" w:w="1080"/>
+          </w:tcPr>
+          <w:p>
+            <w:r>
+              <w:rPr>
+                <w:sz w:val="20"/>
               </w:rPr>
               <w:t>27.54</w:t>
             </w:r>
@@ -4335,12 +4334,12 @@
       <w:tr>
         <w:tc>
           <w:tcPr>
-            <w:tcW w:type="dxa" w:w="1211"/>
-          </w:tcPr>
-          <w:p>
-            <w:r>
-              <w:rPr>
-                <w:sz w:val="18"/>
+            <w:tcW w:type="dxa" w:w="1080"/>
+          </w:tcPr>
+          <w:p>
+            <w:r>
+              <w:rPr>
+                <w:sz w:val="20"/>
               </w:rPr>
               <w:t>6</w:t>
             </w:r>
@@ -4348,12 +4347,12 @@
         </w:tc>
         <w:tc>
           <w:tcPr>
-            <w:tcW w:type="dxa" w:w="1211"/>
-          </w:tcPr>
-          <w:p>
-            <w:r>
-              <w:rPr>
-                <w:sz w:val="18"/>
+            <w:tcW w:type="dxa" w:w="1080"/>
+          </w:tcPr>
+          <w:p>
+            <w:r>
+              <w:rPr>
+                <w:sz w:val="20"/>
               </w:rPr>
               <w:t>13.1</w:t>
             </w:r>
@@ -4361,12 +4360,12 @@
         </w:tc>
         <w:tc>
           <w:tcPr>
-            <w:tcW w:type="dxa" w:w="1211"/>
-          </w:tcPr>
-          <w:p>
-            <w:r>
-              <w:rPr>
-                <w:sz w:val="18"/>
+            <w:tcW w:type="dxa" w:w="1080"/>
+          </w:tcPr>
+          <w:p>
+            <w:r>
+              <w:rPr>
+                <w:sz w:val="20"/>
               </w:rPr>
               <w:t>28.9.1</w:t>
             </w:r>
@@ -4374,12 +4373,12 @@
         </w:tc>
         <w:tc>
           <w:tcPr>
-            <w:tcW w:type="dxa" w:w="1211"/>
-          </w:tcPr>
-          <w:p>
-            <w:r>
-              <w:rPr>
-                <w:sz w:val="18"/>
+            <w:tcW w:type="dxa" w:w="1080"/>
+          </w:tcPr>
+          <w:p>
+            <w:r>
+              <w:rPr>
+                <w:sz w:val="20"/>
               </w:rPr>
               <w:t>10</w:t>
             </w:r>
@@ -4387,12 +4386,12 @@
         </w:tc>
         <w:tc>
           <w:tcPr>
-            <w:tcW w:type="dxa" w:w="1211"/>
-          </w:tcPr>
-          <w:p>
-            <w:r>
-              <w:rPr>
-                <w:sz w:val="18"/>
+            <w:tcW w:type="dxa" w:w="1080"/>
+          </w:tcPr>
+          <w:p>
+            <w:r>
+              <w:rPr>
+                <w:sz w:val="20"/>
               </w:rPr>
               <w:t>0.0010</w:t>
             </w:r>
@@ -4400,12 +4399,12 @@
         </w:tc>
         <w:tc>
           <w:tcPr>
-            <w:tcW w:type="dxa" w:w="1211"/>
-          </w:tcPr>
-          <w:p>
-            <w:r>
-              <w:rPr>
-                <w:sz w:val="18"/>
+            <w:tcW w:type="dxa" w:w="1080"/>
+          </w:tcPr>
+          <w:p>
+            <w:r>
+              <w:rPr>
+                <w:sz w:val="20"/>
               </w:rPr>
               <w:t>5</w:t>
             </w:r>
@@ -4413,12 +4412,12 @@
         </w:tc>
         <w:tc>
           <w:tcPr>
-            <w:tcW w:type="dxa" w:w="1211"/>
-          </w:tcPr>
-          <w:p>
-            <w:r>
-              <w:rPr>
-                <w:sz w:val="18"/>
+            <w:tcW w:type="dxa" w:w="1080"/>
+          </w:tcPr>
+          <w:p>
+            <w:r>
+              <w:rPr>
+                <w:sz w:val="20"/>
               </w:rPr>
               <w:t>50.00%</w:t>
             </w:r>
@@ -4426,12 +4425,12 @@
         </w:tc>
         <w:tc>
           <w:tcPr>
-            <w:tcW w:type="dxa" w:w="1211"/>
-          </w:tcPr>
-          <w:p>
-            <w:r>
-              <w:rPr>
-                <w:sz w:val="18"/>
+            <w:tcW w:type="dxa" w:w="1080"/>
+          </w:tcPr>
+          <w:p>
+            <w:r>
+              <w:rPr>
+                <w:sz w:val="20"/>
               </w:rPr>
               <w:t>25.42</w:t>
             </w:r>
@@ -4441,12 +4440,12 @@
       <w:tr>
         <w:tc>
           <w:tcPr>
-            <w:tcW w:type="dxa" w:w="1211"/>
-          </w:tcPr>
-          <w:p>
-            <w:r>
-              <w:rPr>
-                <w:sz w:val="18"/>
+            <w:tcW w:type="dxa" w:w="1080"/>
+          </w:tcPr>
+          <w:p>
+            <w:r>
+              <w:rPr>
+                <w:sz w:val="20"/>
               </w:rPr>
               <w:t>7</w:t>
             </w:r>
@@ -4454,12 +4453,12 @@
         </w:tc>
         <w:tc>
           <w:tcPr>
-            <w:tcW w:type="dxa" w:w="1211"/>
-          </w:tcPr>
-          <w:p>
-            <w:r>
-              <w:rPr>
-                <w:sz w:val="18"/>
+            <w:tcW w:type="dxa" w:w="1080"/>
+          </w:tcPr>
+          <w:p>
+            <w:r>
+              <w:rPr>
+                <w:sz w:val="20"/>
               </w:rPr>
               <w:t>15.1.2</w:t>
             </w:r>
@@ -4467,12 +4466,12 @@
         </w:tc>
         <w:tc>
           <w:tcPr>
-            <w:tcW w:type="dxa" w:w="1211"/>
-          </w:tcPr>
-          <w:p>
-            <w:r>
-              <w:rPr>
-                <w:sz w:val="18"/>
+            <w:tcW w:type="dxa" w:w="1080"/>
+          </w:tcPr>
+          <w:p>
+            <w:r>
+              <w:rPr>
+                <w:sz w:val="20"/>
               </w:rPr>
               <w:t>15.2</w:t>
             </w:r>
@@ -4480,12 +4479,12 @@
         </w:tc>
         <w:tc>
           <w:tcPr>
-            <w:tcW w:type="dxa" w:w="1211"/>
-          </w:tcPr>
-          <w:p>
-            <w:r>
-              <w:rPr>
-                <w:sz w:val="18"/>
+            <w:tcW w:type="dxa" w:w="1080"/>
+          </w:tcPr>
+          <w:p>
+            <w:r>
+              <w:rPr>
+                <w:sz w:val="20"/>
               </w:rPr>
               <w:t>41</w:t>
             </w:r>
@@ -4493,12 +4492,12 @@
         </w:tc>
         <w:tc>
           <w:tcPr>
-            <w:tcW w:type="dxa" w:w="1211"/>
-          </w:tcPr>
-          <w:p>
-            <w:r>
-              <w:rPr>
-                <w:sz w:val="18"/>
+            <w:tcW w:type="dxa" w:w="1080"/>
+          </w:tcPr>
+          <w:p>
+            <w:r>
+              <w:rPr>
+                <w:sz w:val="20"/>
               </w:rPr>
               <w:t>0.0041</w:t>
             </w:r>
@@ -4506,12 +4505,12 @@
         </w:tc>
         <w:tc>
           <w:tcPr>
-            <w:tcW w:type="dxa" w:w="1211"/>
-          </w:tcPr>
-          <w:p>
-            <w:r>
-              <w:rPr>
-                <w:sz w:val="18"/>
+            <w:tcW w:type="dxa" w:w="1080"/>
+          </w:tcPr>
+          <w:p>
+            <w:r>
+              <w:rPr>
+                <w:sz w:val="20"/>
               </w:rPr>
               <w:t>20</w:t>
             </w:r>
@@ -4519,12 +4518,12 @@
         </w:tc>
         <w:tc>
           <w:tcPr>
-            <w:tcW w:type="dxa" w:w="1211"/>
-          </w:tcPr>
-          <w:p>
-            <w:r>
-              <w:rPr>
-                <w:sz w:val="18"/>
+            <w:tcW w:type="dxa" w:w="1080"/>
+          </w:tcPr>
+          <w:p>
+            <w:r>
+              <w:rPr>
+                <w:sz w:val="20"/>
               </w:rPr>
               <w:t>48.78%</w:t>
             </w:r>
@@ -4532,12 +4531,12 @@
         </w:tc>
         <w:tc>
           <w:tcPr>
-            <w:tcW w:type="dxa" w:w="1211"/>
-          </w:tcPr>
-          <w:p>
-            <w:r>
-              <w:rPr>
-                <w:sz w:val="18"/>
+            <w:tcW w:type="dxa" w:w="1080"/>
+          </w:tcPr>
+          <w:p>
+            <w:r>
+              <w:rPr>
+                <w:sz w:val="20"/>
               </w:rPr>
               <w:t>24.80</w:t>
             </w:r>
@@ -4547,12 +4546,12 @@
       <w:tr>
         <w:tc>
           <w:tcPr>
-            <w:tcW w:type="dxa" w:w="1211"/>
-          </w:tcPr>
-          <w:p>
-            <w:r>
-              <w:rPr>
-                <w:sz w:val="18"/>
+            <w:tcW w:type="dxa" w:w="1080"/>
+          </w:tcPr>
+          <w:p>
+            <w:r>
+              <w:rPr>
+                <w:sz w:val="20"/>
               </w:rPr>
               <w:t>8</w:t>
             </w:r>
@@ -4560,12 +4559,12 @@
         </w:tc>
         <w:tc>
           <w:tcPr>
-            <w:tcW w:type="dxa" w:w="1211"/>
-          </w:tcPr>
-          <w:p>
-            <w:r>
-              <w:rPr>
-                <w:sz w:val="18"/>
+            <w:tcW w:type="dxa" w:w="1080"/>
+          </w:tcPr>
+          <w:p>
+            <w:r>
+              <w:rPr>
+                <w:sz w:val="20"/>
               </w:rPr>
               <w:t>13</w:t>
             </w:r>
@@ -4573,12 +4572,12 @@
         </w:tc>
         <w:tc>
           <w:tcPr>
-            <w:tcW w:type="dxa" w:w="1211"/>
-          </w:tcPr>
-          <w:p>
-            <w:r>
-              <w:rPr>
-                <w:sz w:val="18"/>
+            <w:tcW w:type="dxa" w:w="1080"/>
+          </w:tcPr>
+          <w:p>
+            <w:r>
+              <w:rPr>
+                <w:sz w:val="20"/>
               </w:rPr>
               <w:t>16.3</w:t>
             </w:r>
@@ -4586,12 +4585,12 @@
         </w:tc>
         <w:tc>
           <w:tcPr>
-            <w:tcW w:type="dxa" w:w="1211"/>
-          </w:tcPr>
-          <w:p>
-            <w:r>
-              <w:rPr>
-                <w:sz w:val="18"/>
+            <w:tcW w:type="dxa" w:w="1080"/>
+          </w:tcPr>
+          <w:p>
+            <w:r>
+              <w:rPr>
+                <w:sz w:val="20"/>
               </w:rPr>
               <w:t>23</w:t>
             </w:r>
@@ -4599,12 +4598,12 @@
         </w:tc>
         <w:tc>
           <w:tcPr>
-            <w:tcW w:type="dxa" w:w="1211"/>
-          </w:tcPr>
-          <w:p>
-            <w:r>
-              <w:rPr>
-                <w:sz w:val="18"/>
+            <w:tcW w:type="dxa" w:w="1080"/>
+          </w:tcPr>
+          <w:p>
+            <w:r>
+              <w:rPr>
+                <w:sz w:val="20"/>
               </w:rPr>
               <w:t>0.0023</w:t>
             </w:r>
@@ -4612,12 +4611,12 @@
         </w:tc>
         <w:tc>
           <w:tcPr>
-            <w:tcW w:type="dxa" w:w="1211"/>
-          </w:tcPr>
-          <w:p>
-            <w:r>
-              <w:rPr>
-                <w:sz w:val="18"/>
+            <w:tcW w:type="dxa" w:w="1080"/>
+          </w:tcPr>
+          <w:p>
+            <w:r>
+              <w:rPr>
+                <w:sz w:val="20"/>
               </w:rPr>
               <w:t>11</w:t>
             </w:r>
@@ -4625,12 +4624,12 @@
         </w:tc>
         <w:tc>
           <w:tcPr>
-            <w:tcW w:type="dxa" w:w="1211"/>
-          </w:tcPr>
-          <w:p>
-            <w:r>
-              <w:rPr>
-                <w:sz w:val="18"/>
+            <w:tcW w:type="dxa" w:w="1080"/>
+          </w:tcPr>
+          <w:p>
+            <w:r>
+              <w:rPr>
+                <w:sz w:val="20"/>
               </w:rPr>
               <w:t>47.83%</w:t>
             </w:r>
@@ -4638,12 +4637,12 @@
         </w:tc>
         <w:tc>
           <w:tcPr>
-            <w:tcW w:type="dxa" w:w="1211"/>
-          </w:tcPr>
-          <w:p>
-            <w:r>
-              <w:rPr>
-                <w:sz w:val="18"/>
+            <w:tcW w:type="dxa" w:w="1080"/>
+          </w:tcPr>
+          <w:p>
+            <w:r>
+              <w:rPr>
+                <w:sz w:val="20"/>
               </w:rPr>
               <w:t>24.31</w:t>
             </w:r>
@@ -4653,12 +4652,12 @@
       <w:tr>
         <w:tc>
           <w:tcPr>
-            <w:tcW w:type="dxa" w:w="1211"/>
-          </w:tcPr>
-          <w:p>
-            <w:r>
-              <w:rPr>
-                <w:sz w:val="18"/>
+            <w:tcW w:type="dxa" w:w="1080"/>
+          </w:tcPr>
+          <w:p>
+            <w:r>
+              <w:rPr>
+                <w:sz w:val="20"/>
               </w:rPr>
               <w:t>9</w:t>
             </w:r>
@@ -4666,12 +4665,12 @@
         </w:tc>
         <w:tc>
           <w:tcPr>
-            <w:tcW w:type="dxa" w:w="1211"/>
-          </w:tcPr>
-          <w:p>
-            <w:r>
-              <w:rPr>
-                <w:sz w:val="18"/>
+            <w:tcW w:type="dxa" w:w="1080"/>
+          </w:tcPr>
+          <w:p>
+            <w:r>
+              <w:rPr>
+                <w:sz w:val="20"/>
               </w:rPr>
               <w:t>15.1.2</w:t>
             </w:r>
@@ -4679,12 +4678,12 @@
         </w:tc>
         <w:tc>
           <w:tcPr>
-            <w:tcW w:type="dxa" w:w="1211"/>
-          </w:tcPr>
-          <w:p>
-            <w:r>
-              <w:rPr>
-                <w:sz w:val="18"/>
+            <w:tcW w:type="dxa" w:w="1080"/>
+          </w:tcPr>
+          <w:p>
+            <w:r>
+              <w:rPr>
+                <w:sz w:val="20"/>
               </w:rPr>
               <w:t>28.9</w:t>
             </w:r>
@@ -4692,12 +4691,12 @@
         </w:tc>
         <w:tc>
           <w:tcPr>
-            <w:tcW w:type="dxa" w:w="1211"/>
-          </w:tcPr>
-          <w:p>
-            <w:r>
-              <w:rPr>
-                <w:sz w:val="18"/>
+            <w:tcW w:type="dxa" w:w="1080"/>
+          </w:tcPr>
+          <w:p>
+            <w:r>
+              <w:rPr>
+                <w:sz w:val="20"/>
               </w:rPr>
               <w:t>21</w:t>
             </w:r>
@@ -4705,12 +4704,12 @@
         </w:tc>
         <w:tc>
           <w:tcPr>
-            <w:tcW w:type="dxa" w:w="1211"/>
-          </w:tcPr>
-          <w:p>
-            <w:r>
-              <w:rPr>
-                <w:sz w:val="18"/>
+            <w:tcW w:type="dxa" w:w="1080"/>
+          </w:tcPr>
+          <w:p>
+            <w:r>
+              <w:rPr>
+                <w:sz w:val="20"/>
               </w:rPr>
               <w:t>0.0021</w:t>
             </w:r>
@@ -4718,12 +4717,12 @@
         </w:tc>
         <w:tc>
           <w:tcPr>
-            <w:tcW w:type="dxa" w:w="1211"/>
-          </w:tcPr>
-          <w:p>
-            <w:r>
-              <w:rPr>
-                <w:sz w:val="18"/>
+            <w:tcW w:type="dxa" w:w="1080"/>
+          </w:tcPr>
+          <w:p>
+            <w:r>
+              <w:rPr>
+                <w:sz w:val="20"/>
               </w:rPr>
               <w:t>10</w:t>
             </w:r>
@@ -4731,12 +4730,12 @@
         </w:tc>
         <w:tc>
           <w:tcPr>
-            <w:tcW w:type="dxa" w:w="1211"/>
-          </w:tcPr>
-          <w:p>
-            <w:r>
-              <w:rPr>
-                <w:sz w:val="18"/>
+            <w:tcW w:type="dxa" w:w="1080"/>
+          </w:tcPr>
+          <w:p>
+            <w:r>
+              <w:rPr>
+                <w:sz w:val="20"/>
               </w:rPr>
               <w:t>47.62%</w:t>
             </w:r>
@@ -4744,12 +4743,12 @@
         </w:tc>
         <w:tc>
           <w:tcPr>
-            <w:tcW w:type="dxa" w:w="1211"/>
-          </w:tcPr>
-          <w:p>
-            <w:r>
-              <w:rPr>
-                <w:sz w:val="18"/>
+            <w:tcW w:type="dxa" w:w="1080"/>
+          </w:tcPr>
+          <w:p>
+            <w:r>
+              <w:rPr>
+                <w:sz w:val="20"/>
               </w:rPr>
               <w:t>24.21</w:t>
             </w:r>
@@ -4759,12 +4758,12 @@
       <w:tr>
         <w:tc>
           <w:tcPr>
-            <w:tcW w:type="dxa" w:w="1211"/>
-          </w:tcPr>
-          <w:p>
-            <w:r>
-              <w:rPr>
-                <w:sz w:val="18"/>
+            <w:tcW w:type="dxa" w:w="1080"/>
+          </w:tcPr>
+          <w:p>
+            <w:r>
+              <w:rPr>
+                <w:sz w:val="20"/>
               </w:rPr>
               <w:t>10</w:t>
             </w:r>
@@ -4772,12 +4771,12 @@
         </w:tc>
         <w:tc>
           <w:tcPr>
-            <w:tcW w:type="dxa" w:w="1211"/>
-          </w:tcPr>
-          <w:p>
-            <w:r>
-              <w:rPr>
-                <w:sz w:val="18"/>
+            <w:tcW w:type="dxa" w:w="1080"/>
+          </w:tcPr>
+          <w:p>
+            <w:r>
+              <w:rPr>
+                <w:sz w:val="20"/>
               </w:rPr>
               <w:t>13</w:t>
             </w:r>
@@ -4785,12 +4784,12 @@
         </w:tc>
         <w:tc>
           <w:tcPr>
-            <w:tcW w:type="dxa" w:w="1211"/>
-          </w:tcPr>
-          <w:p>
-            <w:r>
-              <w:rPr>
-                <w:sz w:val="18"/>
+            <w:tcW w:type="dxa" w:w="1080"/>
+          </w:tcPr>
+          <w:p>
+            <w:r>
+              <w:rPr>
+                <w:sz w:val="20"/>
               </w:rPr>
               <w:t>14.3.1</w:t>
             </w:r>
@@ -4798,12 +4797,12 @@
         </w:tc>
         <w:tc>
           <w:tcPr>
-            <w:tcW w:type="dxa" w:w="1211"/>
-          </w:tcPr>
-          <w:p>
-            <w:r>
-              <w:rPr>
-                <w:sz w:val="18"/>
+            <w:tcW w:type="dxa" w:w="1080"/>
+          </w:tcPr>
+          <w:p>
+            <w:r>
+              <w:rPr>
+                <w:sz w:val="20"/>
               </w:rPr>
               <w:t>42</w:t>
             </w:r>
@@ -4811,12 +4810,12 @@
         </w:tc>
         <w:tc>
           <w:tcPr>
-            <w:tcW w:type="dxa" w:w="1211"/>
-          </w:tcPr>
-          <w:p>
-            <w:r>
-              <w:rPr>
-                <w:sz w:val="18"/>
+            <w:tcW w:type="dxa" w:w="1080"/>
+          </w:tcPr>
+          <w:p>
+            <w:r>
+              <w:rPr>
+                <w:sz w:val="20"/>
               </w:rPr>
               <w:t>0.0042</w:t>
             </w:r>
@@ -4824,12 +4823,12 @@
         </w:tc>
         <w:tc>
           <w:tcPr>
-            <w:tcW w:type="dxa" w:w="1211"/>
-          </w:tcPr>
-          <w:p>
-            <w:r>
-              <w:rPr>
-                <w:sz w:val="18"/>
+            <w:tcW w:type="dxa" w:w="1080"/>
+          </w:tcPr>
+          <w:p>
+            <w:r>
+              <w:rPr>
+                <w:sz w:val="20"/>
               </w:rPr>
               <w:t>20</w:t>
             </w:r>
@@ -4837,12 +4836,12 @@
         </w:tc>
         <w:tc>
           <w:tcPr>
-            <w:tcW w:type="dxa" w:w="1211"/>
-          </w:tcPr>
-          <w:p>
-            <w:r>
-              <w:rPr>
-                <w:sz w:val="18"/>
+            <w:tcW w:type="dxa" w:w="1080"/>
+          </w:tcPr>
+          <w:p>
+            <w:r>
+              <w:rPr>
+                <w:sz w:val="20"/>
               </w:rPr>
               <w:t>47.62%</w:t>
             </w:r>
@@ -4850,12 +4849,12 @@
         </w:tc>
         <w:tc>
           <w:tcPr>
-            <w:tcW w:type="dxa" w:w="1211"/>
-          </w:tcPr>
-          <w:p>
-            <w:r>
-              <w:rPr>
-                <w:sz w:val="18"/>
+            <w:tcW w:type="dxa" w:w="1080"/>
+          </w:tcPr>
+          <w:p>
+            <w:r>
+              <w:rPr>
+                <w:sz w:val="20"/>
               </w:rPr>
               <w:t>24.21</w:t>
             </w:r>
@@ -4935,19 +4934,19 @@
     </w:p>
     <w:tbl>
       <w:tblPr>
-        <w:tblStyle w:val="LightGrid-Accent1"/>
+        <w:tblStyle w:val="TableGrid"/>
         <w:tblW w:type="auto" w:w="0"/>
         <w:jc w:val="center"/>
         <w:tblLook w:firstColumn="1" w:firstRow="1" w:lastColumn="0" w:lastRow="0" w:noHBand="0" w:noVBand="1" w:val="04A0"/>
       </w:tblPr>
       <w:tblGrid>
-        <w:gridCol w:w="4844"/>
-        <w:gridCol w:w="4844"/>
+        <w:gridCol w:w="4320"/>
+        <w:gridCol w:w="4320"/>
       </w:tblGrid>
       <w:tr>
         <w:tc>
           <w:tcPr>
-            <w:tcW w:type="dxa" w:w="4844"/>
+            <w:tcW w:type="dxa" w:w="4320"/>
           </w:tcPr>
           <w:p>
             <w:r>
@@ -4957,7 +4956,7 @@
         </w:tc>
         <w:tc>
           <w:tcPr>
-            <w:tcW w:type="dxa" w:w="4844"/>
+            <w:tcW w:type="dxa" w:w="4320"/>
           </w:tcPr>
           <w:p>
             <w:r>
@@ -4969,7 +4968,7 @@
       <w:tr>
         <w:tc>
           <w:tcPr>
-            <w:tcW w:type="dxa" w:w="4844"/>
+            <w:tcW w:type="dxa" w:w="4320"/>
           </w:tcPr>
           <w:p>
             <w:r>
@@ -4979,7 +4978,7 @@
         </w:tc>
         <w:tc>
           <w:tcPr>
-            <w:tcW w:type="dxa" w:w="4844"/>
+            <w:tcW w:type="dxa" w:w="4320"/>
           </w:tcPr>
           <w:p>
             <w:r>
@@ -4991,7 +4990,7 @@
       <w:tr>
         <w:tc>
           <w:tcPr>
-            <w:tcW w:type="dxa" w:w="4844"/>
+            <w:tcW w:type="dxa" w:w="4320"/>
           </w:tcPr>
           <w:p>
             <w:r>
@@ -5001,7 +5000,7 @@
         </w:tc>
         <w:tc>
           <w:tcPr>
-            <w:tcW w:type="dxa" w:w="4844"/>
+            <w:tcW w:type="dxa" w:w="4320"/>
           </w:tcPr>
           <w:p>
             <w:r>
@@ -5013,7 +5012,7 @@
       <w:tr>
         <w:tc>
           <w:tcPr>
-            <w:tcW w:type="dxa" w:w="4844"/>
+            <w:tcW w:type="dxa" w:w="4320"/>
           </w:tcPr>
           <w:p>
             <w:r>
@@ -5023,7 +5022,7 @@
         </w:tc>
         <w:tc>
           <w:tcPr>
-            <w:tcW w:type="dxa" w:w="4844"/>
+            <w:tcW w:type="dxa" w:w="4320"/>
           </w:tcPr>
           <w:p>
             <w:r>
@@ -5035,7 +5034,7 @@
       <w:tr>
         <w:tc>
           <w:tcPr>
-            <w:tcW w:type="dxa" w:w="4844"/>
+            <w:tcW w:type="dxa" w:w="4320"/>
           </w:tcPr>
           <w:p>
             <w:r>
@@ -5045,7 +5044,7 @@
         </w:tc>
         <w:tc>
           <w:tcPr>
-            <w:tcW w:type="dxa" w:w="4844"/>
+            <w:tcW w:type="dxa" w:w="4320"/>
           </w:tcPr>
           <w:p>
             <w:r>
@@ -5071,32 +5070,32 @@
     </w:p>
     <w:tbl>
       <w:tblPr>
-        <w:tblStyle w:val="LightGrid-Accent1"/>
+        <w:tblStyle w:val="TableGrid"/>
         <w:tblW w:type="auto" w:w="0"/>
         <w:jc w:val="center"/>
         <w:tblLook w:firstColumn="1" w:firstRow="1" w:lastColumn="0" w:lastRow="0" w:noHBand="0" w:noVBand="1" w:val="04A0"/>
       </w:tblPr>
       <w:tblGrid>
-        <w:gridCol w:w="1077"/>
-        <w:gridCol w:w="1077"/>
-        <w:gridCol w:w="1077"/>
-        <w:gridCol w:w="1077"/>
-        <w:gridCol w:w="1077"/>
-        <w:gridCol w:w="1077"/>
-        <w:gridCol w:w="1077"/>
-        <w:gridCol w:w="1077"/>
-        <w:gridCol w:w="1077"/>
+        <w:gridCol w:w="960"/>
+        <w:gridCol w:w="960"/>
+        <w:gridCol w:w="960"/>
+        <w:gridCol w:w="960"/>
+        <w:gridCol w:w="960"/>
+        <w:gridCol w:w="960"/>
+        <w:gridCol w:w="960"/>
+        <w:gridCol w:w="960"/>
+        <w:gridCol w:w="960"/>
       </w:tblGrid>
       <w:tr>
         <w:tc>
           <w:tcPr>
-            <w:tcW w:type="dxa" w:w="1077"/>
+            <w:tcW w:type="dxa" w:w="960"/>
           </w:tcPr>
           <w:p>
             <w:r>
               <w:rPr>
                 <w:b/>
-                <w:sz w:val="18"/>
+                <w:sz w:val="20"/>
               </w:rPr>
               <w:t>№</w:t>
             </w:r>
@@ -5104,13 +5103,13 @@
         </w:tc>
         <w:tc>
           <w:tcPr>
-            <w:tcW w:type="dxa" w:w="1077"/>
+            <w:tcW w:type="dxa" w:w="960"/>
           </w:tcPr>
           <w:p>
             <w:r>
               <w:rPr>
                 <w:b/>
-                <w:sz w:val="18"/>
+                <w:sz w:val="20"/>
               </w:rPr>
               <w:t>ФП_1</w:t>
             </w:r>
@@ -5118,13 +5117,13 @@
         </w:tc>
         <w:tc>
           <w:tcPr>
-            <w:tcW w:type="dxa" w:w="1077"/>
+            <w:tcW w:type="dxa" w:w="960"/>
           </w:tcPr>
           <w:p>
             <w:r>
               <w:rPr>
                 <w:b/>
-                <w:sz w:val="18"/>
+                <w:sz w:val="20"/>
               </w:rPr>
               <w:t>ФП_2</w:t>
             </w:r>
@@ -5132,13 +5131,13 @@
         </w:tc>
         <w:tc>
           <w:tcPr>
-            <w:tcW w:type="dxa" w:w="1077"/>
+            <w:tcW w:type="dxa" w:w="960"/>
           </w:tcPr>
           <w:p>
             <w:r>
               <w:rPr>
                 <w:b/>
-                <w:sz w:val="18"/>
+                <w:sz w:val="20"/>
               </w:rPr>
               <w:t>ФП_3</w:t>
             </w:r>
@@ -5146,13 +5145,13 @@
         </w:tc>
         <w:tc>
           <w:tcPr>
-            <w:tcW w:type="dxa" w:w="1077"/>
+            <w:tcW w:type="dxa" w:w="960"/>
           </w:tcPr>
           <w:p>
             <w:r>
               <w:rPr>
                 <w:b/>
-                <w:sz w:val="18"/>
+                <w:sz w:val="20"/>
               </w:rPr>
               <w:t>Компаний</w:t>
             </w:r>
@@ -5160,13 +5159,13 @@
         </w:tc>
         <w:tc>
           <w:tcPr>
-            <w:tcW w:type="dxa" w:w="1077"/>
+            <w:tcW w:type="dxa" w:w="960"/>
           </w:tcPr>
           <w:p>
             <w:r>
               <w:rPr>
                 <w:b/>
-                <w:sz w:val="18"/>
+                <w:sz w:val="20"/>
               </w:rPr>
               <w:t>Support</w:t>
             </w:r>
@@ -5174,13 +5173,13 @@
         </w:tc>
         <w:tc>
           <w:tcPr>
-            <w:tcW w:type="dxa" w:w="1077"/>
+            <w:tcW w:type="dxa" w:w="960"/>
           </w:tcPr>
           <w:p>
             <w:r>
               <w:rPr>
                 <w:b/>
-                <w:sz w:val="18"/>
+                <w:sz w:val="20"/>
               </w:rPr>
               <w:t>Дефолтов</w:t>
             </w:r>
@@ -5188,13 +5187,13 @@
         </w:tc>
         <w:tc>
           <w:tcPr>
-            <w:tcW w:type="dxa" w:w="1077"/>
+            <w:tcW w:type="dxa" w:w="960"/>
           </w:tcPr>
           <w:p>
             <w:r>
               <w:rPr>
                 <w:b/>
-                <w:sz w:val="18"/>
+                <w:sz w:val="20"/>
               </w:rPr>
               <w:t>Confidence</w:t>
             </w:r>
@@ -5202,13 +5201,13 @@
         </w:tc>
         <w:tc>
           <w:tcPr>
-            <w:tcW w:type="dxa" w:w="1077"/>
+            <w:tcW w:type="dxa" w:w="960"/>
           </w:tcPr>
           <w:p>
             <w:r>
               <w:rPr>
                 <w:b/>
-                <w:sz w:val="18"/>
+                <w:sz w:val="20"/>
               </w:rPr>
               <w:t>Lift</w:t>
             </w:r>
@@ -5218,12 +5217,12 @@
       <w:tr>
         <w:tc>
           <w:tcPr>
-            <w:tcW w:type="dxa" w:w="1077"/>
-          </w:tcPr>
-          <w:p>
-            <w:r>
-              <w:rPr>
-                <w:sz w:val="18"/>
+            <w:tcW w:type="dxa" w:w="960"/>
+          </w:tcPr>
+          <w:p>
+            <w:r>
+              <w:rPr>
+                <w:sz w:val="20"/>
               </w:rPr>
               <w:t>1</w:t>
             </w:r>
@@ -5231,12 +5230,12 @@
         </w:tc>
         <w:tc>
           <w:tcPr>
-            <w:tcW w:type="dxa" w:w="1077"/>
-          </w:tcPr>
-          <w:p>
-            <w:r>
-              <w:rPr>
-                <w:sz w:val="18"/>
+            <w:tcW w:type="dxa" w:w="960"/>
+          </w:tcPr>
+          <w:p>
+            <w:r>
+              <w:rPr>
+                <w:sz w:val="20"/>
               </w:rPr>
               <w:t>13</w:t>
             </w:r>
@@ -5244,12 +5243,12 @@
         </w:tc>
         <w:tc>
           <w:tcPr>
-            <w:tcW w:type="dxa" w:w="1077"/>
-          </w:tcPr>
-          <w:p>
-            <w:r>
-              <w:rPr>
-                <w:sz w:val="18"/>
+            <w:tcW w:type="dxa" w:w="960"/>
+          </w:tcPr>
+          <w:p>
+            <w:r>
+              <w:rPr>
+                <w:sz w:val="20"/>
               </w:rPr>
               <w:t>14.3.1</w:t>
             </w:r>
@@ -5257,12 +5256,12 @@
         </w:tc>
         <w:tc>
           <w:tcPr>
-            <w:tcW w:type="dxa" w:w="1077"/>
-          </w:tcPr>
-          <w:p>
-            <w:r>
-              <w:rPr>
-                <w:sz w:val="18"/>
+            <w:tcW w:type="dxa" w:w="960"/>
+          </w:tcPr>
+          <w:p>
+            <w:r>
+              <w:rPr>
+                <w:sz w:val="20"/>
               </w:rPr>
               <w:t>15.2</w:t>
             </w:r>
@@ -5270,12 +5269,12 @@
         </w:tc>
         <w:tc>
           <w:tcPr>
-            <w:tcW w:type="dxa" w:w="1077"/>
-          </w:tcPr>
-          <w:p>
-            <w:r>
-              <w:rPr>
-                <w:sz w:val="18"/>
+            <w:tcW w:type="dxa" w:w="960"/>
+          </w:tcPr>
+          <w:p>
+            <w:r>
+              <w:rPr>
+                <w:sz w:val="20"/>
               </w:rPr>
               <w:t>11</w:t>
             </w:r>
@@ -5283,12 +5282,12 @@
         </w:tc>
         <w:tc>
           <w:tcPr>
-            <w:tcW w:type="dxa" w:w="1077"/>
-          </w:tcPr>
-          <w:p>
-            <w:r>
-              <w:rPr>
-                <w:sz w:val="18"/>
+            <w:tcW w:type="dxa" w:w="960"/>
+          </w:tcPr>
+          <w:p>
+            <w:r>
+              <w:rPr>
+                <w:sz w:val="20"/>
               </w:rPr>
               <w:t>0.0011</w:t>
             </w:r>
@@ -5296,12 +5295,12 @@
         </w:tc>
         <w:tc>
           <w:tcPr>
-            <w:tcW w:type="dxa" w:w="1077"/>
-          </w:tcPr>
-          <w:p>
-            <w:r>
-              <w:rPr>
-                <w:sz w:val="18"/>
+            <w:tcW w:type="dxa" w:w="960"/>
+          </w:tcPr>
+          <w:p>
+            <w:r>
+              <w:rPr>
+                <w:sz w:val="20"/>
               </w:rPr>
               <w:t>10</w:t>
             </w:r>
@@ -5309,12 +5308,12 @@
         </w:tc>
         <w:tc>
           <w:tcPr>
-            <w:tcW w:type="dxa" w:w="1077"/>
-          </w:tcPr>
-          <w:p>
-            <w:r>
-              <w:rPr>
-                <w:sz w:val="18"/>
+            <w:tcW w:type="dxa" w:w="960"/>
+          </w:tcPr>
+          <w:p>
+            <w:r>
+              <w:rPr>
+                <w:sz w:val="20"/>
               </w:rPr>
               <w:t>90.91%</w:t>
             </w:r>
@@ -5322,12 +5321,12 @@
         </w:tc>
         <w:tc>
           <w:tcPr>
-            <w:tcW w:type="dxa" w:w="1077"/>
-          </w:tcPr>
-          <w:p>
-            <w:r>
-              <w:rPr>
-                <w:sz w:val="18"/>
+            <w:tcW w:type="dxa" w:w="960"/>
+          </w:tcPr>
+          <w:p>
+            <w:r>
+              <w:rPr>
+                <w:sz w:val="20"/>
               </w:rPr>
               <w:t>46.22</w:t>
             </w:r>
@@ -5337,12 +5336,12 @@
       <w:tr>
         <w:tc>
           <w:tcPr>
-            <w:tcW w:type="dxa" w:w="1077"/>
-          </w:tcPr>
-          <w:p>
-            <w:r>
-              <w:rPr>
-                <w:sz w:val="18"/>
+            <w:tcW w:type="dxa" w:w="960"/>
+          </w:tcPr>
+          <w:p>
+            <w:r>
+              <w:rPr>
+                <w:sz w:val="20"/>
               </w:rPr>
               <w:t>2</w:t>
             </w:r>
@@ -5350,12 +5349,12 @@
         </w:tc>
         <w:tc>
           <w:tcPr>
-            <w:tcW w:type="dxa" w:w="1077"/>
-          </w:tcPr>
-          <w:p>
-            <w:r>
-              <w:rPr>
-                <w:sz w:val="18"/>
+            <w:tcW w:type="dxa" w:w="960"/>
+          </w:tcPr>
+          <w:p>
+            <w:r>
+              <w:rPr>
+                <w:sz w:val="20"/>
               </w:rPr>
               <w:t>13</w:t>
             </w:r>
@@ -5363,12 +5362,12 @@
         </w:tc>
         <w:tc>
           <w:tcPr>
-            <w:tcW w:type="dxa" w:w="1077"/>
-          </w:tcPr>
-          <w:p>
-            <w:r>
-              <w:rPr>
-                <w:sz w:val="18"/>
+            <w:tcW w:type="dxa" w:w="960"/>
+          </w:tcPr>
+          <w:p>
+            <w:r>
+              <w:rPr>
+                <w:sz w:val="20"/>
               </w:rPr>
               <w:t>15.1.2</w:t>
             </w:r>
@@ -5376,12 +5375,12 @@
         </w:tc>
         <w:tc>
           <w:tcPr>
-            <w:tcW w:type="dxa" w:w="1077"/>
-          </w:tcPr>
-          <w:p>
-            <w:r>
-              <w:rPr>
-                <w:sz w:val="18"/>
+            <w:tcW w:type="dxa" w:w="960"/>
+          </w:tcPr>
+          <w:p>
+            <w:r>
+              <w:rPr>
+                <w:sz w:val="20"/>
               </w:rPr>
               <w:t>15.2</w:t>
             </w:r>
@@ -5389,12 +5388,12 @@
         </w:tc>
         <w:tc>
           <w:tcPr>
-            <w:tcW w:type="dxa" w:w="1077"/>
-          </w:tcPr>
-          <w:p>
-            <w:r>
-              <w:rPr>
-                <w:sz w:val="18"/>
+            <w:tcW w:type="dxa" w:w="960"/>
+          </w:tcPr>
+          <w:p>
+            <w:r>
+              <w:rPr>
+                <w:sz w:val="20"/>
               </w:rPr>
               <w:t>18</w:t>
             </w:r>
@@ -5402,12 +5401,12 @@
         </w:tc>
         <w:tc>
           <w:tcPr>
-            <w:tcW w:type="dxa" w:w="1077"/>
-          </w:tcPr>
-          <w:p>
-            <w:r>
-              <w:rPr>
-                <w:sz w:val="18"/>
+            <w:tcW w:type="dxa" w:w="960"/>
+          </w:tcPr>
+          <w:p>
+            <w:r>
+              <w:rPr>
+                <w:sz w:val="20"/>
               </w:rPr>
               <w:t>0.0018</w:t>
             </w:r>
@@ -5415,12 +5414,12 @@
         </w:tc>
         <w:tc>
           <w:tcPr>
-            <w:tcW w:type="dxa" w:w="1077"/>
-          </w:tcPr>
-          <w:p>
-            <w:r>
-              <w:rPr>
-                <w:sz w:val="18"/>
+            <w:tcW w:type="dxa" w:w="960"/>
+          </w:tcPr>
+          <w:p>
+            <w:r>
+              <w:rPr>
+                <w:sz w:val="20"/>
               </w:rPr>
               <w:t>16</w:t>
             </w:r>
@@ -5428,12 +5427,12 @@
         </w:tc>
         <w:tc>
           <w:tcPr>
-            <w:tcW w:type="dxa" w:w="1077"/>
-          </w:tcPr>
-          <w:p>
-            <w:r>
-              <w:rPr>
-                <w:sz w:val="18"/>
+            <w:tcW w:type="dxa" w:w="960"/>
+          </w:tcPr>
+          <w:p>
+            <w:r>
+              <w:rPr>
+                <w:sz w:val="20"/>
               </w:rPr>
               <w:t>88.89%</w:t>
             </w:r>
@@ -5441,12 +5440,12 @@
         </w:tc>
         <w:tc>
           <w:tcPr>
-            <w:tcW w:type="dxa" w:w="1077"/>
-          </w:tcPr>
-          <w:p>
-            <w:r>
-              <w:rPr>
-                <w:sz w:val="18"/>
+            <w:tcW w:type="dxa" w:w="960"/>
+          </w:tcPr>
+          <w:p>
+            <w:r>
+              <w:rPr>
+                <w:sz w:val="20"/>
               </w:rPr>
               <w:t>45.19</w:t>
             </w:r>
@@ -5456,12 +5455,12 @@
       <w:tr>
         <w:tc>
           <w:tcPr>
-            <w:tcW w:type="dxa" w:w="1077"/>
-          </w:tcPr>
-          <w:p>
-            <w:r>
-              <w:rPr>
-                <w:sz w:val="18"/>
+            <w:tcW w:type="dxa" w:w="960"/>
+          </w:tcPr>
+          <w:p>
+            <w:r>
+              <w:rPr>
+                <w:sz w:val="20"/>
               </w:rPr>
               <w:t>3</w:t>
             </w:r>
@@ -5469,12 +5468,12 @@
         </w:tc>
         <w:tc>
           <w:tcPr>
-            <w:tcW w:type="dxa" w:w="1077"/>
-          </w:tcPr>
-          <w:p>
-            <w:r>
-              <w:rPr>
-                <w:sz w:val="18"/>
+            <w:tcW w:type="dxa" w:w="960"/>
+          </w:tcPr>
+          <w:p>
+            <w:r>
+              <w:rPr>
+                <w:sz w:val="20"/>
               </w:rPr>
               <w:t>13</w:t>
             </w:r>
@@ -5482,12 +5481,12 @@
         </w:tc>
         <w:tc>
           <w:tcPr>
-            <w:tcW w:type="dxa" w:w="1077"/>
-          </w:tcPr>
-          <w:p>
-            <w:r>
-              <w:rPr>
-                <w:sz w:val="18"/>
+            <w:tcW w:type="dxa" w:w="960"/>
+          </w:tcPr>
+          <w:p>
+            <w:r>
+              <w:rPr>
+                <w:sz w:val="20"/>
               </w:rPr>
               <w:t>14.3.1</w:t>
             </w:r>
@@ -5495,12 +5494,12 @@
         </w:tc>
         <w:tc>
           <w:tcPr>
-            <w:tcW w:type="dxa" w:w="1077"/>
-          </w:tcPr>
-          <w:p>
-            <w:r>
-              <w:rPr>
-                <w:sz w:val="18"/>
+            <w:tcW w:type="dxa" w:w="960"/>
+          </w:tcPr>
+          <w:p>
+            <w:r>
+              <w:rPr>
+                <w:sz w:val="20"/>
               </w:rPr>
               <w:t>15.1.2</w:t>
             </w:r>
@@ -5508,12 +5507,12 @@
         </w:tc>
         <w:tc>
           <w:tcPr>
-            <w:tcW w:type="dxa" w:w="1077"/>
-          </w:tcPr>
-          <w:p>
-            <w:r>
-              <w:rPr>
-                <w:sz w:val="18"/>
+            <w:tcW w:type="dxa" w:w="960"/>
+          </w:tcPr>
+          <w:p>
+            <w:r>
+              <w:rPr>
+                <w:sz w:val="20"/>
               </w:rPr>
               <w:t>14</w:t>
             </w:r>
@@ -5521,12 +5520,12 @@
         </w:tc>
         <w:tc>
           <w:tcPr>
-            <w:tcW w:type="dxa" w:w="1077"/>
-          </w:tcPr>
-          <w:p>
-            <w:r>
-              <w:rPr>
-                <w:sz w:val="18"/>
+            <w:tcW w:type="dxa" w:w="960"/>
+          </w:tcPr>
+          <w:p>
+            <w:r>
+              <w:rPr>
+                <w:sz w:val="20"/>
               </w:rPr>
               <w:t>0.0014</w:t>
             </w:r>
@@ -5534,12 +5533,12 @@
         </w:tc>
         <w:tc>
           <w:tcPr>
-            <w:tcW w:type="dxa" w:w="1077"/>
-          </w:tcPr>
-          <w:p>
-            <w:r>
-              <w:rPr>
-                <w:sz w:val="18"/>
+            <w:tcW w:type="dxa" w:w="960"/>
+          </w:tcPr>
+          <w:p>
+            <w:r>
+              <w:rPr>
+                <w:sz w:val="20"/>
               </w:rPr>
               <w:t>12</w:t>
             </w:r>
@@ -5547,12 +5546,12 @@
         </w:tc>
         <w:tc>
           <w:tcPr>
-            <w:tcW w:type="dxa" w:w="1077"/>
-          </w:tcPr>
-          <w:p>
-            <w:r>
-              <w:rPr>
-                <w:sz w:val="18"/>
+            <w:tcW w:type="dxa" w:w="960"/>
+          </w:tcPr>
+          <w:p>
+            <w:r>
+              <w:rPr>
+                <w:sz w:val="20"/>
               </w:rPr>
               <w:t>85.71%</w:t>
             </w:r>
@@ -5560,12 +5559,12 @@
         </w:tc>
         <w:tc>
           <w:tcPr>
-            <w:tcW w:type="dxa" w:w="1077"/>
-          </w:tcPr>
-          <w:p>
-            <w:r>
-              <w:rPr>
-                <w:sz w:val="18"/>
+            <w:tcW w:type="dxa" w:w="960"/>
+          </w:tcPr>
+          <w:p>
+            <w:r>
+              <w:rPr>
+                <w:sz w:val="20"/>
               </w:rPr>
               <w:t>43.58</w:t>
             </w:r>
@@ -5575,12 +5574,12 @@
       <w:tr>
         <w:tc>
           <w:tcPr>
-            <w:tcW w:type="dxa" w:w="1077"/>
-          </w:tcPr>
-          <w:p>
-            <w:r>
-              <w:rPr>
-                <w:sz w:val="18"/>
+            <w:tcW w:type="dxa" w:w="960"/>
+          </w:tcPr>
+          <w:p>
+            <w:r>
+              <w:rPr>
+                <w:sz w:val="20"/>
               </w:rPr>
               <w:t>4</w:t>
             </w:r>
@@ -5588,12 +5587,12 @@
         </w:tc>
         <w:tc>
           <w:tcPr>
-            <w:tcW w:type="dxa" w:w="1077"/>
-          </w:tcPr>
-          <w:p>
-            <w:r>
-              <w:rPr>
-                <w:sz w:val="18"/>
+            <w:tcW w:type="dxa" w:w="960"/>
+          </w:tcPr>
+          <w:p>
+            <w:r>
+              <w:rPr>
+                <w:sz w:val="20"/>
               </w:rPr>
               <w:t>14.3.1</w:t>
             </w:r>
@@ -5601,12 +5600,12 @@
         </w:tc>
         <w:tc>
           <w:tcPr>
-            <w:tcW w:type="dxa" w:w="1077"/>
-          </w:tcPr>
-          <w:p>
-            <w:r>
-              <w:rPr>
-                <w:sz w:val="18"/>
+            <w:tcW w:type="dxa" w:w="960"/>
+          </w:tcPr>
+          <w:p>
+            <w:r>
+              <w:rPr>
+                <w:sz w:val="20"/>
               </w:rPr>
               <w:t>15.1.1</w:t>
             </w:r>
@@ -5614,12 +5613,12 @@
         </w:tc>
         <w:tc>
           <w:tcPr>
-            <w:tcW w:type="dxa" w:w="1077"/>
-          </w:tcPr>
-          <w:p>
-            <w:r>
-              <w:rPr>
-                <w:sz w:val="18"/>
+            <w:tcW w:type="dxa" w:w="960"/>
+          </w:tcPr>
+          <w:p>
+            <w:r>
+              <w:rPr>
+                <w:sz w:val="20"/>
               </w:rPr>
               <w:t>15.1.2</w:t>
             </w:r>
@@ -5627,12 +5626,12 @@
         </w:tc>
         <w:tc>
           <w:tcPr>
-            <w:tcW w:type="dxa" w:w="1077"/>
-          </w:tcPr>
-          <w:p>
-            <w:r>
-              <w:rPr>
-                <w:sz w:val="18"/>
+            <w:tcW w:type="dxa" w:w="960"/>
+          </w:tcPr>
+          <w:p>
+            <w:r>
+              <w:rPr>
+                <w:sz w:val="20"/>
               </w:rPr>
               <w:t>10</w:t>
             </w:r>
@@ -5640,12 +5639,12 @@
         </w:tc>
         <w:tc>
           <w:tcPr>
-            <w:tcW w:type="dxa" w:w="1077"/>
-          </w:tcPr>
-          <w:p>
-            <w:r>
-              <w:rPr>
-                <w:sz w:val="18"/>
+            <w:tcW w:type="dxa" w:w="960"/>
+          </w:tcPr>
+          <w:p>
+            <w:r>
+              <w:rPr>
+                <w:sz w:val="20"/>
               </w:rPr>
               <w:t>0.0010</w:t>
             </w:r>
@@ -5653,12 +5652,12 @@
         </w:tc>
         <w:tc>
           <w:tcPr>
-            <w:tcW w:type="dxa" w:w="1077"/>
-          </w:tcPr>
-          <w:p>
-            <w:r>
-              <w:rPr>
-                <w:sz w:val="18"/>
+            <w:tcW w:type="dxa" w:w="960"/>
+          </w:tcPr>
+          <w:p>
+            <w:r>
+              <w:rPr>
+                <w:sz w:val="20"/>
               </w:rPr>
               <w:t>8</w:t>
             </w:r>
@@ -5666,12 +5665,12 @@
         </w:tc>
         <w:tc>
           <w:tcPr>
-            <w:tcW w:type="dxa" w:w="1077"/>
-          </w:tcPr>
-          <w:p>
-            <w:r>
-              <w:rPr>
-                <w:sz w:val="18"/>
+            <w:tcW w:type="dxa" w:w="960"/>
+          </w:tcPr>
+          <w:p>
+            <w:r>
+              <w:rPr>
+                <w:sz w:val="20"/>
               </w:rPr>
               <w:t>80.00%</w:t>
             </w:r>
@@ -5679,12 +5678,12 @@
         </w:tc>
         <w:tc>
           <w:tcPr>
-            <w:tcW w:type="dxa" w:w="1077"/>
-          </w:tcPr>
-          <w:p>
-            <w:r>
-              <w:rPr>
-                <w:sz w:val="18"/>
+            <w:tcW w:type="dxa" w:w="960"/>
+          </w:tcPr>
+          <w:p>
+            <w:r>
+              <w:rPr>
+                <w:sz w:val="20"/>
               </w:rPr>
               <w:t>40.67</w:t>
             </w:r>
@@ -5694,12 +5693,12 @@
       <w:tr>
         <w:tc>
           <w:tcPr>
-            <w:tcW w:type="dxa" w:w="1077"/>
-          </w:tcPr>
-          <w:p>
-            <w:r>
-              <w:rPr>
-                <w:sz w:val="18"/>
+            <w:tcW w:type="dxa" w:w="960"/>
+          </w:tcPr>
+          <w:p>
+            <w:r>
+              <w:rPr>
+                <w:sz w:val="20"/>
               </w:rPr>
               <w:t>5</w:t>
             </w:r>
@@ -5707,12 +5706,12 @@
         </w:tc>
         <w:tc>
           <w:tcPr>
-            <w:tcW w:type="dxa" w:w="1077"/>
-          </w:tcPr>
-          <w:p>
-            <w:r>
-              <w:rPr>
-                <w:sz w:val="18"/>
+            <w:tcW w:type="dxa" w:w="960"/>
+          </w:tcPr>
+          <w:p>
+            <w:r>
+              <w:rPr>
+                <w:sz w:val="20"/>
               </w:rPr>
               <w:t>13</w:t>
             </w:r>
@@ -5720,12 +5719,12 @@
         </w:tc>
         <w:tc>
           <w:tcPr>
-            <w:tcW w:type="dxa" w:w="1077"/>
-          </w:tcPr>
-          <w:p>
-            <w:r>
-              <w:rPr>
-                <w:sz w:val="18"/>
+            <w:tcW w:type="dxa" w:w="960"/>
+          </w:tcPr>
+          <w:p>
+            <w:r>
+              <w:rPr>
+                <w:sz w:val="20"/>
               </w:rPr>
               <w:t>15.1.1</w:t>
             </w:r>
@@ -5733,12 +5732,12 @@
         </w:tc>
         <w:tc>
           <w:tcPr>
-            <w:tcW w:type="dxa" w:w="1077"/>
-          </w:tcPr>
-          <w:p>
-            <w:r>
-              <w:rPr>
-                <w:sz w:val="18"/>
+            <w:tcW w:type="dxa" w:w="960"/>
+          </w:tcPr>
+          <w:p>
+            <w:r>
+              <w:rPr>
+                <w:sz w:val="20"/>
               </w:rPr>
               <w:t>15.2</w:t>
             </w:r>
@@ -5746,12 +5745,12 @@
         </w:tc>
         <w:tc>
           <w:tcPr>
-            <w:tcW w:type="dxa" w:w="1077"/>
-          </w:tcPr>
-          <w:p>
-            <w:r>
-              <w:rPr>
-                <w:sz w:val="18"/>
+            <w:tcW w:type="dxa" w:w="960"/>
+          </w:tcPr>
+          <w:p>
+            <w:r>
+              <w:rPr>
+                <w:sz w:val="20"/>
               </w:rPr>
               <w:t>14</w:t>
             </w:r>
@@ -5759,12 +5758,12 @@
         </w:tc>
         <w:tc>
           <w:tcPr>
-            <w:tcW w:type="dxa" w:w="1077"/>
-          </w:tcPr>
-          <w:p>
-            <w:r>
-              <w:rPr>
-                <w:sz w:val="18"/>
+            <w:tcW w:type="dxa" w:w="960"/>
+          </w:tcPr>
+          <w:p>
+            <w:r>
+              <w:rPr>
+                <w:sz w:val="20"/>
               </w:rPr>
               <w:t>0.0014</w:t>
             </w:r>
@@ -5772,12 +5771,12 @@
         </w:tc>
         <w:tc>
           <w:tcPr>
-            <w:tcW w:type="dxa" w:w="1077"/>
-          </w:tcPr>
-          <w:p>
-            <w:r>
-              <w:rPr>
-                <w:sz w:val="18"/>
+            <w:tcW w:type="dxa" w:w="960"/>
+          </w:tcPr>
+          <w:p>
+            <w:r>
+              <w:rPr>
+                <w:sz w:val="20"/>
               </w:rPr>
               <w:t>11</w:t>
             </w:r>
@@ -5785,12 +5784,12 @@
         </w:tc>
         <w:tc>
           <w:tcPr>
-            <w:tcW w:type="dxa" w:w="1077"/>
-          </w:tcPr>
-          <w:p>
-            <w:r>
-              <w:rPr>
-                <w:sz w:val="18"/>
+            <w:tcW w:type="dxa" w:w="960"/>
+          </w:tcPr>
+          <w:p>
+            <w:r>
+              <w:rPr>
+                <w:sz w:val="20"/>
               </w:rPr>
               <w:t>78.57%</w:t>
             </w:r>
@@ -5798,12 +5797,12 @@
         </w:tc>
         <w:tc>
           <w:tcPr>
-            <w:tcW w:type="dxa" w:w="1077"/>
-          </w:tcPr>
-          <w:p>
-            <w:r>
-              <w:rPr>
-                <w:sz w:val="18"/>
+            <w:tcW w:type="dxa" w:w="960"/>
+          </w:tcPr>
+          <w:p>
+            <w:r>
+              <w:rPr>
+                <w:sz w:val="20"/>
               </w:rPr>
               <w:t>39.95</w:t>
             </w:r>
@@ -5813,12 +5812,12 @@
       <w:tr>
         <w:tc>
           <w:tcPr>
-            <w:tcW w:type="dxa" w:w="1077"/>
-          </w:tcPr>
-          <w:p>
-            <w:r>
-              <w:rPr>
-                <w:sz w:val="18"/>
+            <w:tcW w:type="dxa" w:w="960"/>
+          </w:tcPr>
+          <w:p>
+            <w:r>
+              <w:rPr>
+                <w:sz w:val="20"/>
               </w:rPr>
               <w:t>6</w:t>
             </w:r>
@@ -5826,12 +5825,12 @@
         </w:tc>
         <w:tc>
           <w:tcPr>
-            <w:tcW w:type="dxa" w:w="1077"/>
-          </w:tcPr>
-          <w:p>
-            <w:r>
-              <w:rPr>
-                <w:sz w:val="18"/>
+            <w:tcW w:type="dxa" w:w="960"/>
+          </w:tcPr>
+          <w:p>
+            <w:r>
+              <w:rPr>
+                <w:sz w:val="20"/>
               </w:rPr>
               <w:t>15.1.1</w:t>
             </w:r>
@@ -5839,12 +5838,12 @@
         </w:tc>
         <w:tc>
           <w:tcPr>
-            <w:tcW w:type="dxa" w:w="1077"/>
-          </w:tcPr>
-          <w:p>
-            <w:r>
-              <w:rPr>
-                <w:sz w:val="18"/>
+            <w:tcW w:type="dxa" w:w="960"/>
+          </w:tcPr>
+          <w:p>
+            <w:r>
+              <w:rPr>
+                <w:sz w:val="20"/>
               </w:rPr>
               <w:t>15.1.2</w:t>
             </w:r>
@@ -5852,12 +5851,12 @@
         </w:tc>
         <w:tc>
           <w:tcPr>
-            <w:tcW w:type="dxa" w:w="1077"/>
-          </w:tcPr>
-          <w:p>
-            <w:r>
-              <w:rPr>
-                <w:sz w:val="18"/>
+            <w:tcW w:type="dxa" w:w="960"/>
+          </w:tcPr>
+          <w:p>
+            <w:r>
+              <w:rPr>
+                <w:sz w:val="20"/>
               </w:rPr>
               <w:t>15.2</w:t>
             </w:r>
@@ -5865,12 +5864,12 @@
         </w:tc>
         <w:tc>
           <w:tcPr>
-            <w:tcW w:type="dxa" w:w="1077"/>
-          </w:tcPr>
-          <w:p>
-            <w:r>
-              <w:rPr>
-                <w:sz w:val="18"/>
+            <w:tcW w:type="dxa" w:w="960"/>
+          </w:tcPr>
+          <w:p>
+            <w:r>
+              <w:rPr>
+                <w:sz w:val="20"/>
               </w:rPr>
               <w:t>13</w:t>
             </w:r>
@@ -5878,12 +5877,12 @@
         </w:tc>
         <w:tc>
           <w:tcPr>
-            <w:tcW w:type="dxa" w:w="1077"/>
-          </w:tcPr>
-          <w:p>
-            <w:r>
-              <w:rPr>
-                <w:sz w:val="18"/>
+            <w:tcW w:type="dxa" w:w="960"/>
+          </w:tcPr>
+          <w:p>
+            <w:r>
+              <w:rPr>
+                <w:sz w:val="20"/>
               </w:rPr>
               <w:t>0.0013</w:t>
             </w:r>
@@ -5891,12 +5890,12 @@
         </w:tc>
         <w:tc>
           <w:tcPr>
-            <w:tcW w:type="dxa" w:w="1077"/>
-          </w:tcPr>
-          <w:p>
-            <w:r>
-              <w:rPr>
-                <w:sz w:val="18"/>
+            <w:tcW w:type="dxa" w:w="960"/>
+          </w:tcPr>
+          <w:p>
+            <w:r>
+              <w:rPr>
+                <w:sz w:val="20"/>
               </w:rPr>
               <w:t>10</w:t>
             </w:r>
@@ -5904,12 +5903,12 @@
         </w:tc>
         <w:tc>
           <w:tcPr>
-            <w:tcW w:type="dxa" w:w="1077"/>
-          </w:tcPr>
-          <w:p>
-            <w:r>
-              <w:rPr>
-                <w:sz w:val="18"/>
+            <w:tcW w:type="dxa" w:w="960"/>
+          </w:tcPr>
+          <w:p>
+            <w:r>
+              <w:rPr>
+                <w:sz w:val="20"/>
               </w:rPr>
               <w:t>76.92%</w:t>
             </w:r>
@@ -5917,12 +5916,12 @@
         </w:tc>
         <w:tc>
           <w:tcPr>
-            <w:tcW w:type="dxa" w:w="1077"/>
-          </w:tcPr>
-          <w:p>
-            <w:r>
-              <w:rPr>
-                <w:sz w:val="18"/>
+            <w:tcW w:type="dxa" w:w="960"/>
+          </w:tcPr>
+          <w:p>
+            <w:r>
+              <w:rPr>
+                <w:sz w:val="20"/>
               </w:rPr>
               <w:t>39.11</w:t>
             </w:r>
@@ -5932,12 +5931,12 @@
       <w:tr>
         <w:tc>
           <w:tcPr>
-            <w:tcW w:type="dxa" w:w="1077"/>
-          </w:tcPr>
-          <w:p>
-            <w:r>
-              <w:rPr>
-                <w:sz w:val="18"/>
+            <w:tcW w:type="dxa" w:w="960"/>
+          </w:tcPr>
+          <w:p>
+            <w:r>
+              <w:rPr>
+                <w:sz w:val="20"/>
               </w:rPr>
               <w:t>7</w:t>
             </w:r>
@@ -5945,12 +5944,12 @@
         </w:tc>
         <w:tc>
           <w:tcPr>
-            <w:tcW w:type="dxa" w:w="1077"/>
-          </w:tcPr>
-          <w:p>
-            <w:r>
-              <w:rPr>
-                <w:sz w:val="18"/>
+            <w:tcW w:type="dxa" w:w="960"/>
+          </w:tcPr>
+          <w:p>
+            <w:r>
+              <w:rPr>
+                <w:sz w:val="20"/>
               </w:rPr>
               <w:t>13</w:t>
             </w:r>
@@ -5958,12 +5957,12 @@
         </w:tc>
         <w:tc>
           <w:tcPr>
-            <w:tcW w:type="dxa" w:w="1077"/>
-          </w:tcPr>
-          <w:p>
-            <w:r>
-              <w:rPr>
-                <w:sz w:val="18"/>
+            <w:tcW w:type="dxa" w:w="960"/>
+          </w:tcPr>
+          <w:p>
+            <w:r>
+              <w:rPr>
+                <w:sz w:val="20"/>
               </w:rPr>
               <w:t>15.1.2</w:t>
             </w:r>
@@ -5971,12 +5970,12 @@
         </w:tc>
         <w:tc>
           <w:tcPr>
-            <w:tcW w:type="dxa" w:w="1077"/>
-          </w:tcPr>
-          <w:p>
-            <w:r>
-              <w:rPr>
-                <w:sz w:val="18"/>
+            <w:tcW w:type="dxa" w:w="960"/>
+          </w:tcPr>
+          <w:p>
+            <w:r>
+              <w:rPr>
+                <w:sz w:val="20"/>
               </w:rPr>
               <w:t>16.3</w:t>
             </w:r>
@@ -5984,12 +5983,12 @@
         </w:tc>
         <w:tc>
           <w:tcPr>
-            <w:tcW w:type="dxa" w:w="1077"/>
-          </w:tcPr>
-          <w:p>
-            <w:r>
-              <w:rPr>
-                <w:sz w:val="18"/>
+            <w:tcW w:type="dxa" w:w="960"/>
+          </w:tcPr>
+          <w:p>
+            <w:r>
+              <w:rPr>
+                <w:sz w:val="20"/>
               </w:rPr>
               <w:t>10</w:t>
             </w:r>
@@ -5997,12 +5996,12 @@
         </w:tc>
         <w:tc>
           <w:tcPr>
-            <w:tcW w:type="dxa" w:w="1077"/>
-          </w:tcPr>
-          <w:p>
-            <w:r>
-              <w:rPr>
-                <w:sz w:val="18"/>
+            <w:tcW w:type="dxa" w:w="960"/>
+          </w:tcPr>
+          <w:p>
+            <w:r>
+              <w:rPr>
+                <w:sz w:val="20"/>
               </w:rPr>
               <w:t>0.0010</w:t>
             </w:r>
@@ -6010,12 +6009,12 @@
         </w:tc>
         <w:tc>
           <w:tcPr>
-            <w:tcW w:type="dxa" w:w="1077"/>
-          </w:tcPr>
-          <w:p>
-            <w:r>
-              <w:rPr>
-                <w:sz w:val="18"/>
+            <w:tcW w:type="dxa" w:w="960"/>
+          </w:tcPr>
+          <w:p>
+            <w:r>
+              <w:rPr>
+                <w:sz w:val="20"/>
               </w:rPr>
               <w:t>7</w:t>
             </w:r>
@@ -6023,12 +6022,12 @@
         </w:tc>
         <w:tc>
           <w:tcPr>
-            <w:tcW w:type="dxa" w:w="1077"/>
-          </w:tcPr>
-          <w:p>
-            <w:r>
-              <w:rPr>
-                <w:sz w:val="18"/>
+            <w:tcW w:type="dxa" w:w="960"/>
+          </w:tcPr>
+          <w:p>
+            <w:r>
+              <w:rPr>
+                <w:sz w:val="20"/>
               </w:rPr>
               <w:t>70.00%</w:t>
             </w:r>
@@ -6036,12 +6035,12 @@
         </w:tc>
         <w:tc>
           <w:tcPr>
-            <w:tcW w:type="dxa" w:w="1077"/>
-          </w:tcPr>
-          <w:p>
-            <w:r>
-              <w:rPr>
-                <w:sz w:val="18"/>
+            <w:tcW w:type="dxa" w:w="960"/>
+          </w:tcPr>
+          <w:p>
+            <w:r>
+              <w:rPr>
+                <w:sz w:val="20"/>
               </w:rPr>
               <w:t>35.59</w:t>
             </w:r>
@@ -6051,12 +6050,12 @@
       <w:tr>
         <w:tc>
           <w:tcPr>
-            <w:tcW w:type="dxa" w:w="1077"/>
-          </w:tcPr>
-          <w:p>
-            <w:r>
-              <w:rPr>
-                <w:sz w:val="18"/>
+            <w:tcW w:type="dxa" w:w="960"/>
+          </w:tcPr>
+          <w:p>
+            <w:r>
+              <w:rPr>
+                <w:sz w:val="20"/>
               </w:rPr>
               <w:t>8</w:t>
             </w:r>
@@ -6064,12 +6063,12 @@
         </w:tc>
         <w:tc>
           <w:tcPr>
-            <w:tcW w:type="dxa" w:w="1077"/>
-          </w:tcPr>
-          <w:p>
-            <w:r>
-              <w:rPr>
-                <w:sz w:val="18"/>
+            <w:tcW w:type="dxa" w:w="960"/>
+          </w:tcPr>
+          <w:p>
+            <w:r>
+              <w:rPr>
+                <w:sz w:val="20"/>
               </w:rPr>
               <w:t>13</w:t>
             </w:r>
@@ -6077,12 +6076,12 @@
         </w:tc>
         <w:tc>
           <w:tcPr>
-            <w:tcW w:type="dxa" w:w="1077"/>
-          </w:tcPr>
-          <w:p>
-            <w:r>
-              <w:rPr>
-                <w:sz w:val="18"/>
+            <w:tcW w:type="dxa" w:w="960"/>
+          </w:tcPr>
+          <w:p>
+            <w:r>
+              <w:rPr>
+                <w:sz w:val="20"/>
               </w:rPr>
               <w:t>15.1.1</w:t>
             </w:r>
@@ -6090,12 +6089,12 @@
         </w:tc>
         <w:tc>
           <w:tcPr>
-            <w:tcW w:type="dxa" w:w="1077"/>
-          </w:tcPr>
-          <w:p>
-            <w:r>
-              <w:rPr>
-                <w:sz w:val="18"/>
+            <w:tcW w:type="dxa" w:w="960"/>
+          </w:tcPr>
+          <w:p>
+            <w:r>
+              <w:rPr>
+                <w:sz w:val="20"/>
               </w:rPr>
               <w:t>15.1.2</w:t>
             </w:r>
@@ -6103,12 +6102,12 @@
         </w:tc>
         <w:tc>
           <w:tcPr>
-            <w:tcW w:type="dxa" w:w="1077"/>
-          </w:tcPr>
-          <w:p>
-            <w:r>
-              <w:rPr>
-                <w:sz w:val="18"/>
+            <w:tcW w:type="dxa" w:w="960"/>
+          </w:tcPr>
+          <w:p>
+            <w:r>
+              <w:rPr>
+                <w:sz w:val="20"/>
               </w:rPr>
               <w:t>13</w:t>
             </w:r>
@@ -6116,12 +6115,12 @@
         </w:tc>
         <w:tc>
           <w:tcPr>
-            <w:tcW w:type="dxa" w:w="1077"/>
-          </w:tcPr>
-          <w:p>
-            <w:r>
-              <w:rPr>
-                <w:sz w:val="18"/>
+            <w:tcW w:type="dxa" w:w="960"/>
+          </w:tcPr>
+          <w:p>
+            <w:r>
+              <w:rPr>
+                <w:sz w:val="20"/>
               </w:rPr>
               <w:t>0.0013</w:t>
             </w:r>
@@ -6129,12 +6128,12 @@
         </w:tc>
         <w:tc>
           <w:tcPr>
-            <w:tcW w:type="dxa" w:w="1077"/>
-          </w:tcPr>
-          <w:p>
-            <w:r>
-              <w:rPr>
-                <w:sz w:val="18"/>
+            <w:tcW w:type="dxa" w:w="960"/>
+          </w:tcPr>
+          <w:p>
+            <w:r>
+              <w:rPr>
+                <w:sz w:val="20"/>
               </w:rPr>
               <w:t>9</w:t>
             </w:r>
@@ -6142,12 +6141,12 @@
         </w:tc>
         <w:tc>
           <w:tcPr>
-            <w:tcW w:type="dxa" w:w="1077"/>
-          </w:tcPr>
-          <w:p>
-            <w:r>
-              <w:rPr>
-                <w:sz w:val="18"/>
+            <w:tcW w:type="dxa" w:w="960"/>
+          </w:tcPr>
+          <w:p>
+            <w:r>
+              <w:rPr>
+                <w:sz w:val="20"/>
               </w:rPr>
               <w:t>69.23%</w:t>
             </w:r>
@@ -6155,12 +6154,12 @@
         </w:tc>
         <w:tc>
           <w:tcPr>
-            <w:tcW w:type="dxa" w:w="1077"/>
-          </w:tcPr>
-          <w:p>
-            <w:r>
-              <w:rPr>
-                <w:sz w:val="18"/>
+            <w:tcW w:type="dxa" w:w="960"/>
+          </w:tcPr>
+          <w:p>
+            <w:r>
+              <w:rPr>
+                <w:sz w:val="20"/>
               </w:rPr>
               <w:t>35.20</w:t>
             </w:r>
@@ -6170,12 +6169,12 @@
       <w:tr>
         <w:tc>
           <w:tcPr>
-            <w:tcW w:type="dxa" w:w="1077"/>
-          </w:tcPr>
-          <w:p>
-            <w:r>
-              <w:rPr>
-                <w:sz w:val="18"/>
+            <w:tcW w:type="dxa" w:w="960"/>
+          </w:tcPr>
+          <w:p>
+            <w:r>
+              <w:rPr>
+                <w:sz w:val="20"/>
               </w:rPr>
               <w:t>9</w:t>
             </w:r>
@@ -6183,12 +6182,12 @@
         </w:tc>
         <w:tc>
           <w:tcPr>
-            <w:tcW w:type="dxa" w:w="1077"/>
-          </w:tcPr>
-          <w:p>
-            <w:r>
-              <w:rPr>
-                <w:sz w:val="18"/>
+            <w:tcW w:type="dxa" w:w="960"/>
+          </w:tcPr>
+          <w:p>
+            <w:r>
+              <w:rPr>
+                <w:sz w:val="20"/>
               </w:rPr>
               <w:t>14.3.1</w:t>
             </w:r>
@@ -6196,12 +6195,12 @@
         </w:tc>
         <w:tc>
           <w:tcPr>
-            <w:tcW w:type="dxa" w:w="1077"/>
-          </w:tcPr>
-          <w:p>
-            <w:r>
-              <w:rPr>
-                <w:sz w:val="18"/>
+            <w:tcW w:type="dxa" w:w="960"/>
+          </w:tcPr>
+          <w:p>
+            <w:r>
+              <w:rPr>
+                <w:sz w:val="20"/>
               </w:rPr>
               <w:t>15.1.2</w:t>
             </w:r>
@@ -6209,12 +6208,12 @@
         </w:tc>
         <w:tc>
           <w:tcPr>
-            <w:tcW w:type="dxa" w:w="1077"/>
-          </w:tcPr>
-          <w:p>
-            <w:r>
-              <w:rPr>
-                <w:sz w:val="18"/>
+            <w:tcW w:type="dxa" w:w="960"/>
+          </w:tcPr>
+          <w:p>
+            <w:r>
+              <w:rPr>
+                <w:sz w:val="20"/>
               </w:rPr>
               <w:t>15.2</w:t>
             </w:r>
@@ -6222,12 +6221,12 @@
         </w:tc>
         <w:tc>
           <w:tcPr>
-            <w:tcW w:type="dxa" w:w="1077"/>
-          </w:tcPr>
-          <w:p>
-            <w:r>
-              <w:rPr>
-                <w:sz w:val="18"/>
+            <w:tcW w:type="dxa" w:w="960"/>
+          </w:tcPr>
+          <w:p>
+            <w:r>
+              <w:rPr>
+                <w:sz w:val="20"/>
               </w:rPr>
               <w:t>18</w:t>
             </w:r>
@@ -6235,12 +6234,12 @@
         </w:tc>
         <w:tc>
           <w:tcPr>
-            <w:tcW w:type="dxa" w:w="1077"/>
-          </w:tcPr>
-          <w:p>
-            <w:r>
-              <w:rPr>
-                <w:sz w:val="18"/>
+            <w:tcW w:type="dxa" w:w="960"/>
+          </w:tcPr>
+          <w:p>
+            <w:r>
+              <w:rPr>
+                <w:sz w:val="20"/>
               </w:rPr>
               <w:t>0.0018</w:t>
             </w:r>
@@ -6248,12 +6247,12 @@
         </w:tc>
         <w:tc>
           <w:tcPr>
-            <w:tcW w:type="dxa" w:w="1077"/>
-          </w:tcPr>
-          <w:p>
-            <w:r>
-              <w:rPr>
-                <w:sz w:val="18"/>
+            <w:tcW w:type="dxa" w:w="960"/>
+          </w:tcPr>
+          <w:p>
+            <w:r>
+              <w:rPr>
+                <w:sz w:val="20"/>
               </w:rPr>
               <w:t>12</w:t>
             </w:r>
@@ -6261,12 +6260,12 @@
         </w:tc>
         <w:tc>
           <w:tcPr>
-            <w:tcW w:type="dxa" w:w="1077"/>
-          </w:tcPr>
-          <w:p>
-            <w:r>
-              <w:rPr>
-                <w:sz w:val="18"/>
+            <w:tcW w:type="dxa" w:w="960"/>
+          </w:tcPr>
+          <w:p>
+            <w:r>
+              <w:rPr>
+                <w:sz w:val="20"/>
               </w:rPr>
               <w:t>66.67%</w:t>
             </w:r>
@@ -6274,12 +6273,12 @@
         </w:tc>
         <w:tc>
           <w:tcPr>
-            <w:tcW w:type="dxa" w:w="1077"/>
-          </w:tcPr>
-          <w:p>
-            <w:r>
-              <w:rPr>
-                <w:sz w:val="18"/>
+            <w:tcW w:type="dxa" w:w="960"/>
+          </w:tcPr>
+          <w:p>
+            <w:r>
+              <w:rPr>
+                <w:sz w:val="20"/>
               </w:rPr>
               <w:t>33.89</w:t>
             </w:r>
@@ -6289,12 +6288,12 @@
       <w:tr>
         <w:tc>
           <w:tcPr>
-            <w:tcW w:type="dxa" w:w="1077"/>
-          </w:tcPr>
-          <w:p>
-            <w:r>
-              <w:rPr>
-                <w:sz w:val="18"/>
+            <w:tcW w:type="dxa" w:w="960"/>
+          </w:tcPr>
+          <w:p>
+            <w:r>
+              <w:rPr>
+                <w:sz w:val="20"/>
               </w:rPr>
               <w:t>10</w:t>
             </w:r>
@@ -6302,12 +6301,12 @@
         </w:tc>
         <w:tc>
           <w:tcPr>
-            <w:tcW w:type="dxa" w:w="1077"/>
-          </w:tcPr>
-          <w:p>
-            <w:r>
-              <w:rPr>
-                <w:sz w:val="18"/>
+            <w:tcW w:type="dxa" w:w="960"/>
+          </w:tcPr>
+          <w:p>
+            <w:r>
+              <w:rPr>
+                <w:sz w:val="20"/>
               </w:rPr>
               <w:t>15.1</w:t>
             </w:r>
@@ -6315,12 +6314,12 @@
         </w:tc>
         <w:tc>
           <w:tcPr>
-            <w:tcW w:type="dxa" w:w="1077"/>
-          </w:tcPr>
-          <w:p>
-            <w:r>
-              <w:rPr>
-                <w:sz w:val="18"/>
+            <w:tcW w:type="dxa" w:w="960"/>
+          </w:tcPr>
+          <w:p>
+            <w:r>
+              <w:rPr>
+                <w:sz w:val="20"/>
               </w:rPr>
               <w:t>15.2</w:t>
             </w:r>
@@ -6328,12 +6327,12 @@
         </w:tc>
         <w:tc>
           <w:tcPr>
-            <w:tcW w:type="dxa" w:w="1077"/>
-          </w:tcPr>
-          <w:p>
-            <w:r>
-              <w:rPr>
-                <w:sz w:val="18"/>
+            <w:tcW w:type="dxa" w:w="960"/>
+          </w:tcPr>
+          <w:p>
+            <w:r>
+              <w:rPr>
+                <w:sz w:val="20"/>
               </w:rPr>
               <w:t>16.2</w:t>
             </w:r>
@@ -6341,12 +6340,12 @@
         </w:tc>
         <w:tc>
           <w:tcPr>
-            <w:tcW w:type="dxa" w:w="1077"/>
-          </w:tcPr>
-          <w:p>
-            <w:r>
-              <w:rPr>
-                <w:sz w:val="18"/>
+            <w:tcW w:type="dxa" w:w="960"/>
+          </w:tcPr>
+          <w:p>
+            <w:r>
+              <w:rPr>
+                <w:sz w:val="20"/>
               </w:rPr>
               <w:t>11</w:t>
             </w:r>
@@ -6354,12 +6353,12 @@
         </w:tc>
         <w:tc>
           <w:tcPr>
-            <w:tcW w:type="dxa" w:w="1077"/>
-          </w:tcPr>
-          <w:p>
-            <w:r>
-              <w:rPr>
-                <w:sz w:val="18"/>
+            <w:tcW w:type="dxa" w:w="960"/>
+          </w:tcPr>
+          <w:p>
+            <w:r>
+              <w:rPr>
+                <w:sz w:val="20"/>
               </w:rPr>
               <w:t>0.0011</w:t>
             </w:r>
@@ -6367,12 +6366,12 @@
         </w:tc>
         <w:tc>
           <w:tcPr>
-            <w:tcW w:type="dxa" w:w="1077"/>
-          </w:tcPr>
-          <w:p>
-            <w:r>
-              <w:rPr>
-                <w:sz w:val="18"/>
+            <w:tcW w:type="dxa" w:w="960"/>
+          </w:tcPr>
+          <w:p>
+            <w:r>
+              <w:rPr>
+                <w:sz w:val="20"/>
               </w:rPr>
               <w:t>7</w:t>
             </w:r>
@@ -6380,12 +6379,12 @@
         </w:tc>
         <w:tc>
           <w:tcPr>
-            <w:tcW w:type="dxa" w:w="1077"/>
-          </w:tcPr>
-          <w:p>
-            <w:r>
-              <w:rPr>
-                <w:sz w:val="18"/>
+            <w:tcW w:type="dxa" w:w="960"/>
+          </w:tcPr>
+          <w:p>
+            <w:r>
+              <w:rPr>
+                <w:sz w:val="20"/>
               </w:rPr>
               <w:t>63.64%</w:t>
             </w:r>
@@ -6393,12 +6392,12 @@
         </w:tc>
         <w:tc>
           <w:tcPr>
-            <w:tcW w:type="dxa" w:w="1077"/>
-          </w:tcPr>
-          <w:p>
-            <w:r>
-              <w:rPr>
-                <w:sz w:val="18"/>
+            <w:tcW w:type="dxa" w:w="960"/>
+          </w:tcPr>
+          <w:p>
+            <w:r>
+              <w:rPr>
+                <w:sz w:val="20"/>
               </w:rPr>
               <w:t>32.35</w:t>
             </w:r>
@@ -6573,8 +6572,7 @@
       <w:r>
         <w:rPr>
           <w:i/>
-          <w:color w:val="666666"/>
-          <w:sz w:val="20"/>
+          <w:sz w:val="22"/>
         </w:rPr>
         <w:t>Отчёт подготовлен на основании результатов проверки Гипотезы 1 (Комбинации ФП),</w:t>
         <w:br/>
@@ -6585,7 +6583,7 @@
     </w:p>
     <w:sectPr>
       <w:pgSz w:w="12240" w:h="15840"/>
-      <w:pgMar w:top="1134" w:right="1134" w:bottom="1134" w:left="1417" w:header="720" w:footer="720" w:gutter="0"/>
+      <w:pgMar w:top="1440" w:right="1800" w:bottom="1440" w:left="1800" w:header="720" w:footer="720" w:gutter="0"/>
       <w:cols w:space="720"/>
       <w:docGrid w:linePitch="360"/>
     </w:sectPr>
@@ -6957,8 +6955,8 @@
     <w:qFormat/>
     <w:rsid w:val="00FC693F"/>
     <w:rPr>
-      <w:rFonts w:ascii="Calibri" w:hAnsi="Calibri"/>
-      <w:sz w:val="22"/>
+      <w:rFonts w:ascii="Times New Roman" w:hAnsi="Times New Roman"/>
+      <w:sz w:val="24"/>
     </w:rPr>
   </w:style>
   <w:style w:type="paragraph" w:styleId="Header">
@@ -7020,10 +7018,10 @@
       <w:outlineLvl w:val="0"/>
     </w:pPr>
     <w:rPr>
-      <w:rFonts w:asciiTheme="majorHAnsi" w:eastAsiaTheme="majorEastAsia" w:hAnsiTheme="majorHAnsi" w:cstheme="majorBidi" w:ascii="Calibri" w:hAnsi="Calibri"/>
+      <w:rFonts w:asciiTheme="majorHAnsi" w:eastAsiaTheme="majorEastAsia" w:hAnsiTheme="majorHAnsi" w:cstheme="majorBidi" w:ascii="Times New Roman" w:hAnsi="Times New Roman"/>
       <w:b/>
       <w:bCs/>
-      <w:color w:val="1F3864"/>
+      <w:color w:val="1F3A5F"/>
       <w:sz w:val="28"/>
       <w:szCs w:val="28"/>
     </w:rPr>
@@ -7044,10 +7042,10 @@
       <w:outlineLvl w:val="1"/>
     </w:pPr>
     <w:rPr>
-      <w:rFonts w:asciiTheme="majorHAnsi" w:eastAsiaTheme="majorEastAsia" w:hAnsiTheme="majorHAnsi" w:cstheme="majorBidi" w:ascii="Calibri" w:hAnsi="Calibri"/>
+      <w:rFonts w:asciiTheme="majorHAnsi" w:eastAsiaTheme="majorEastAsia" w:hAnsiTheme="majorHAnsi" w:cstheme="majorBidi" w:ascii="Times New Roman" w:hAnsi="Times New Roman"/>
       <w:b/>
       <w:bCs/>
-      <w:color w:val="1F3864"/>
+      <w:color w:val="1F3A5F"/>
       <w:sz w:val="26"/>
       <w:szCs w:val="26"/>
     </w:rPr>
@@ -7068,10 +7066,10 @@
       <w:outlineLvl w:val="2"/>
     </w:pPr>
     <w:rPr>
-      <w:rFonts w:asciiTheme="majorHAnsi" w:eastAsiaTheme="majorEastAsia" w:hAnsiTheme="majorHAnsi" w:cstheme="majorBidi" w:ascii="Calibri" w:hAnsi="Calibri"/>
+      <w:rFonts w:asciiTheme="majorHAnsi" w:eastAsiaTheme="majorEastAsia" w:hAnsiTheme="majorHAnsi" w:cstheme="majorBidi" w:ascii="Times New Roman" w:hAnsi="Times New Roman"/>
       <w:b/>
       <w:bCs/>
-      <w:color w:val="1F3864"/>
+      <w:color w:val="1F3A5F"/>
     </w:rPr>
   </w:style>
   <w:style w:type="paragraph" w:styleId="Heading4">
@@ -7091,12 +7089,12 @@
       <w:outlineLvl w:val="3"/>
     </w:pPr>
     <w:rPr>
-      <w:rFonts w:asciiTheme="majorHAnsi" w:eastAsiaTheme="majorEastAsia" w:hAnsiTheme="majorHAnsi" w:cstheme="majorBidi" w:ascii="Calibri" w:hAnsi="Calibri"/>
+      <w:rFonts w:asciiTheme="majorHAnsi" w:eastAsiaTheme="majorEastAsia" w:hAnsiTheme="majorHAnsi" w:cstheme="majorBidi" w:ascii="Times New Roman" w:hAnsi="Times New Roman"/>
       <w:b/>
       <w:bCs/>
       <w:i/>
       <w:iCs/>
-      <w:color w:val="1F3864"/>
+      <w:color w:val="1F3A5F"/>
     </w:rPr>
   </w:style>
   <w:style w:type="paragraph" w:styleId="Heading5">
@@ -7116,8 +7114,9 @@
       <w:outlineLvl w:val="4"/>
     </w:pPr>
     <w:rPr>
-      <w:rFonts w:asciiTheme="majorHAnsi" w:eastAsiaTheme="majorEastAsia" w:hAnsiTheme="majorHAnsi" w:cstheme="majorBidi" w:ascii="Calibri" w:hAnsi="Calibri"/>
-      <w:color w:val="1F3864"/>
+      <w:rFonts w:asciiTheme="majorHAnsi" w:eastAsiaTheme="majorEastAsia" w:hAnsiTheme="majorHAnsi" w:cstheme="majorBidi" w:ascii="Times New Roman" w:hAnsi="Times New Roman"/>
+      <w:b/>
+      <w:color w:val="1F3A5F"/>
     </w:rPr>
   </w:style>
   <w:style w:type="paragraph" w:styleId="Heading6">
@@ -7137,10 +7136,11 @@
       <w:outlineLvl w:val="5"/>
     </w:pPr>
     <w:rPr>
-      <w:rFonts w:asciiTheme="majorHAnsi" w:eastAsiaTheme="majorEastAsia" w:hAnsiTheme="majorHAnsi" w:cstheme="majorBidi" w:ascii="Calibri" w:hAnsi="Calibri"/>
+      <w:rFonts w:asciiTheme="majorHAnsi" w:eastAsiaTheme="majorEastAsia" w:hAnsiTheme="majorHAnsi" w:cstheme="majorBidi" w:ascii="Times New Roman" w:hAnsi="Times New Roman"/>
+      <w:b/>
       <w:i/>
       <w:iCs/>
-      <w:color w:val="1F3864"/>
+      <w:color w:val="1F3A5F"/>
     </w:rPr>
   </w:style>
   <w:style w:type="paragraph" w:styleId="Heading7">
@@ -7160,10 +7160,11 @@
       <w:outlineLvl w:val="6"/>
     </w:pPr>
     <w:rPr>
-      <w:rFonts w:asciiTheme="majorHAnsi" w:eastAsiaTheme="majorEastAsia" w:hAnsiTheme="majorHAnsi" w:cstheme="majorBidi" w:ascii="Calibri" w:hAnsi="Calibri"/>
+      <w:rFonts w:asciiTheme="majorHAnsi" w:eastAsiaTheme="majorEastAsia" w:hAnsiTheme="majorHAnsi" w:cstheme="majorBidi" w:ascii="Times New Roman" w:hAnsi="Times New Roman"/>
+      <w:b/>
       <w:i/>
       <w:iCs/>
-      <w:color w:val="1F3864"/>
+      <w:color w:val="1F3A5F"/>
     </w:rPr>
   </w:style>
   <w:style w:type="paragraph" w:styleId="Heading8">
@@ -7183,8 +7184,9 @@
       <w:outlineLvl w:val="7"/>
     </w:pPr>
     <w:rPr>
-      <w:rFonts w:asciiTheme="majorHAnsi" w:eastAsiaTheme="majorEastAsia" w:hAnsiTheme="majorHAnsi" w:cstheme="majorBidi" w:ascii="Calibri" w:hAnsi="Calibri"/>
-      <w:color w:val="1F3864"/>
+      <w:rFonts w:asciiTheme="majorHAnsi" w:eastAsiaTheme="majorEastAsia" w:hAnsiTheme="majorHAnsi" w:cstheme="majorBidi" w:ascii="Times New Roman" w:hAnsi="Times New Roman"/>
+      <w:b/>
+      <w:color w:val="1F3A5F"/>
       <w:sz w:val="20"/>
       <w:szCs w:val="20"/>
     </w:rPr>
@@ -7206,10 +7208,11 @@
       <w:outlineLvl w:val="8"/>
     </w:pPr>
     <w:rPr>
-      <w:rFonts w:asciiTheme="majorHAnsi" w:eastAsiaTheme="majorEastAsia" w:hAnsiTheme="majorHAnsi" w:cstheme="majorBidi" w:ascii="Calibri" w:hAnsi="Calibri"/>
+      <w:rFonts w:asciiTheme="majorHAnsi" w:eastAsiaTheme="majorEastAsia" w:hAnsiTheme="majorHAnsi" w:cstheme="majorBidi" w:ascii="Times New Roman" w:hAnsi="Times New Roman"/>
+      <w:b/>
       <w:i/>
       <w:iCs/>
-      <w:color w:val="1F3864"/>
+      <w:color w:val="1F3A5F"/>
       <w:sz w:val="20"/>
       <w:szCs w:val="20"/>
     </w:rPr>
@@ -7257,10 +7260,10 @@
     <w:uiPriority w:val="9"/>
     <w:rsid w:val="00FC693F"/>
     <w:rPr>
-      <w:rFonts w:asciiTheme="majorHAnsi" w:eastAsiaTheme="majorEastAsia" w:hAnsiTheme="majorHAnsi" w:cstheme="majorBidi" w:ascii="Calibri" w:hAnsi="Calibri"/>
+      <w:rFonts w:asciiTheme="majorHAnsi" w:eastAsiaTheme="majorEastAsia" w:hAnsiTheme="majorHAnsi" w:cstheme="majorBidi" w:ascii="Times New Roman" w:hAnsi="Times New Roman"/>
       <w:b/>
       <w:bCs/>
-      <w:color w:val="1F3864"/>
+      <w:color w:val="1F3A5F"/>
       <w:sz w:val="28"/>
       <w:szCs w:val="28"/>
     </w:rPr>
@@ -7272,10 +7275,10 @@
     <w:uiPriority w:val="9"/>
     <w:rsid w:val="00FC693F"/>
     <w:rPr>
-      <w:rFonts w:asciiTheme="majorHAnsi" w:eastAsiaTheme="majorEastAsia" w:hAnsiTheme="majorHAnsi" w:cstheme="majorBidi" w:ascii="Calibri" w:hAnsi="Calibri"/>
+      <w:rFonts w:asciiTheme="majorHAnsi" w:eastAsiaTheme="majorEastAsia" w:hAnsiTheme="majorHAnsi" w:cstheme="majorBidi" w:ascii="Times New Roman" w:hAnsi="Times New Roman"/>
       <w:b/>
       <w:bCs/>
-      <w:color w:val="1F3864"/>
+      <w:color w:val="1F3A5F"/>
       <w:sz w:val="26"/>
       <w:szCs w:val="26"/>
     </w:rPr>
@@ -7287,10 +7290,10 @@
     <w:uiPriority w:val="9"/>
     <w:rsid w:val="00FC693F"/>
     <w:rPr>
-      <w:rFonts w:asciiTheme="majorHAnsi" w:eastAsiaTheme="majorEastAsia" w:hAnsiTheme="majorHAnsi" w:cstheme="majorBidi" w:ascii="Calibri" w:hAnsi="Calibri"/>
+      <w:rFonts w:asciiTheme="majorHAnsi" w:eastAsiaTheme="majorEastAsia" w:hAnsiTheme="majorHAnsi" w:cstheme="majorBidi" w:ascii="Times New Roman" w:hAnsi="Times New Roman"/>
       <w:b/>
       <w:bCs/>
-      <w:color w:val="1F3864"/>
+      <w:color w:val="1F3A5F"/>
     </w:rPr>
   </w:style>
   <w:style w:type="paragraph" w:styleId="Title">
@@ -7660,12 +7663,12 @@
     <w:semiHidden/>
     <w:rsid w:val="00FC693F"/>
     <w:rPr>
-      <w:rFonts w:asciiTheme="majorHAnsi" w:eastAsiaTheme="majorEastAsia" w:hAnsiTheme="majorHAnsi" w:cstheme="majorBidi" w:ascii="Calibri" w:hAnsi="Calibri"/>
+      <w:rFonts w:asciiTheme="majorHAnsi" w:eastAsiaTheme="majorEastAsia" w:hAnsiTheme="majorHAnsi" w:cstheme="majorBidi" w:ascii="Times New Roman" w:hAnsi="Times New Roman"/>
       <w:b/>
       <w:bCs/>
       <w:i/>
       <w:iCs/>
-      <w:color w:val="1F3864"/>
+      <w:color w:val="1F3A5F"/>
     </w:rPr>
   </w:style>
   <w:style w:type="character" w:customStyle="1" w:styleId="Heading5Char">
@@ -7676,8 +7679,9 @@
     <w:semiHidden/>
     <w:rsid w:val="00FC693F"/>
     <w:rPr>
-      <w:rFonts w:asciiTheme="majorHAnsi" w:eastAsiaTheme="majorEastAsia" w:hAnsiTheme="majorHAnsi" w:cstheme="majorBidi" w:ascii="Calibri" w:hAnsi="Calibri"/>
-      <w:color w:val="1F3864"/>
+      <w:rFonts w:asciiTheme="majorHAnsi" w:eastAsiaTheme="majorEastAsia" w:hAnsiTheme="majorHAnsi" w:cstheme="majorBidi" w:ascii="Times New Roman" w:hAnsi="Times New Roman"/>
+      <w:b/>
+      <w:color w:val="1F3A5F"/>
     </w:rPr>
   </w:style>
   <w:style w:type="character" w:customStyle="1" w:styleId="Heading6Char">
@@ -7688,10 +7692,11 @@
     <w:semiHidden/>
     <w:rsid w:val="00FC693F"/>
     <w:rPr>
-      <w:rFonts w:asciiTheme="majorHAnsi" w:eastAsiaTheme="majorEastAsia" w:hAnsiTheme="majorHAnsi" w:cstheme="majorBidi" w:ascii="Calibri" w:hAnsi="Calibri"/>
+      <w:rFonts w:asciiTheme="majorHAnsi" w:eastAsiaTheme="majorEastAsia" w:hAnsiTheme="majorHAnsi" w:cstheme="majorBidi" w:ascii="Times New Roman" w:hAnsi="Times New Roman"/>
+      <w:b/>
       <w:i/>
       <w:iCs/>
-      <w:color w:val="1F3864"/>
+      <w:color w:val="1F3A5F"/>
     </w:rPr>
   </w:style>
   <w:style w:type="character" w:customStyle="1" w:styleId="Heading7Char">
@@ -7702,10 +7707,11 @@
     <w:semiHidden/>
     <w:rsid w:val="00FC693F"/>
     <w:rPr>
-      <w:rFonts w:asciiTheme="majorHAnsi" w:eastAsiaTheme="majorEastAsia" w:hAnsiTheme="majorHAnsi" w:cstheme="majorBidi" w:ascii="Calibri" w:hAnsi="Calibri"/>
+      <w:rFonts w:asciiTheme="majorHAnsi" w:eastAsiaTheme="majorEastAsia" w:hAnsiTheme="majorHAnsi" w:cstheme="majorBidi" w:ascii="Times New Roman" w:hAnsi="Times New Roman"/>
+      <w:b/>
       <w:i/>
       <w:iCs/>
-      <w:color w:val="1F3864"/>
+      <w:color w:val="1F3A5F"/>
     </w:rPr>
   </w:style>
   <w:style w:type="character" w:customStyle="1" w:styleId="Heading8Char">
@@ -7716,8 +7722,9 @@
     <w:semiHidden/>
     <w:rsid w:val="00FC693F"/>
     <w:rPr>
-      <w:rFonts w:asciiTheme="majorHAnsi" w:eastAsiaTheme="majorEastAsia" w:hAnsiTheme="majorHAnsi" w:cstheme="majorBidi" w:ascii="Calibri" w:hAnsi="Calibri"/>
-      <w:color w:val="1F3864"/>
+      <w:rFonts w:asciiTheme="majorHAnsi" w:eastAsiaTheme="majorEastAsia" w:hAnsiTheme="majorHAnsi" w:cstheme="majorBidi" w:ascii="Times New Roman" w:hAnsi="Times New Roman"/>
+      <w:b/>
+      <w:color w:val="1F3A5F"/>
       <w:sz w:val="20"/>
       <w:szCs w:val="20"/>
     </w:rPr>
@@ -7730,10 +7737,11 @@
     <w:semiHidden/>
     <w:rsid w:val="00FC693F"/>
     <w:rPr>
-      <w:rFonts w:asciiTheme="majorHAnsi" w:eastAsiaTheme="majorEastAsia" w:hAnsiTheme="majorHAnsi" w:cstheme="majorBidi" w:ascii="Calibri" w:hAnsi="Calibri"/>
+      <w:rFonts w:asciiTheme="majorHAnsi" w:eastAsiaTheme="majorEastAsia" w:hAnsiTheme="majorHAnsi" w:cstheme="majorBidi" w:ascii="Times New Roman" w:hAnsi="Times New Roman"/>
+      <w:b/>
       <w:i/>
       <w:iCs/>
-      <w:color w:val="1F3864"/>
+      <w:color w:val="1F3A5F"/>
       <w:sz w:val="20"/>
       <w:szCs w:val="20"/>
     </w:rPr>
